--- a/TemplateLaporanWebI.docx
+++ b/TemplateLaporanWebI.docx
@@ -10,6 +10,7 @@
           <w:b/>
           <w:sz w:val="32"/>
           <w:szCs w:val="32"/>
+          <w:lang w:val="sv-SE"/>
         </w:rPr>
       </w:pPr>
       <w:r>
@@ -18,6 +19,7 @@
           <w:b/>
           <w:sz w:val="32"/>
           <w:szCs w:val="32"/>
+          <w:lang w:val="sv-SE"/>
         </w:rPr>
         <w:t xml:space="preserve">LAPORAN </w:t>
       </w:r>
@@ -27,6 +29,7 @@
           <w:b/>
           <w:sz w:val="32"/>
           <w:szCs w:val="32"/>
+          <w:lang w:val="sv-SE"/>
         </w:rPr>
         <w:t xml:space="preserve">PRAKTIKUM </w:t>
       </w:r>
@@ -39,6 +42,7 @@
           <w:b/>
           <w:sz w:val="32"/>
           <w:szCs w:val="32"/>
+          <w:lang w:val="sv-SE"/>
         </w:rPr>
       </w:pPr>
       <w:r>
@@ -47,6 +51,7 @@
           <w:b/>
           <w:sz w:val="32"/>
           <w:szCs w:val="32"/>
+          <w:lang w:val="sv-SE"/>
         </w:rPr>
         <w:t xml:space="preserve">PEMROGRAMAN </w:t>
       </w:r>
@@ -56,6 +61,7 @@
           <w:b/>
           <w:sz w:val="32"/>
           <w:szCs w:val="32"/>
+          <w:lang w:val="sv-SE"/>
         </w:rPr>
         <w:t xml:space="preserve">WEB </w:t>
       </w:r>
@@ -65,6 +71,7 @@
           <w:b/>
           <w:sz w:val="32"/>
           <w:szCs w:val="32"/>
+          <w:lang w:val="sv-SE"/>
         </w:rPr>
         <w:t>I</w:t>
       </w:r>
@@ -78,6 +85,7 @@
           <w:noProof/>
           <w:sz w:val="32"/>
           <w:szCs w:val="32"/>
+          <w:lang w:val="sv-SE"/>
         </w:rPr>
       </w:pPr>
       <w:r>
@@ -86,6 +94,7 @@
           <w:b/>
           <w:sz w:val="32"/>
           <w:szCs w:val="32"/>
+          <w:lang w:val="sv-SE"/>
         </w:rPr>
         <w:t>MODUL 1</w:t>
       </w:r>
@@ -98,6 +107,7 @@
           <w:b/>
           <w:sz w:val="28"/>
           <w:szCs w:val="28"/>
+          <w:lang w:val="sv-SE"/>
         </w:rPr>
       </w:pPr>
     </w:p>
@@ -109,6 +119,7 @@
           <w:b/>
           <w:sz w:val="28"/>
           <w:szCs w:val="28"/>
+          <w:lang w:val="sv-SE"/>
         </w:rPr>
       </w:pPr>
     </w:p>
@@ -210,6 +221,7 @@
           <w:b/>
           <w:sz w:val="32"/>
           <w:szCs w:val="32"/>
+          <w:lang w:val="sv-SE"/>
         </w:rPr>
       </w:pPr>
       <w:r>
@@ -218,6 +230,7 @@
           <w:b/>
           <w:sz w:val="32"/>
           <w:szCs w:val="32"/>
+          <w:lang w:val="sv-SE"/>
         </w:rPr>
         <w:t>DASAR-DASAR HTML</w:t>
       </w:r>
@@ -230,6 +243,7 @@
           <w:b/>
           <w:sz w:val="28"/>
           <w:szCs w:val="28"/>
+          <w:lang w:val="sv-SE"/>
         </w:rPr>
       </w:pPr>
     </w:p>
@@ -241,6 +255,7 @@
           <w:b/>
           <w:sz w:val="28"/>
           <w:szCs w:val="28"/>
+          <w:lang w:val="sv-SE"/>
         </w:rPr>
       </w:pPr>
       <w:r>
@@ -249,6 +264,7 @@
           <w:b/>
           <w:sz w:val="28"/>
           <w:szCs w:val="28"/>
+          <w:lang w:val="sv-SE"/>
         </w:rPr>
         <w:t>Oleh:</w:t>
       </w:r>
@@ -262,6 +278,7 @@
           <w:b/>
           <w:sz w:val="28"/>
           <w:szCs w:val="28"/>
+          <w:lang w:val="sv-SE"/>
         </w:rPr>
       </w:pPr>
       <w:r>
@@ -270,6 +287,7 @@
           <w:b/>
           <w:sz w:val="28"/>
           <w:szCs w:val="28"/>
+          <w:lang w:val="sv-SE"/>
         </w:rPr>
         <w:t xml:space="preserve">Muhammad </w:t>
       </w:r>
@@ -279,6 +297,7 @@
           <w:b/>
           <w:sz w:val="28"/>
           <w:szCs w:val="28"/>
+          <w:lang w:val="sv-SE"/>
         </w:rPr>
         <w:t>Maulana Azhari</w:t>
       </w:r>
@@ -288,6 +307,7 @@
           <w:b/>
           <w:sz w:val="28"/>
           <w:szCs w:val="28"/>
+          <w:lang w:val="sv-SE"/>
         </w:rPr>
         <w:tab/>
         <w:t xml:space="preserve">NIM. </w:t>
@@ -298,6 +318,7 @@
           <w:b/>
           <w:sz w:val="28"/>
           <w:szCs w:val="28"/>
+          <w:lang w:val="sv-SE"/>
         </w:rPr>
         <w:t>2410817210003</w:t>
       </w:r>
@@ -314,6 +335,7 @@
           <w:b/>
           <w:sz w:val="28"/>
           <w:szCs w:val="28"/>
+          <w:lang w:val="sv-SE"/>
         </w:rPr>
       </w:pPr>
       <w:r>
@@ -322,6 +344,7 @@
           <w:b/>
           <w:sz w:val="28"/>
           <w:szCs w:val="28"/>
+          <w:lang w:val="sv-SE"/>
         </w:rPr>
         <w:tab/>
       </w:r>
@@ -332,6 +355,7 @@
           <w:rFonts w:cs="Times New Roman"/>
           <w:sz w:val="28"/>
           <w:szCs w:val="28"/>
+          <w:lang w:val="sv-SE"/>
         </w:rPr>
       </w:pPr>
     </w:p>
@@ -342,6 +366,7 @@
           <w:b/>
           <w:sz w:val="28"/>
           <w:szCs w:val="28"/>
+          <w:lang w:val="sv-SE"/>
         </w:rPr>
       </w:pPr>
     </w:p>
@@ -353,6 +378,7 @@
           <w:b/>
           <w:sz w:val="28"/>
           <w:szCs w:val="28"/>
+          <w:lang w:val="sv-SE"/>
         </w:rPr>
       </w:pPr>
       <w:r>
@@ -361,6 +387,7 @@
           <w:b/>
           <w:sz w:val="28"/>
           <w:szCs w:val="28"/>
+          <w:lang w:val="sv-SE"/>
         </w:rPr>
         <w:t>PROGRAM STUDI TEKNOLOGI INFORMASI</w:t>
       </w:r>
@@ -373,6 +400,7 @@
           <w:b/>
           <w:sz w:val="28"/>
           <w:szCs w:val="28"/>
+          <w:lang w:val="sv-SE"/>
         </w:rPr>
       </w:pPr>
       <w:r>
@@ -381,6 +409,7 @@
           <w:b/>
           <w:sz w:val="28"/>
           <w:szCs w:val="28"/>
+          <w:lang w:val="sv-SE"/>
         </w:rPr>
         <w:t>FAKULTAS TEKNIK</w:t>
       </w:r>
@@ -393,6 +422,7 @@
           <w:b/>
           <w:sz w:val="28"/>
           <w:szCs w:val="28"/>
+          <w:lang w:val="sv-SE"/>
         </w:rPr>
       </w:pPr>
       <w:r>
@@ -401,6 +431,7 @@
           <w:b/>
           <w:sz w:val="28"/>
           <w:szCs w:val="28"/>
+          <w:lang w:val="sv-SE"/>
         </w:rPr>
         <w:t>UNIVERSITAS LAMBUNG MANGKURAT</w:t>
       </w:r>
@@ -413,6 +444,7 @@
           <w:b/>
           <w:sz w:val="28"/>
           <w:szCs w:val="28"/>
+          <w:lang w:val="sv-SE"/>
         </w:rPr>
         <w:sectPr>
           <w:footerReference w:type="default" r:id="rId9"/>
@@ -429,6 +461,7 @@
           <w:b/>
           <w:sz w:val="28"/>
           <w:szCs w:val="28"/>
+          <w:lang w:val="sv-SE"/>
         </w:rPr>
         <w:t>APRIL</w:t>
       </w:r>
@@ -438,6 +471,7 @@
           <w:b/>
           <w:sz w:val="28"/>
           <w:szCs w:val="28"/>
+          <w:lang w:val="sv-SE"/>
         </w:rPr>
         <w:t xml:space="preserve"> 202</w:t>
       </w:r>
@@ -447,6 +481,7 @@
           <w:b/>
           <w:sz w:val="28"/>
           <w:szCs w:val="28"/>
+          <w:lang w:val="sv-SE"/>
         </w:rPr>
         <w:t>5</w:t>
       </w:r>
@@ -454,9 +489,15 @@
     <w:p>
       <w:pPr>
         <w:pStyle w:val="Heading1"/>
-      </w:pPr>
-      <w:bookmarkStart w:id="0" w:name="_Toc195388415"/>
-      <w:r>
+        <w:rPr>
+          <w:lang w:val="sv-SE"/>
+        </w:rPr>
+      </w:pPr>
+      <w:bookmarkStart w:id="0" w:name="_Toc232104472"/>
+      <w:r>
+        <w:rPr>
+          <w:lang w:val="sv-SE"/>
+        </w:rPr>
         <w:lastRenderedPageBreak/>
         <w:t>LEMBAR PENGESAHAN</w:t>
       </w:r>
@@ -470,6 +511,7 @@
           <w:b/>
           <w:sz w:val="28"/>
           <w:szCs w:val="28"/>
+          <w:lang w:val="sv-SE"/>
         </w:rPr>
       </w:pPr>
       <w:r>
@@ -478,6 +520,7 @@
           <w:b/>
           <w:sz w:val="28"/>
           <w:szCs w:val="28"/>
+          <w:lang w:val="sv-SE"/>
         </w:rPr>
         <w:t xml:space="preserve">LAPORAN PRAKTIKUM PEMROGRAMAN </w:t>
       </w:r>
@@ -487,6 +530,7 @@
           <w:b/>
           <w:sz w:val="28"/>
           <w:szCs w:val="28"/>
+          <w:lang w:val="sv-SE"/>
         </w:rPr>
         <w:t xml:space="preserve">WEB </w:t>
       </w:r>
@@ -496,6 +540,7 @@
           <w:b/>
           <w:sz w:val="28"/>
           <w:szCs w:val="28"/>
+          <w:lang w:val="sv-SE"/>
         </w:rPr>
         <w:t>I</w:t>
       </w:r>
@@ -508,6 +553,7 @@
           <w:b/>
           <w:sz w:val="28"/>
           <w:szCs w:val="28"/>
+          <w:lang w:val="sv-SE"/>
         </w:rPr>
       </w:pPr>
       <w:r>
@@ -516,6 +562,7 @@
           <w:b/>
           <w:sz w:val="28"/>
           <w:szCs w:val="28"/>
+          <w:lang w:val="sv-SE"/>
         </w:rPr>
         <w:t>MODUL 1</w:t>
       </w:r>
@@ -528,6 +575,7 @@
           <w:b/>
           <w:sz w:val="28"/>
           <w:szCs w:val="28"/>
+          <w:lang w:val="sv-SE"/>
         </w:rPr>
       </w:pPr>
     </w:p>
@@ -536,289 +584,64 @@
         <w:rPr>
           <w:rFonts w:cs="Times New Roman"/>
           <w:szCs w:val="24"/>
-        </w:rPr>
-      </w:pPr>
-      <w:proofErr w:type="spellStart"/>
+          <w:lang w:val="sv-SE"/>
+        </w:rPr>
+      </w:pPr>
       <w:r>
         <w:rPr>
           <w:rFonts w:cs="Times New Roman"/>
           <w:szCs w:val="24"/>
-        </w:rPr>
-        <w:t>Laporan</w:t>
-      </w:r>
-      <w:proofErr w:type="spellEnd"/>
+          <w:lang w:val="sv-SE"/>
+        </w:rPr>
+        <w:t xml:space="preserve">Laporan Praktikum Pemrograman </w:t>
+      </w:r>
       <w:r>
         <w:rPr>
           <w:rFonts w:cs="Times New Roman"/>
           <w:szCs w:val="24"/>
-        </w:rPr>
-        <w:t xml:space="preserve"> </w:t>
-      </w:r>
-      <w:proofErr w:type="spellStart"/>
+          <w:lang w:val="sv-SE"/>
+        </w:rPr>
+        <w:t>Web I</w:t>
+      </w:r>
       <w:r>
         <w:rPr>
           <w:rFonts w:cs="Times New Roman"/>
           <w:szCs w:val="24"/>
-        </w:rPr>
-        <w:t>Praktikum</w:t>
-      </w:r>
-      <w:proofErr w:type="spellEnd"/>
+          <w:lang w:val="sv-SE"/>
+        </w:rPr>
+        <w:t xml:space="preserve"> Modul 1: </w:t>
+      </w:r>
       <w:r>
         <w:rPr>
           <w:rFonts w:cs="Times New Roman"/>
           <w:szCs w:val="24"/>
-        </w:rPr>
-        <w:t xml:space="preserve"> </w:t>
-      </w:r>
-      <w:proofErr w:type="spellStart"/>
+          <w:lang w:val="sv-SE"/>
+        </w:rPr>
+        <w:t>Dasar-Dasar HTML</w:t>
+      </w:r>
       <w:r>
         <w:rPr>
           <w:rFonts w:cs="Times New Roman"/>
           <w:szCs w:val="24"/>
-        </w:rPr>
-        <w:t>Pemrograman</w:t>
-      </w:r>
-      <w:proofErr w:type="spellEnd"/>
+          <w:lang w:val="sv-SE"/>
+        </w:rPr>
+        <w:t xml:space="preserve"> ini disusun sebagai syarat lulus mata kuliah Praktikum Pemrograman </w:t>
+      </w:r>
       <w:r>
         <w:rPr>
           <w:rFonts w:cs="Times New Roman"/>
           <w:szCs w:val="24"/>
-        </w:rPr>
-        <w:t xml:space="preserve"> </w:t>
+          <w:lang w:val="sv-SE"/>
+        </w:rPr>
+        <w:t>Web I</w:t>
       </w:r>
       <w:r>
         <w:rPr>
           <w:rFonts w:cs="Times New Roman"/>
           <w:szCs w:val="24"/>
-        </w:rPr>
-        <w:t>Web I</w:t>
-      </w:r>
-      <w:r>
-        <w:rPr>
-          <w:rFonts w:cs="Times New Roman"/>
-          <w:szCs w:val="24"/>
-        </w:rPr>
-        <w:t xml:space="preserve"> Modul 1: </w:t>
-      </w:r>
-      <w:r>
-        <w:rPr>
-          <w:rFonts w:cs="Times New Roman"/>
-          <w:szCs w:val="24"/>
-        </w:rPr>
-        <w:t>Dasar-Dasar HTML</w:t>
-      </w:r>
-      <w:r>
-        <w:rPr>
-          <w:rFonts w:cs="Times New Roman"/>
-          <w:szCs w:val="24"/>
-        </w:rPr>
-        <w:t xml:space="preserve"> </w:t>
-      </w:r>
-      <w:proofErr w:type="spellStart"/>
-      <w:r>
-        <w:rPr>
-          <w:rFonts w:cs="Times New Roman"/>
-          <w:szCs w:val="24"/>
-        </w:rPr>
-        <w:t>ini</w:t>
-      </w:r>
-      <w:proofErr w:type="spellEnd"/>
-      <w:r>
-        <w:rPr>
-          <w:rFonts w:cs="Times New Roman"/>
-          <w:szCs w:val="24"/>
-        </w:rPr>
-        <w:t xml:space="preserve"> </w:t>
-      </w:r>
-      <w:proofErr w:type="spellStart"/>
-      <w:r>
-        <w:rPr>
-          <w:rFonts w:cs="Times New Roman"/>
-          <w:szCs w:val="24"/>
-        </w:rPr>
-        <w:t>disusun</w:t>
-      </w:r>
-      <w:proofErr w:type="spellEnd"/>
-      <w:r>
-        <w:rPr>
-          <w:rFonts w:cs="Times New Roman"/>
-          <w:szCs w:val="24"/>
-        </w:rPr>
-        <w:t xml:space="preserve"> </w:t>
-      </w:r>
-      <w:proofErr w:type="spellStart"/>
-      <w:r>
-        <w:rPr>
-          <w:rFonts w:cs="Times New Roman"/>
-          <w:szCs w:val="24"/>
-        </w:rPr>
-        <w:t>sebagai</w:t>
-      </w:r>
-      <w:proofErr w:type="spellEnd"/>
-      <w:r>
-        <w:rPr>
-          <w:rFonts w:cs="Times New Roman"/>
-          <w:szCs w:val="24"/>
-        </w:rPr>
-        <w:t xml:space="preserve"> </w:t>
-      </w:r>
-      <w:proofErr w:type="spellStart"/>
-      <w:r>
-        <w:rPr>
-          <w:rFonts w:cs="Times New Roman"/>
-          <w:szCs w:val="24"/>
-        </w:rPr>
-        <w:t>syarat</w:t>
-      </w:r>
-      <w:proofErr w:type="spellEnd"/>
-      <w:r>
-        <w:rPr>
-          <w:rFonts w:cs="Times New Roman"/>
-          <w:szCs w:val="24"/>
-        </w:rPr>
-        <w:t xml:space="preserve"> lulus </w:t>
-      </w:r>
-      <w:proofErr w:type="spellStart"/>
-      <w:r>
-        <w:rPr>
-          <w:rFonts w:cs="Times New Roman"/>
-          <w:szCs w:val="24"/>
-        </w:rPr>
-        <w:t>mata</w:t>
-      </w:r>
-      <w:proofErr w:type="spellEnd"/>
-      <w:r>
-        <w:rPr>
-          <w:rFonts w:cs="Times New Roman"/>
-          <w:szCs w:val="24"/>
-        </w:rPr>
-        <w:t xml:space="preserve"> </w:t>
-      </w:r>
-      <w:proofErr w:type="spellStart"/>
-      <w:r>
-        <w:rPr>
-          <w:rFonts w:cs="Times New Roman"/>
-          <w:szCs w:val="24"/>
-        </w:rPr>
-        <w:t>kuliah</w:t>
-      </w:r>
-      <w:proofErr w:type="spellEnd"/>
-      <w:r>
-        <w:rPr>
-          <w:rFonts w:cs="Times New Roman"/>
-          <w:szCs w:val="24"/>
-        </w:rPr>
-        <w:t xml:space="preserve"> </w:t>
-      </w:r>
-      <w:proofErr w:type="spellStart"/>
-      <w:r>
-        <w:rPr>
-          <w:rFonts w:cs="Times New Roman"/>
-          <w:szCs w:val="24"/>
-        </w:rPr>
-        <w:t>Praktikum</w:t>
-      </w:r>
-      <w:proofErr w:type="spellEnd"/>
-      <w:r>
-        <w:rPr>
-          <w:rFonts w:cs="Times New Roman"/>
-          <w:szCs w:val="24"/>
-        </w:rPr>
-        <w:t xml:space="preserve"> </w:t>
-      </w:r>
-      <w:proofErr w:type="spellStart"/>
-      <w:r>
-        <w:rPr>
-          <w:rFonts w:cs="Times New Roman"/>
-          <w:szCs w:val="24"/>
-        </w:rPr>
-        <w:t>Pemrograman</w:t>
-      </w:r>
-      <w:proofErr w:type="spellEnd"/>
-      <w:r>
-        <w:rPr>
-          <w:rFonts w:cs="Times New Roman"/>
-          <w:szCs w:val="24"/>
-        </w:rPr>
-        <w:t xml:space="preserve"> </w:t>
-      </w:r>
-      <w:r>
-        <w:rPr>
-          <w:rFonts w:cs="Times New Roman"/>
-          <w:szCs w:val="24"/>
-        </w:rPr>
-        <w:t>Web I</w:t>
-      </w:r>
-      <w:r>
-        <w:rPr>
-          <w:rFonts w:cs="Times New Roman"/>
-          <w:szCs w:val="24"/>
-        </w:rPr>
-        <w:t xml:space="preserve">. </w:t>
-      </w:r>
-      <w:proofErr w:type="spellStart"/>
-      <w:r>
-        <w:rPr>
-          <w:rFonts w:cs="Times New Roman"/>
-          <w:szCs w:val="24"/>
-        </w:rPr>
-        <w:t>Laporan</w:t>
-      </w:r>
-      <w:proofErr w:type="spellEnd"/>
-      <w:r>
-        <w:rPr>
-          <w:rFonts w:cs="Times New Roman"/>
-          <w:szCs w:val="24"/>
-        </w:rPr>
-        <w:t xml:space="preserve"> </w:t>
-      </w:r>
-      <w:proofErr w:type="spellStart"/>
-      <w:r>
-        <w:rPr>
-          <w:rFonts w:cs="Times New Roman"/>
-          <w:szCs w:val="24"/>
-        </w:rPr>
-        <w:t>Prakitkum</w:t>
-      </w:r>
-      <w:proofErr w:type="spellEnd"/>
-      <w:r>
-        <w:rPr>
-          <w:rFonts w:cs="Times New Roman"/>
-          <w:szCs w:val="24"/>
-        </w:rPr>
-        <w:t xml:space="preserve"> </w:t>
-      </w:r>
-      <w:proofErr w:type="spellStart"/>
-      <w:r>
-        <w:rPr>
-          <w:rFonts w:cs="Times New Roman"/>
-          <w:szCs w:val="24"/>
-        </w:rPr>
-        <w:t>ini</w:t>
-      </w:r>
-      <w:proofErr w:type="spellEnd"/>
-      <w:r>
-        <w:rPr>
-          <w:rFonts w:cs="Times New Roman"/>
-          <w:szCs w:val="24"/>
-        </w:rPr>
-        <w:t xml:space="preserve"> </w:t>
-      </w:r>
-      <w:proofErr w:type="spellStart"/>
-      <w:r>
-        <w:rPr>
-          <w:rFonts w:cs="Times New Roman"/>
-          <w:szCs w:val="24"/>
-        </w:rPr>
-        <w:t>dikerjakan</w:t>
-      </w:r>
-      <w:proofErr w:type="spellEnd"/>
-      <w:r>
-        <w:rPr>
-          <w:rFonts w:cs="Times New Roman"/>
-          <w:szCs w:val="24"/>
-        </w:rPr>
-        <w:t xml:space="preserve"> oleh:</w:t>
+          <w:lang w:val="sv-SE"/>
+        </w:rPr>
+        <w:t>. Laporan Prakitkum ini dikerjakan oleh:</w:t>
       </w:r>
     </w:p>
     <w:p>
@@ -828,6 +651,7 @@
           <w:b/>
           <w:sz w:val="28"/>
           <w:szCs w:val="28"/>
+          <w:lang w:val="sv-SE"/>
         </w:rPr>
       </w:pPr>
     </w:p>
@@ -1167,7 +991,7 @@
         <w:pStyle w:val="Heading1"/>
         <w:spacing w:before="0"/>
       </w:pPr>
-      <w:bookmarkStart w:id="1" w:name="_Toc195388416"/>
+      <w:bookmarkStart w:id="1" w:name="_Toc232104473"/>
       <w:r>
         <w:lastRenderedPageBreak/>
         <w:t>DAFTAR ISI</w:t>
@@ -1210,8 +1034,10 @@
             <w:rPr>
               <w:rFonts w:asciiTheme="minorHAnsi" w:eastAsiaTheme="minorEastAsia" w:hAnsiTheme="minorHAnsi"/>
               <w:noProof/>
+              <w:kern w:val="2"/>
               <w:szCs w:val="24"/>
-              <w:lang w:val="en-ID"/>
+              <w:lang w:val="en-ID" w:eastAsia="en-ID"/>
+              <w14:ligatures w14:val="standardContextual"/>
             </w:rPr>
           </w:pPr>
           <w:r>
@@ -1223,7 +1049,7 @@
           <w:r>
             <w:fldChar w:fldCharType="separate"/>
           </w:r>
-          <w:hyperlink w:anchor="_Toc195388415" w:history="1">
+          <w:hyperlink w:anchor="_Toc232104472" w:history="1">
             <w:r>
               <w:rPr>
                 <w:rStyle w:val="Hyperlink"/>
@@ -1250,7 +1076,7 @@
                 <w:noProof/>
                 <w:webHidden/>
               </w:rPr>
-              <w:instrText xml:space="preserve"> PAGEREF _Toc195388415 \h </w:instrText>
+              <w:instrText xml:space="preserve"> PAGEREF _Toc232104472 \h </w:instrText>
             </w:r>
             <w:r>
               <w:rPr>
@@ -1290,11 +1116,13 @@
             <w:rPr>
               <w:rFonts w:asciiTheme="minorHAnsi" w:eastAsiaTheme="minorEastAsia" w:hAnsiTheme="minorHAnsi"/>
               <w:noProof/>
+              <w:kern w:val="2"/>
               <w:szCs w:val="24"/>
-              <w:lang w:val="en-ID"/>
+              <w:lang w:val="en-ID" w:eastAsia="en-ID"/>
+              <w14:ligatures w14:val="standardContextual"/>
             </w:rPr>
           </w:pPr>
-          <w:hyperlink w:anchor="_Toc195388416" w:history="1">
+          <w:hyperlink w:anchor="_Toc232104473" w:history="1">
             <w:r>
               <w:rPr>
                 <w:rStyle w:val="Hyperlink"/>
@@ -1321,7 +1149,7 @@
                 <w:noProof/>
                 <w:webHidden/>
               </w:rPr>
-              <w:instrText xml:space="preserve"> PAGEREF _Toc195388416 \h </w:instrText>
+              <w:instrText xml:space="preserve"> PAGEREF _Toc232104473 \h </w:instrText>
             </w:r>
             <w:r>
               <w:rPr>
@@ -1361,11 +1189,13 @@
             <w:rPr>
               <w:rFonts w:asciiTheme="minorHAnsi" w:eastAsiaTheme="minorEastAsia" w:hAnsiTheme="minorHAnsi"/>
               <w:noProof/>
+              <w:kern w:val="2"/>
               <w:szCs w:val="24"/>
-              <w:lang w:val="en-ID"/>
+              <w:lang w:val="en-ID" w:eastAsia="en-ID"/>
+              <w14:ligatures w14:val="standardContextual"/>
             </w:rPr>
           </w:pPr>
-          <w:hyperlink w:anchor="_Toc195388417" w:history="1">
+          <w:hyperlink w:anchor="_Toc232104474" w:history="1">
             <w:r>
               <w:rPr>
                 <w:rStyle w:val="Hyperlink"/>
@@ -1392,7 +1222,7 @@
                 <w:noProof/>
                 <w:webHidden/>
               </w:rPr>
-              <w:instrText xml:space="preserve"> PAGEREF _Toc195388417 \h </w:instrText>
+              <w:instrText xml:space="preserve"> PAGEREF _Toc232104474 \h </w:instrText>
             </w:r>
             <w:r>
               <w:rPr>
@@ -1412,7 +1242,7 @@
                 <w:noProof/>
                 <w:webHidden/>
               </w:rPr>
-              <w:t>6</w:t>
+              <w:t>3</w:t>
             </w:r>
             <w:r>
               <w:rPr>
@@ -1432,11 +1262,13 @@
             <w:rPr>
               <w:rFonts w:asciiTheme="minorHAnsi" w:eastAsiaTheme="minorEastAsia" w:hAnsiTheme="minorHAnsi"/>
               <w:noProof/>
+              <w:kern w:val="2"/>
               <w:szCs w:val="24"/>
-              <w:lang w:val="en-ID"/>
+              <w:lang w:val="en-ID" w:eastAsia="en-ID"/>
+              <w14:ligatures w14:val="standardContextual"/>
             </w:rPr>
           </w:pPr>
-          <w:hyperlink w:anchor="_Toc195388418" w:history="1">
+          <w:hyperlink w:anchor="_Toc232104475" w:history="1">
             <w:r>
               <w:rPr>
                 <w:rStyle w:val="Hyperlink"/>
@@ -1463,7 +1295,7 @@
                 <w:noProof/>
                 <w:webHidden/>
               </w:rPr>
-              <w:instrText xml:space="preserve"> PAGEREF _Toc195388418 \h </w:instrText>
+              <w:instrText xml:space="preserve"> PAGEREF _Toc232104475 \h </w:instrText>
             </w:r>
             <w:r>
               <w:rPr>
@@ -1483,7 +1315,7 @@
                 <w:noProof/>
                 <w:webHidden/>
               </w:rPr>
-              <w:t>7</w:t>
+              <w:t>5</w:t>
             </w:r>
             <w:r>
               <w:rPr>
@@ -1503,11 +1335,13 @@
             <w:rPr>
               <w:rFonts w:asciiTheme="minorHAnsi" w:eastAsiaTheme="minorEastAsia" w:hAnsiTheme="minorHAnsi"/>
               <w:noProof/>
+              <w:kern w:val="2"/>
               <w:szCs w:val="24"/>
-              <w:lang w:val="en-ID"/>
+              <w:lang w:val="en-ID" w:eastAsia="en-ID"/>
+              <w14:ligatures w14:val="standardContextual"/>
             </w:rPr>
           </w:pPr>
-          <w:hyperlink w:anchor="_Toc195388419" w:history="1">
+          <w:hyperlink w:anchor="_Toc232104476" w:history="1">
             <w:r>
               <w:rPr>
                 <w:rStyle w:val="Hyperlink"/>
@@ -1534,7 +1368,7 @@
                 <w:noProof/>
                 <w:webHidden/>
               </w:rPr>
-              <w:instrText xml:space="preserve"> PAGEREF _Toc195388419 \h </w:instrText>
+              <w:instrText xml:space="preserve"> PAGEREF _Toc232104476 \h </w:instrText>
             </w:r>
             <w:r>
               <w:rPr>
@@ -1554,7 +1388,7 @@
                 <w:noProof/>
                 <w:webHidden/>
               </w:rPr>
-              <w:t>8</w:t>
+              <w:t>6</w:t>
             </w:r>
             <w:r>
               <w:rPr>
@@ -1575,11 +1409,13 @@
             <w:rPr>
               <w:rFonts w:asciiTheme="minorHAnsi" w:eastAsiaTheme="minorEastAsia" w:hAnsiTheme="minorHAnsi"/>
               <w:noProof/>
+              <w:kern w:val="2"/>
               <w:szCs w:val="24"/>
-              <w:lang w:val="en-ID"/>
+              <w:lang w:val="en-ID" w:eastAsia="en-ID"/>
+              <w14:ligatures w14:val="standardContextual"/>
             </w:rPr>
           </w:pPr>
-          <w:hyperlink w:anchor="_Toc195388420" w:history="1">
+          <w:hyperlink w:anchor="_Toc232104477" w:history="1">
             <w:r>
               <w:rPr>
                 <w:rStyle w:val="Hyperlink"/>
@@ -1592,8 +1428,10 @@
               <w:rPr>
                 <w:rFonts w:asciiTheme="minorHAnsi" w:eastAsiaTheme="minorEastAsia" w:hAnsiTheme="minorHAnsi"/>
                 <w:noProof/>
+                <w:kern w:val="2"/>
                 <w:szCs w:val="24"/>
-                <w:lang w:val="en-ID"/>
+                <w:lang w:val="en-ID" w:eastAsia="en-ID"/>
+                <w14:ligatures w14:val="standardContextual"/>
               </w:rPr>
               <w:tab/>
             </w:r>
@@ -1624,7 +1462,7 @@
                 <w:noProof/>
                 <w:webHidden/>
               </w:rPr>
-              <w:instrText xml:space="preserve"> PAGEREF _Toc195388420 \h </w:instrText>
+              <w:instrText xml:space="preserve"> PAGEREF _Toc232104477 \h </w:instrText>
             </w:r>
             <w:r>
               <w:rPr>
@@ -1644,7 +1482,7 @@
                 <w:noProof/>
                 <w:webHidden/>
               </w:rPr>
-              <w:t>8</w:t>
+              <w:t>6</w:t>
             </w:r>
             <w:r>
               <w:rPr>
@@ -1663,10 +1501,15 @@
               <w:tab w:val="right" w:leader="dot" w:pos="8261"/>
             </w:tabs>
             <w:rPr>
+              <w:rFonts w:asciiTheme="minorHAnsi" w:eastAsiaTheme="minorEastAsia" w:hAnsiTheme="minorHAnsi"/>
               <w:noProof/>
+              <w:kern w:val="2"/>
+              <w:szCs w:val="24"/>
+              <w:lang w:val="en-ID" w:eastAsia="en-ID"/>
+              <w14:ligatures w14:val="standardContextual"/>
             </w:rPr>
           </w:pPr>
-          <w:hyperlink w:anchor="_Toc195388421" w:history="1">
+          <w:hyperlink w:anchor="_Toc232104478" w:history="1">
             <w:r>
               <w:rPr>
                 <w:rStyle w:val="Hyperlink"/>
@@ -1676,7 +1519,12 @@
             </w:r>
             <w:r>
               <w:rPr>
-                <w:noProof/>
+                <w:rFonts w:asciiTheme="minorHAnsi" w:eastAsiaTheme="minorEastAsia" w:hAnsiTheme="minorHAnsi"/>
+                <w:noProof/>
+                <w:kern w:val="2"/>
+                <w:szCs w:val="24"/>
+                <w:lang w:val="en-ID" w:eastAsia="en-ID"/>
+                <w14:ligatures w14:val="standardContextual"/>
               </w:rPr>
               <w:tab/>
             </w:r>
@@ -1706,7 +1554,7 @@
                 <w:noProof/>
                 <w:webHidden/>
               </w:rPr>
-              <w:instrText xml:space="preserve"> PAGEREF _Toc195388421 \h </w:instrText>
+              <w:instrText xml:space="preserve"> PAGEREF _Toc232104478 \h </w:instrText>
             </w:r>
             <w:r>
               <w:rPr>
@@ -1726,7 +1574,7 @@
                 <w:noProof/>
                 <w:webHidden/>
               </w:rPr>
-              <w:t>8</w:t>
+              <w:t>6</w:t>
             </w:r>
             <w:r>
               <w:rPr>
@@ -1745,10 +1593,15 @@
               <w:tab w:val="right" w:leader="dot" w:pos="8261"/>
             </w:tabs>
             <w:rPr>
+              <w:rFonts w:asciiTheme="minorHAnsi" w:eastAsiaTheme="minorEastAsia" w:hAnsiTheme="minorHAnsi"/>
               <w:noProof/>
+              <w:kern w:val="2"/>
+              <w:szCs w:val="24"/>
+              <w:lang w:val="en-ID" w:eastAsia="en-ID"/>
+              <w14:ligatures w14:val="standardContextual"/>
             </w:rPr>
           </w:pPr>
-          <w:hyperlink w:anchor="_Toc195388422" w:history="1">
+          <w:hyperlink w:anchor="_Toc232104479" w:history="1">
             <w:r>
               <w:rPr>
                 <w:rStyle w:val="Hyperlink"/>
@@ -1758,7 +1611,12 @@
             </w:r>
             <w:r>
               <w:rPr>
-                <w:noProof/>
+                <w:rFonts w:asciiTheme="minorHAnsi" w:eastAsiaTheme="minorEastAsia" w:hAnsiTheme="minorHAnsi"/>
+                <w:noProof/>
+                <w:kern w:val="2"/>
+                <w:szCs w:val="24"/>
+                <w:lang w:val="en-ID" w:eastAsia="en-ID"/>
+                <w14:ligatures w14:val="standardContextual"/>
               </w:rPr>
               <w:tab/>
             </w:r>
@@ -1788,7 +1646,7 @@
                 <w:noProof/>
                 <w:webHidden/>
               </w:rPr>
-              <w:instrText xml:space="preserve"> PAGEREF _Toc195388422 \h </w:instrText>
+              <w:instrText xml:space="preserve"> PAGEREF _Toc232104479 \h </w:instrText>
             </w:r>
             <w:r>
               <w:rPr>
@@ -1808,7 +1666,7 @@
                 <w:noProof/>
                 <w:webHidden/>
               </w:rPr>
-              <w:t>9</w:t>
+              <w:t>7</w:t>
             </w:r>
             <w:r>
               <w:rPr>
@@ -1827,10 +1685,15 @@
               <w:tab w:val="right" w:leader="dot" w:pos="8261"/>
             </w:tabs>
             <w:rPr>
+              <w:rFonts w:asciiTheme="minorHAnsi" w:eastAsiaTheme="minorEastAsia" w:hAnsiTheme="minorHAnsi"/>
               <w:noProof/>
+              <w:kern w:val="2"/>
+              <w:szCs w:val="24"/>
+              <w:lang w:val="en-ID" w:eastAsia="en-ID"/>
+              <w14:ligatures w14:val="standardContextual"/>
             </w:rPr>
           </w:pPr>
-          <w:hyperlink w:anchor="_Toc195388423" w:history="1">
+          <w:hyperlink w:anchor="_Toc232104480" w:history="1">
             <w:r>
               <w:rPr>
                 <w:rStyle w:val="Hyperlink"/>
@@ -1840,7 +1703,12 @@
             </w:r>
             <w:r>
               <w:rPr>
-                <w:noProof/>
+                <w:rFonts w:asciiTheme="minorHAnsi" w:eastAsiaTheme="minorEastAsia" w:hAnsiTheme="minorHAnsi"/>
+                <w:noProof/>
+                <w:kern w:val="2"/>
+                <w:szCs w:val="24"/>
+                <w:lang w:val="en-ID" w:eastAsia="en-ID"/>
+                <w14:ligatures w14:val="standardContextual"/>
               </w:rPr>
               <w:tab/>
             </w:r>
@@ -1870,7 +1738,7 @@
                 <w:noProof/>
                 <w:webHidden/>
               </w:rPr>
-              <w:instrText xml:space="preserve"> PAGEREF _Toc195388423 \h </w:instrText>
+              <w:instrText xml:space="preserve"> PAGEREF _Toc232104480 \h </w:instrText>
             </w:r>
             <w:r>
               <w:rPr>
@@ -1890,7 +1758,7 @@
                 <w:noProof/>
                 <w:webHidden/>
               </w:rPr>
-              <w:t>9</w:t>
+              <w:t>8</w:t>
             </w:r>
             <w:r>
               <w:rPr>
@@ -1911,11 +1779,13 @@
             <w:rPr>
               <w:rFonts w:asciiTheme="minorHAnsi" w:eastAsiaTheme="minorEastAsia" w:hAnsiTheme="minorHAnsi"/>
               <w:noProof/>
+              <w:kern w:val="2"/>
               <w:szCs w:val="24"/>
-              <w:lang w:val="en-ID"/>
+              <w:lang w:val="en-ID" w:eastAsia="en-ID"/>
+              <w14:ligatures w14:val="standardContextual"/>
             </w:rPr>
           </w:pPr>
-          <w:hyperlink w:anchor="_Toc195388424" w:history="1">
+          <w:hyperlink w:anchor="_Toc232104481" w:history="1">
             <w:r>
               <w:rPr>
                 <w:rStyle w:val="Hyperlink"/>
@@ -1928,8 +1798,10 @@
               <w:rPr>
                 <w:rFonts w:asciiTheme="minorHAnsi" w:eastAsiaTheme="minorEastAsia" w:hAnsiTheme="minorHAnsi"/>
                 <w:noProof/>
+                <w:kern w:val="2"/>
                 <w:szCs w:val="24"/>
-                <w:lang w:val="en-ID"/>
+                <w:lang w:val="en-ID" w:eastAsia="en-ID"/>
+                <w14:ligatures w14:val="standardContextual"/>
               </w:rPr>
               <w:tab/>
             </w:r>
@@ -1959,7 +1831,7 @@
                 <w:noProof/>
                 <w:webHidden/>
               </w:rPr>
-              <w:instrText xml:space="preserve"> PAGEREF _Toc195388424 \h </w:instrText>
+              <w:instrText xml:space="preserve"> PAGEREF _Toc232104481 \h </w:instrText>
             </w:r>
             <w:r>
               <w:rPr>
@@ -1979,7 +1851,7 @@
                 <w:noProof/>
                 <w:webHidden/>
               </w:rPr>
-              <w:t>10</w:t>
+              <w:t>8</w:t>
             </w:r>
             <w:r>
               <w:rPr>
@@ -1998,10 +1870,15 @@
               <w:tab w:val="right" w:leader="dot" w:pos="8261"/>
             </w:tabs>
             <w:rPr>
+              <w:rFonts w:asciiTheme="minorHAnsi" w:eastAsiaTheme="minorEastAsia" w:hAnsiTheme="minorHAnsi"/>
               <w:noProof/>
+              <w:kern w:val="2"/>
+              <w:szCs w:val="24"/>
+              <w:lang w:val="en-ID" w:eastAsia="en-ID"/>
+              <w14:ligatures w14:val="standardContextual"/>
             </w:rPr>
           </w:pPr>
-          <w:hyperlink w:anchor="_Toc195388425" w:history="1">
+          <w:hyperlink w:anchor="_Toc232104482" w:history="1">
             <w:r>
               <w:rPr>
                 <w:rStyle w:val="Hyperlink"/>
@@ -2011,7 +1888,12 @@
             </w:r>
             <w:r>
               <w:rPr>
-                <w:noProof/>
+                <w:rFonts w:asciiTheme="minorHAnsi" w:eastAsiaTheme="minorEastAsia" w:hAnsiTheme="minorHAnsi"/>
+                <w:noProof/>
+                <w:kern w:val="2"/>
+                <w:szCs w:val="24"/>
+                <w:lang w:val="en-ID" w:eastAsia="en-ID"/>
+                <w14:ligatures w14:val="standardContextual"/>
               </w:rPr>
               <w:tab/>
             </w:r>
@@ -2041,7 +1923,7 @@
                 <w:noProof/>
                 <w:webHidden/>
               </w:rPr>
-              <w:instrText xml:space="preserve"> PAGEREF _Toc195388425 \h </w:instrText>
+              <w:instrText xml:space="preserve"> PAGEREF _Toc232104482 \h </w:instrText>
             </w:r>
             <w:r>
               <w:rPr>
@@ -2061,7 +1943,7 @@
                 <w:noProof/>
                 <w:webHidden/>
               </w:rPr>
-              <w:t>10</w:t>
+              <w:t>8</w:t>
             </w:r>
             <w:r>
               <w:rPr>
@@ -2080,10 +1962,15 @@
               <w:tab w:val="right" w:leader="dot" w:pos="8261"/>
             </w:tabs>
             <w:rPr>
+              <w:rFonts w:asciiTheme="minorHAnsi" w:eastAsiaTheme="minorEastAsia" w:hAnsiTheme="minorHAnsi"/>
               <w:noProof/>
+              <w:kern w:val="2"/>
+              <w:szCs w:val="24"/>
+              <w:lang w:val="en-ID" w:eastAsia="en-ID"/>
+              <w14:ligatures w14:val="standardContextual"/>
             </w:rPr>
           </w:pPr>
-          <w:hyperlink w:anchor="_Toc195388426" w:history="1">
+          <w:hyperlink w:anchor="_Toc232104483" w:history="1">
             <w:r>
               <w:rPr>
                 <w:rStyle w:val="Hyperlink"/>
@@ -2093,7 +1980,12 @@
             </w:r>
             <w:r>
               <w:rPr>
-                <w:noProof/>
+                <w:rFonts w:asciiTheme="minorHAnsi" w:eastAsiaTheme="minorEastAsia" w:hAnsiTheme="minorHAnsi"/>
+                <w:noProof/>
+                <w:kern w:val="2"/>
+                <w:szCs w:val="24"/>
+                <w:lang w:val="en-ID" w:eastAsia="en-ID"/>
+                <w14:ligatures w14:val="standardContextual"/>
               </w:rPr>
               <w:tab/>
             </w:r>
@@ -2123,7 +2015,7 @@
                 <w:noProof/>
                 <w:webHidden/>
               </w:rPr>
-              <w:instrText xml:space="preserve"> PAGEREF _Toc195388426 \h </w:instrText>
+              <w:instrText xml:space="preserve"> PAGEREF _Toc232104483 \h </w:instrText>
             </w:r>
             <w:r>
               <w:rPr>
@@ -2143,7 +2035,7 @@
                 <w:noProof/>
                 <w:webHidden/>
               </w:rPr>
-              <w:t>10</w:t>
+              <w:t>9</w:t>
             </w:r>
             <w:r>
               <w:rPr>
@@ -2162,10 +2054,15 @@
               <w:tab w:val="right" w:leader="dot" w:pos="8261"/>
             </w:tabs>
             <w:rPr>
+              <w:rFonts w:asciiTheme="minorHAnsi" w:eastAsiaTheme="minorEastAsia" w:hAnsiTheme="minorHAnsi"/>
               <w:noProof/>
+              <w:kern w:val="2"/>
+              <w:szCs w:val="24"/>
+              <w:lang w:val="en-ID" w:eastAsia="en-ID"/>
+              <w14:ligatures w14:val="standardContextual"/>
             </w:rPr>
           </w:pPr>
-          <w:hyperlink w:anchor="_Toc195388427" w:history="1">
+          <w:hyperlink w:anchor="_Toc232104484" w:history="1">
             <w:r>
               <w:rPr>
                 <w:rStyle w:val="Hyperlink"/>
@@ -2175,7 +2072,12 @@
             </w:r>
             <w:r>
               <w:rPr>
-                <w:noProof/>
+                <w:rFonts w:asciiTheme="minorHAnsi" w:eastAsiaTheme="minorEastAsia" w:hAnsiTheme="minorHAnsi"/>
+                <w:noProof/>
+                <w:kern w:val="2"/>
+                <w:szCs w:val="24"/>
+                <w:lang w:val="en-ID" w:eastAsia="en-ID"/>
+                <w14:ligatures w14:val="standardContextual"/>
               </w:rPr>
               <w:tab/>
             </w:r>
@@ -2205,7 +2107,7 @@
                 <w:noProof/>
                 <w:webHidden/>
               </w:rPr>
-              <w:instrText xml:space="preserve"> PAGEREF _Toc195388427 \h </w:instrText>
+              <w:instrText xml:space="preserve"> PAGEREF _Toc232104484 \h </w:instrText>
             </w:r>
             <w:r>
               <w:rPr>
@@ -2225,2687 +2127,7 @@
                 <w:noProof/>
                 <w:webHidden/>
               </w:rPr>
-              <w:t>11</w:t>
-            </w:r>
-            <w:r>
-              <w:rPr>
-                <w:noProof/>
-                <w:webHidden/>
-              </w:rPr>
-              <w:fldChar w:fldCharType="end"/>
-            </w:r>
-          </w:hyperlink>
-        </w:p>
-        <w:p>
-          <w:pPr>
-            <w:pStyle w:val="TOC2"/>
-            <w:tabs>
-              <w:tab w:val="left" w:pos="720"/>
-              <w:tab w:val="right" w:leader="dot" w:pos="8261"/>
-            </w:tabs>
-            <w:rPr>
-              <w:rFonts w:asciiTheme="minorHAnsi" w:eastAsiaTheme="minorEastAsia" w:hAnsiTheme="minorHAnsi"/>
-              <w:noProof/>
-              <w:szCs w:val="24"/>
-              <w:lang w:val="en-ID"/>
-            </w:rPr>
-          </w:pPr>
-          <w:hyperlink w:anchor="_Toc195388428" w:history="1">
-            <w:r>
-              <w:rPr>
-                <w:rStyle w:val="Hyperlink"/>
-                <w:noProof/>
-                <w:lang w:val="id"/>
-              </w:rPr>
-              <w:t>3.</w:t>
-            </w:r>
-            <w:r>
-              <w:rPr>
-                <w:rFonts w:asciiTheme="minorHAnsi" w:eastAsiaTheme="minorEastAsia" w:hAnsiTheme="minorHAnsi"/>
-                <w:noProof/>
-                <w:szCs w:val="24"/>
-                <w:lang w:val="en-ID"/>
-              </w:rPr>
-              <w:tab/>
-            </w:r>
-            <w:r>
-              <w:rPr>
-                <w:rStyle w:val="Hyperlink"/>
-                <w:noProof/>
-              </w:rPr>
-              <w:t>Garis horisontal dan komentar tersembunyi</w:t>
-            </w:r>
-            <w:r>
-              <w:rPr>
-                <w:noProof/>
-                <w:webHidden/>
-              </w:rPr>
-              <w:tab/>
-            </w:r>
-            <w:r>
-              <w:rPr>
-                <w:noProof/>
-                <w:webHidden/>
-              </w:rPr>
-              <w:fldChar w:fldCharType="begin"/>
-            </w:r>
-            <w:r>
-              <w:rPr>
-                <w:noProof/>
-                <w:webHidden/>
-              </w:rPr>
-              <w:instrText xml:space="preserve"> PAGEREF _Toc195388428 \h </w:instrText>
-            </w:r>
-            <w:r>
-              <w:rPr>
-                <w:noProof/>
-                <w:webHidden/>
-              </w:rPr>
-            </w:r>
-            <w:r>
-              <w:rPr>
-                <w:noProof/>
-                <w:webHidden/>
-              </w:rPr>
-              <w:fldChar w:fldCharType="separate"/>
-            </w:r>
-            <w:r>
-              <w:rPr>
-                <w:noProof/>
-                <w:webHidden/>
-              </w:rPr>
-              <w:t>12</w:t>
-            </w:r>
-            <w:r>
-              <w:rPr>
-                <w:noProof/>
-                <w:webHidden/>
-              </w:rPr>
-              <w:fldChar w:fldCharType="end"/>
-            </w:r>
-          </w:hyperlink>
-        </w:p>
-        <w:p>
-          <w:pPr>
-            <w:pStyle w:val="TOC3"/>
-            <w:tabs>
-              <w:tab w:val="left" w:pos="960"/>
-              <w:tab w:val="right" w:leader="dot" w:pos="8261"/>
-            </w:tabs>
-            <w:rPr>
-              <w:noProof/>
-            </w:rPr>
-          </w:pPr>
-          <w:hyperlink w:anchor="_Toc195388429" w:history="1">
-            <w:r>
-              <w:rPr>
-                <w:rStyle w:val="Hyperlink"/>
-                <w:noProof/>
-              </w:rPr>
-              <w:t>A.</w:t>
-            </w:r>
-            <w:r>
-              <w:rPr>
-                <w:noProof/>
-              </w:rPr>
-              <w:tab/>
-            </w:r>
-            <w:r>
-              <w:rPr>
-                <w:rStyle w:val="Hyperlink"/>
-                <w:noProof/>
-              </w:rPr>
-              <w:t>Source Code</w:t>
-            </w:r>
-            <w:r>
-              <w:rPr>
-                <w:noProof/>
-                <w:webHidden/>
-              </w:rPr>
-              <w:tab/>
-            </w:r>
-            <w:r>
-              <w:rPr>
-                <w:noProof/>
-                <w:webHidden/>
-              </w:rPr>
-              <w:fldChar w:fldCharType="begin"/>
-            </w:r>
-            <w:r>
-              <w:rPr>
-                <w:noProof/>
-                <w:webHidden/>
-              </w:rPr>
-              <w:instrText xml:space="preserve"> PAGEREF _Toc195388429 \h </w:instrText>
-            </w:r>
-            <w:r>
-              <w:rPr>
-                <w:noProof/>
-                <w:webHidden/>
-              </w:rPr>
-            </w:r>
-            <w:r>
-              <w:rPr>
-                <w:noProof/>
-                <w:webHidden/>
-              </w:rPr>
-              <w:fldChar w:fldCharType="separate"/>
-            </w:r>
-            <w:r>
-              <w:rPr>
-                <w:noProof/>
-                <w:webHidden/>
-              </w:rPr>
-              <w:t>12</w:t>
-            </w:r>
-            <w:r>
-              <w:rPr>
-                <w:noProof/>
-                <w:webHidden/>
-              </w:rPr>
-              <w:fldChar w:fldCharType="end"/>
-            </w:r>
-          </w:hyperlink>
-        </w:p>
-        <w:p>
-          <w:pPr>
-            <w:pStyle w:val="TOC3"/>
-            <w:tabs>
-              <w:tab w:val="left" w:pos="960"/>
-              <w:tab w:val="right" w:leader="dot" w:pos="8261"/>
-            </w:tabs>
-            <w:rPr>
-              <w:noProof/>
-            </w:rPr>
-          </w:pPr>
-          <w:hyperlink w:anchor="_Toc195388430" w:history="1">
-            <w:r>
-              <w:rPr>
-                <w:rStyle w:val="Hyperlink"/>
-                <w:noProof/>
-              </w:rPr>
-              <w:t>B.</w:t>
-            </w:r>
-            <w:r>
-              <w:rPr>
-                <w:noProof/>
-              </w:rPr>
-              <w:tab/>
-            </w:r>
-            <w:r>
-              <w:rPr>
-                <w:rStyle w:val="Hyperlink"/>
-                <w:noProof/>
-              </w:rPr>
-              <w:t>Output Program</w:t>
-            </w:r>
-            <w:r>
-              <w:rPr>
-                <w:noProof/>
-                <w:webHidden/>
-              </w:rPr>
-              <w:tab/>
-            </w:r>
-            <w:r>
-              <w:rPr>
-                <w:noProof/>
-                <w:webHidden/>
-              </w:rPr>
-              <w:fldChar w:fldCharType="begin"/>
-            </w:r>
-            <w:r>
-              <w:rPr>
-                <w:noProof/>
-                <w:webHidden/>
-              </w:rPr>
-              <w:instrText xml:space="preserve"> PAGEREF _Toc195388430 \h </w:instrText>
-            </w:r>
-            <w:r>
-              <w:rPr>
-                <w:noProof/>
-                <w:webHidden/>
-              </w:rPr>
-            </w:r>
-            <w:r>
-              <w:rPr>
-                <w:noProof/>
-                <w:webHidden/>
-              </w:rPr>
-              <w:fldChar w:fldCharType="separate"/>
-            </w:r>
-            <w:r>
-              <w:rPr>
-                <w:noProof/>
-                <w:webHidden/>
-              </w:rPr>
-              <w:t>12</w:t>
-            </w:r>
-            <w:r>
-              <w:rPr>
-                <w:noProof/>
-                <w:webHidden/>
-              </w:rPr>
-              <w:fldChar w:fldCharType="end"/>
-            </w:r>
-          </w:hyperlink>
-        </w:p>
-        <w:p>
-          <w:pPr>
-            <w:pStyle w:val="TOC3"/>
-            <w:tabs>
-              <w:tab w:val="left" w:pos="960"/>
-              <w:tab w:val="right" w:leader="dot" w:pos="8261"/>
-            </w:tabs>
-            <w:rPr>
-              <w:noProof/>
-            </w:rPr>
-          </w:pPr>
-          <w:hyperlink w:anchor="_Toc195388431" w:history="1">
-            <w:r>
-              <w:rPr>
-                <w:rStyle w:val="Hyperlink"/>
-                <w:noProof/>
-              </w:rPr>
-              <w:t>C.</w:t>
-            </w:r>
-            <w:r>
-              <w:rPr>
-                <w:noProof/>
-              </w:rPr>
-              <w:tab/>
-            </w:r>
-            <w:r>
-              <w:rPr>
-                <w:rStyle w:val="Hyperlink"/>
-                <w:noProof/>
-              </w:rPr>
-              <w:t>Pembahasan</w:t>
-            </w:r>
-            <w:r>
-              <w:rPr>
-                <w:noProof/>
-                <w:webHidden/>
-              </w:rPr>
-              <w:tab/>
-            </w:r>
-            <w:r>
-              <w:rPr>
-                <w:noProof/>
-                <w:webHidden/>
-              </w:rPr>
-              <w:fldChar w:fldCharType="begin"/>
-            </w:r>
-            <w:r>
-              <w:rPr>
-                <w:noProof/>
-                <w:webHidden/>
-              </w:rPr>
-              <w:instrText xml:space="preserve"> PAGEREF _Toc195388431 \h </w:instrText>
-            </w:r>
-            <w:r>
-              <w:rPr>
-                <w:noProof/>
-                <w:webHidden/>
-              </w:rPr>
-            </w:r>
-            <w:r>
-              <w:rPr>
-                <w:noProof/>
-                <w:webHidden/>
-              </w:rPr>
-              <w:fldChar w:fldCharType="separate"/>
-            </w:r>
-            <w:r>
-              <w:rPr>
-                <w:noProof/>
-                <w:webHidden/>
-              </w:rPr>
-              <w:t>12</w:t>
-            </w:r>
-            <w:r>
-              <w:rPr>
-                <w:noProof/>
-                <w:webHidden/>
-              </w:rPr>
-              <w:fldChar w:fldCharType="end"/>
-            </w:r>
-          </w:hyperlink>
-        </w:p>
-        <w:p>
-          <w:pPr>
-            <w:pStyle w:val="TOC2"/>
-            <w:tabs>
-              <w:tab w:val="left" w:pos="720"/>
-              <w:tab w:val="right" w:leader="dot" w:pos="8261"/>
-            </w:tabs>
-            <w:rPr>
-              <w:rFonts w:asciiTheme="minorHAnsi" w:eastAsiaTheme="minorEastAsia" w:hAnsiTheme="minorHAnsi"/>
-              <w:noProof/>
-              <w:szCs w:val="24"/>
-              <w:lang w:val="en-ID"/>
-            </w:rPr>
-          </w:pPr>
-          <w:hyperlink w:anchor="_Toc195388432" w:history="1">
-            <w:r>
-              <w:rPr>
-                <w:rStyle w:val="Hyperlink"/>
-                <w:noProof/>
-                <w:lang w:val="id"/>
-              </w:rPr>
-              <w:t>4.</w:t>
-            </w:r>
-            <w:r>
-              <w:rPr>
-                <w:rFonts w:asciiTheme="minorHAnsi" w:eastAsiaTheme="minorEastAsia" w:hAnsiTheme="minorHAnsi"/>
-                <w:noProof/>
-                <w:szCs w:val="24"/>
-                <w:lang w:val="en-ID"/>
-              </w:rPr>
-              <w:tab/>
-            </w:r>
-            <w:r>
-              <w:rPr>
-                <w:rStyle w:val="Hyperlink"/>
-                <w:noProof/>
-              </w:rPr>
-              <w:t>Pemformatan teks</w:t>
-            </w:r>
-            <w:r>
-              <w:rPr>
-                <w:noProof/>
-                <w:webHidden/>
-              </w:rPr>
-              <w:tab/>
-            </w:r>
-            <w:r>
-              <w:rPr>
-                <w:noProof/>
-                <w:webHidden/>
-              </w:rPr>
-              <w:fldChar w:fldCharType="begin"/>
-            </w:r>
-            <w:r>
-              <w:rPr>
-                <w:noProof/>
-                <w:webHidden/>
-              </w:rPr>
-              <w:instrText xml:space="preserve"> PAGEREF _Toc195388432 \h </w:instrText>
-            </w:r>
-            <w:r>
-              <w:rPr>
-                <w:noProof/>
-                <w:webHidden/>
-              </w:rPr>
-            </w:r>
-            <w:r>
-              <w:rPr>
-                <w:noProof/>
-                <w:webHidden/>
-              </w:rPr>
-              <w:fldChar w:fldCharType="separate"/>
-            </w:r>
-            <w:r>
-              <w:rPr>
-                <w:noProof/>
-                <w:webHidden/>
-              </w:rPr>
-              <w:t>13</w:t>
-            </w:r>
-            <w:r>
-              <w:rPr>
-                <w:noProof/>
-                <w:webHidden/>
-              </w:rPr>
-              <w:fldChar w:fldCharType="end"/>
-            </w:r>
-          </w:hyperlink>
-        </w:p>
-        <w:p>
-          <w:pPr>
-            <w:pStyle w:val="TOC3"/>
-            <w:tabs>
-              <w:tab w:val="left" w:pos="960"/>
-              <w:tab w:val="right" w:leader="dot" w:pos="8261"/>
-            </w:tabs>
-            <w:rPr>
-              <w:noProof/>
-            </w:rPr>
-          </w:pPr>
-          <w:hyperlink w:anchor="_Toc195388433" w:history="1">
-            <w:r>
-              <w:rPr>
-                <w:rStyle w:val="Hyperlink"/>
-                <w:noProof/>
-              </w:rPr>
-              <w:t>A.</w:t>
-            </w:r>
-            <w:r>
-              <w:rPr>
-                <w:noProof/>
-              </w:rPr>
-              <w:tab/>
-            </w:r>
-            <w:r>
-              <w:rPr>
-                <w:rStyle w:val="Hyperlink"/>
-                <w:noProof/>
-              </w:rPr>
-              <w:t>Source Code</w:t>
-            </w:r>
-            <w:r>
-              <w:rPr>
-                <w:noProof/>
-                <w:webHidden/>
-              </w:rPr>
-              <w:tab/>
-            </w:r>
-            <w:r>
-              <w:rPr>
-                <w:noProof/>
-                <w:webHidden/>
-              </w:rPr>
-              <w:fldChar w:fldCharType="begin"/>
-            </w:r>
-            <w:r>
-              <w:rPr>
-                <w:noProof/>
-                <w:webHidden/>
-              </w:rPr>
-              <w:instrText xml:space="preserve"> PAGEREF _Toc195388433 \h </w:instrText>
-            </w:r>
-            <w:r>
-              <w:rPr>
-                <w:noProof/>
-                <w:webHidden/>
-              </w:rPr>
-            </w:r>
-            <w:r>
-              <w:rPr>
-                <w:noProof/>
-                <w:webHidden/>
-              </w:rPr>
-              <w:fldChar w:fldCharType="separate"/>
-            </w:r>
-            <w:r>
-              <w:rPr>
-                <w:noProof/>
-                <w:webHidden/>
-              </w:rPr>
-              <w:t>13</w:t>
-            </w:r>
-            <w:r>
-              <w:rPr>
-                <w:noProof/>
-                <w:webHidden/>
-              </w:rPr>
-              <w:fldChar w:fldCharType="end"/>
-            </w:r>
-          </w:hyperlink>
-        </w:p>
-        <w:p>
-          <w:pPr>
-            <w:pStyle w:val="TOC3"/>
-            <w:tabs>
-              <w:tab w:val="left" w:pos="960"/>
-              <w:tab w:val="right" w:leader="dot" w:pos="8261"/>
-            </w:tabs>
-            <w:rPr>
-              <w:noProof/>
-            </w:rPr>
-          </w:pPr>
-          <w:hyperlink w:anchor="_Toc195388434" w:history="1">
-            <w:r>
-              <w:rPr>
-                <w:rStyle w:val="Hyperlink"/>
-                <w:noProof/>
-              </w:rPr>
-              <w:t>B.</w:t>
-            </w:r>
-            <w:r>
-              <w:rPr>
-                <w:noProof/>
-              </w:rPr>
-              <w:tab/>
-            </w:r>
-            <w:r>
-              <w:rPr>
-                <w:rStyle w:val="Hyperlink"/>
-                <w:noProof/>
-              </w:rPr>
-              <w:t>Output Program</w:t>
-            </w:r>
-            <w:r>
-              <w:rPr>
-                <w:noProof/>
-                <w:webHidden/>
-              </w:rPr>
-              <w:tab/>
-            </w:r>
-            <w:r>
-              <w:rPr>
-                <w:noProof/>
-                <w:webHidden/>
-              </w:rPr>
-              <w:fldChar w:fldCharType="begin"/>
-            </w:r>
-            <w:r>
-              <w:rPr>
-                <w:noProof/>
-                <w:webHidden/>
-              </w:rPr>
-              <w:instrText xml:space="preserve"> PAGEREF _Toc195388434 \h </w:instrText>
-            </w:r>
-            <w:r>
-              <w:rPr>
-                <w:noProof/>
-                <w:webHidden/>
-              </w:rPr>
-            </w:r>
-            <w:r>
-              <w:rPr>
-                <w:noProof/>
-                <w:webHidden/>
-              </w:rPr>
-              <w:fldChar w:fldCharType="separate"/>
-            </w:r>
-            <w:r>
-              <w:rPr>
-                <w:noProof/>
-                <w:webHidden/>
-              </w:rPr>
-              <w:t>14</w:t>
-            </w:r>
-            <w:r>
-              <w:rPr>
-                <w:noProof/>
-                <w:webHidden/>
-              </w:rPr>
-              <w:fldChar w:fldCharType="end"/>
-            </w:r>
-          </w:hyperlink>
-        </w:p>
-        <w:p>
-          <w:pPr>
-            <w:pStyle w:val="TOC3"/>
-            <w:tabs>
-              <w:tab w:val="left" w:pos="960"/>
-              <w:tab w:val="right" w:leader="dot" w:pos="8261"/>
-            </w:tabs>
-            <w:rPr>
-              <w:noProof/>
-            </w:rPr>
-          </w:pPr>
-          <w:hyperlink w:anchor="_Toc195388435" w:history="1">
-            <w:r>
-              <w:rPr>
-                <w:rStyle w:val="Hyperlink"/>
-                <w:noProof/>
-              </w:rPr>
-              <w:t>C.</w:t>
-            </w:r>
-            <w:r>
-              <w:rPr>
-                <w:noProof/>
-              </w:rPr>
-              <w:tab/>
-            </w:r>
-            <w:r>
-              <w:rPr>
-                <w:rStyle w:val="Hyperlink"/>
-                <w:noProof/>
-              </w:rPr>
-              <w:t>Pembahasan</w:t>
-            </w:r>
-            <w:r>
-              <w:rPr>
-                <w:noProof/>
-                <w:webHidden/>
-              </w:rPr>
-              <w:tab/>
-            </w:r>
-            <w:r>
-              <w:rPr>
-                <w:noProof/>
-                <w:webHidden/>
-              </w:rPr>
-              <w:fldChar w:fldCharType="begin"/>
-            </w:r>
-            <w:r>
-              <w:rPr>
-                <w:noProof/>
-                <w:webHidden/>
-              </w:rPr>
-              <w:instrText xml:space="preserve"> PAGEREF _Toc195388435 \h </w:instrText>
-            </w:r>
-            <w:r>
-              <w:rPr>
-                <w:noProof/>
-                <w:webHidden/>
-              </w:rPr>
-            </w:r>
-            <w:r>
-              <w:rPr>
-                <w:noProof/>
-                <w:webHidden/>
-              </w:rPr>
-              <w:fldChar w:fldCharType="separate"/>
-            </w:r>
-            <w:r>
-              <w:rPr>
-                <w:noProof/>
-                <w:webHidden/>
-              </w:rPr>
-              <w:t>14</w:t>
-            </w:r>
-            <w:r>
-              <w:rPr>
-                <w:noProof/>
-                <w:webHidden/>
-              </w:rPr>
-              <w:fldChar w:fldCharType="end"/>
-            </w:r>
-          </w:hyperlink>
-        </w:p>
-        <w:p>
-          <w:pPr>
-            <w:pStyle w:val="TOC2"/>
-            <w:tabs>
-              <w:tab w:val="left" w:pos="720"/>
-              <w:tab w:val="right" w:leader="dot" w:pos="8261"/>
-            </w:tabs>
-            <w:rPr>
-              <w:rFonts w:asciiTheme="minorHAnsi" w:eastAsiaTheme="minorEastAsia" w:hAnsiTheme="minorHAnsi"/>
-              <w:noProof/>
-              <w:szCs w:val="24"/>
-              <w:lang w:val="en-ID"/>
-            </w:rPr>
-          </w:pPr>
-          <w:hyperlink w:anchor="_Toc195388436" w:history="1">
-            <w:r>
-              <w:rPr>
-                <w:rStyle w:val="Hyperlink"/>
-                <w:noProof/>
-                <w:lang w:val="id"/>
-              </w:rPr>
-              <w:t>5.</w:t>
-            </w:r>
-            <w:r>
-              <w:rPr>
-                <w:rFonts w:asciiTheme="minorHAnsi" w:eastAsiaTheme="minorEastAsia" w:hAnsiTheme="minorHAnsi"/>
-                <w:noProof/>
-                <w:szCs w:val="24"/>
-                <w:lang w:val="en-ID"/>
-              </w:rPr>
-              <w:tab/>
-            </w:r>
-            <w:r>
-              <w:rPr>
-                <w:rStyle w:val="Hyperlink"/>
-                <w:noProof/>
-              </w:rPr>
-              <w:t>Teks yang di-preformat</w:t>
-            </w:r>
-            <w:r>
-              <w:rPr>
-                <w:noProof/>
-                <w:webHidden/>
-              </w:rPr>
-              <w:tab/>
-            </w:r>
-            <w:r>
-              <w:rPr>
-                <w:noProof/>
-                <w:webHidden/>
-              </w:rPr>
-              <w:fldChar w:fldCharType="begin"/>
-            </w:r>
-            <w:r>
-              <w:rPr>
-                <w:noProof/>
-                <w:webHidden/>
-              </w:rPr>
-              <w:instrText xml:space="preserve"> PAGEREF _Toc195388436 \h </w:instrText>
-            </w:r>
-            <w:r>
-              <w:rPr>
-                <w:noProof/>
-                <w:webHidden/>
-              </w:rPr>
-            </w:r>
-            <w:r>
-              <w:rPr>
-                <w:noProof/>
-                <w:webHidden/>
-              </w:rPr>
-              <w:fldChar w:fldCharType="separate"/>
-            </w:r>
-            <w:r>
-              <w:rPr>
-                <w:noProof/>
-                <w:webHidden/>
-              </w:rPr>
-              <w:t>14</w:t>
-            </w:r>
-            <w:r>
-              <w:rPr>
-                <w:noProof/>
-                <w:webHidden/>
-              </w:rPr>
-              <w:fldChar w:fldCharType="end"/>
-            </w:r>
-          </w:hyperlink>
-        </w:p>
-        <w:p>
-          <w:pPr>
-            <w:pStyle w:val="TOC3"/>
-            <w:tabs>
-              <w:tab w:val="left" w:pos="960"/>
-              <w:tab w:val="right" w:leader="dot" w:pos="8261"/>
-            </w:tabs>
-            <w:rPr>
-              <w:noProof/>
-            </w:rPr>
-          </w:pPr>
-          <w:hyperlink w:anchor="_Toc195388437" w:history="1">
-            <w:r>
-              <w:rPr>
-                <w:rStyle w:val="Hyperlink"/>
-                <w:noProof/>
-              </w:rPr>
-              <w:t>A.</w:t>
-            </w:r>
-            <w:r>
-              <w:rPr>
-                <w:noProof/>
-              </w:rPr>
-              <w:tab/>
-            </w:r>
-            <w:r>
-              <w:rPr>
-                <w:rStyle w:val="Hyperlink"/>
-                <w:noProof/>
-              </w:rPr>
-              <w:t>Source Code</w:t>
-            </w:r>
-            <w:r>
-              <w:rPr>
-                <w:noProof/>
-                <w:webHidden/>
-              </w:rPr>
-              <w:tab/>
-            </w:r>
-            <w:r>
-              <w:rPr>
-                <w:noProof/>
-                <w:webHidden/>
-              </w:rPr>
-              <w:fldChar w:fldCharType="begin"/>
-            </w:r>
-            <w:r>
-              <w:rPr>
-                <w:noProof/>
-                <w:webHidden/>
-              </w:rPr>
-              <w:instrText xml:space="preserve"> PAGEREF _Toc195388437 \h </w:instrText>
-            </w:r>
-            <w:r>
-              <w:rPr>
-                <w:noProof/>
-                <w:webHidden/>
-              </w:rPr>
-            </w:r>
-            <w:r>
-              <w:rPr>
-                <w:noProof/>
-                <w:webHidden/>
-              </w:rPr>
-              <w:fldChar w:fldCharType="separate"/>
-            </w:r>
-            <w:r>
-              <w:rPr>
-                <w:noProof/>
-                <w:webHidden/>
-              </w:rPr>
-              <w:t>14</w:t>
-            </w:r>
-            <w:r>
-              <w:rPr>
-                <w:noProof/>
-                <w:webHidden/>
-              </w:rPr>
-              <w:fldChar w:fldCharType="end"/>
-            </w:r>
-          </w:hyperlink>
-        </w:p>
-        <w:p>
-          <w:pPr>
-            <w:pStyle w:val="TOC3"/>
-            <w:tabs>
-              <w:tab w:val="left" w:pos="960"/>
-              <w:tab w:val="right" w:leader="dot" w:pos="8261"/>
-            </w:tabs>
-            <w:rPr>
-              <w:noProof/>
-            </w:rPr>
-          </w:pPr>
-          <w:hyperlink w:anchor="_Toc195388438" w:history="1">
-            <w:r>
-              <w:rPr>
-                <w:rStyle w:val="Hyperlink"/>
-                <w:noProof/>
-              </w:rPr>
-              <w:t>B.</w:t>
-            </w:r>
-            <w:r>
-              <w:rPr>
-                <w:noProof/>
-              </w:rPr>
-              <w:tab/>
-            </w:r>
-            <w:r>
-              <w:rPr>
-                <w:rStyle w:val="Hyperlink"/>
-                <w:noProof/>
-              </w:rPr>
-              <w:t>Output Program</w:t>
-            </w:r>
-            <w:r>
-              <w:rPr>
-                <w:noProof/>
-                <w:webHidden/>
-              </w:rPr>
-              <w:tab/>
-            </w:r>
-            <w:r>
-              <w:rPr>
-                <w:noProof/>
-                <w:webHidden/>
-              </w:rPr>
-              <w:fldChar w:fldCharType="begin"/>
-            </w:r>
-            <w:r>
-              <w:rPr>
-                <w:noProof/>
-                <w:webHidden/>
-              </w:rPr>
-              <w:instrText xml:space="preserve"> PAGEREF _Toc195388438 \h </w:instrText>
-            </w:r>
-            <w:r>
-              <w:rPr>
-                <w:noProof/>
-                <w:webHidden/>
-              </w:rPr>
-            </w:r>
-            <w:r>
-              <w:rPr>
-                <w:noProof/>
-                <w:webHidden/>
-              </w:rPr>
-              <w:fldChar w:fldCharType="separate"/>
-            </w:r>
-            <w:r>
-              <w:rPr>
-                <w:noProof/>
-                <w:webHidden/>
-              </w:rPr>
-              <w:t>15</w:t>
-            </w:r>
-            <w:r>
-              <w:rPr>
-                <w:noProof/>
-                <w:webHidden/>
-              </w:rPr>
-              <w:fldChar w:fldCharType="end"/>
-            </w:r>
-          </w:hyperlink>
-        </w:p>
-        <w:p>
-          <w:pPr>
-            <w:pStyle w:val="TOC3"/>
-            <w:tabs>
-              <w:tab w:val="left" w:pos="960"/>
-              <w:tab w:val="right" w:leader="dot" w:pos="8261"/>
-            </w:tabs>
-            <w:rPr>
-              <w:noProof/>
-            </w:rPr>
-          </w:pPr>
-          <w:hyperlink w:anchor="_Toc195388439" w:history="1">
-            <w:r>
-              <w:rPr>
-                <w:rStyle w:val="Hyperlink"/>
-                <w:noProof/>
-              </w:rPr>
-              <w:t>C.</w:t>
-            </w:r>
-            <w:r>
-              <w:rPr>
-                <w:noProof/>
-              </w:rPr>
-              <w:tab/>
-            </w:r>
-            <w:r>
-              <w:rPr>
-                <w:rStyle w:val="Hyperlink"/>
-                <w:noProof/>
-              </w:rPr>
-              <w:t>Pembahasan</w:t>
-            </w:r>
-            <w:r>
-              <w:rPr>
-                <w:noProof/>
-                <w:webHidden/>
-              </w:rPr>
-              <w:tab/>
-            </w:r>
-            <w:r>
-              <w:rPr>
-                <w:noProof/>
-                <w:webHidden/>
-              </w:rPr>
-              <w:fldChar w:fldCharType="begin"/>
-            </w:r>
-            <w:r>
-              <w:rPr>
-                <w:noProof/>
-                <w:webHidden/>
-              </w:rPr>
-              <w:instrText xml:space="preserve"> PAGEREF _Toc195388439 \h </w:instrText>
-            </w:r>
-            <w:r>
-              <w:rPr>
-                <w:noProof/>
-                <w:webHidden/>
-              </w:rPr>
-            </w:r>
-            <w:r>
-              <w:rPr>
-                <w:noProof/>
-                <w:webHidden/>
-              </w:rPr>
-              <w:fldChar w:fldCharType="separate"/>
-            </w:r>
-            <w:r>
-              <w:rPr>
-                <w:noProof/>
-                <w:webHidden/>
-              </w:rPr>
-              <w:t>15</w:t>
-            </w:r>
-            <w:r>
-              <w:rPr>
-                <w:noProof/>
-                <w:webHidden/>
-              </w:rPr>
-              <w:fldChar w:fldCharType="end"/>
-            </w:r>
-          </w:hyperlink>
-        </w:p>
-        <w:p>
-          <w:pPr>
-            <w:pStyle w:val="TOC2"/>
-            <w:tabs>
-              <w:tab w:val="left" w:pos="720"/>
-              <w:tab w:val="right" w:leader="dot" w:pos="8261"/>
-            </w:tabs>
-            <w:rPr>
-              <w:rFonts w:asciiTheme="minorHAnsi" w:eastAsiaTheme="minorEastAsia" w:hAnsiTheme="minorHAnsi"/>
-              <w:noProof/>
-              <w:szCs w:val="24"/>
-              <w:lang w:val="en-ID"/>
-            </w:rPr>
-          </w:pPr>
-          <w:hyperlink w:anchor="_Toc195388440" w:history="1">
-            <w:r>
-              <w:rPr>
-                <w:rStyle w:val="Hyperlink"/>
-                <w:noProof/>
-                <w:lang w:val="id"/>
-              </w:rPr>
-              <w:t>6.</w:t>
-            </w:r>
-            <w:r>
-              <w:rPr>
-                <w:rFonts w:asciiTheme="minorHAnsi" w:eastAsiaTheme="minorEastAsia" w:hAnsiTheme="minorHAnsi"/>
-                <w:noProof/>
-                <w:szCs w:val="24"/>
-                <w:lang w:val="en-ID"/>
-              </w:rPr>
-              <w:tab/>
-            </w:r>
-            <w:r>
-              <w:rPr>
-                <w:rStyle w:val="Hyperlink"/>
-                <w:noProof/>
-              </w:rPr>
-              <w:t>Arah teks dan quotation</w:t>
-            </w:r>
-            <w:r>
-              <w:rPr>
-                <w:noProof/>
-                <w:webHidden/>
-              </w:rPr>
-              <w:tab/>
-            </w:r>
-            <w:r>
-              <w:rPr>
-                <w:noProof/>
-                <w:webHidden/>
-              </w:rPr>
-              <w:fldChar w:fldCharType="begin"/>
-            </w:r>
-            <w:r>
-              <w:rPr>
-                <w:noProof/>
-                <w:webHidden/>
-              </w:rPr>
-              <w:instrText xml:space="preserve"> PAGEREF _Toc195388440 \h </w:instrText>
-            </w:r>
-            <w:r>
-              <w:rPr>
-                <w:noProof/>
-                <w:webHidden/>
-              </w:rPr>
-            </w:r>
-            <w:r>
-              <w:rPr>
-                <w:noProof/>
-                <w:webHidden/>
-              </w:rPr>
-              <w:fldChar w:fldCharType="separate"/>
-            </w:r>
-            <w:r>
-              <w:rPr>
-                <w:noProof/>
-                <w:webHidden/>
-              </w:rPr>
-              <w:t>16</w:t>
-            </w:r>
-            <w:r>
-              <w:rPr>
-                <w:noProof/>
-                <w:webHidden/>
-              </w:rPr>
-              <w:fldChar w:fldCharType="end"/>
-            </w:r>
-          </w:hyperlink>
-        </w:p>
-        <w:p>
-          <w:pPr>
-            <w:pStyle w:val="TOC3"/>
-            <w:tabs>
-              <w:tab w:val="left" w:pos="960"/>
-              <w:tab w:val="right" w:leader="dot" w:pos="8261"/>
-            </w:tabs>
-            <w:rPr>
-              <w:noProof/>
-            </w:rPr>
-          </w:pPr>
-          <w:hyperlink w:anchor="_Toc195388441" w:history="1">
-            <w:r>
-              <w:rPr>
-                <w:rStyle w:val="Hyperlink"/>
-                <w:noProof/>
-              </w:rPr>
-              <w:t>A.</w:t>
-            </w:r>
-            <w:r>
-              <w:rPr>
-                <w:noProof/>
-              </w:rPr>
-              <w:tab/>
-            </w:r>
-            <w:r>
-              <w:rPr>
-                <w:rStyle w:val="Hyperlink"/>
-                <w:noProof/>
-              </w:rPr>
-              <w:t>Source Code</w:t>
-            </w:r>
-            <w:r>
-              <w:rPr>
-                <w:noProof/>
-                <w:webHidden/>
-              </w:rPr>
-              <w:tab/>
-            </w:r>
-            <w:r>
-              <w:rPr>
-                <w:noProof/>
-                <w:webHidden/>
-              </w:rPr>
-              <w:fldChar w:fldCharType="begin"/>
-            </w:r>
-            <w:r>
-              <w:rPr>
-                <w:noProof/>
-                <w:webHidden/>
-              </w:rPr>
-              <w:instrText xml:space="preserve"> PAGEREF _Toc195388441 \h </w:instrText>
-            </w:r>
-            <w:r>
-              <w:rPr>
-                <w:noProof/>
-                <w:webHidden/>
-              </w:rPr>
-            </w:r>
-            <w:r>
-              <w:rPr>
-                <w:noProof/>
-                <w:webHidden/>
-              </w:rPr>
-              <w:fldChar w:fldCharType="separate"/>
-            </w:r>
-            <w:r>
-              <w:rPr>
-                <w:noProof/>
-                <w:webHidden/>
-              </w:rPr>
-              <w:t>16</w:t>
-            </w:r>
-            <w:r>
-              <w:rPr>
-                <w:noProof/>
-                <w:webHidden/>
-              </w:rPr>
-              <w:fldChar w:fldCharType="end"/>
-            </w:r>
-          </w:hyperlink>
-        </w:p>
-        <w:p>
-          <w:pPr>
-            <w:pStyle w:val="TOC3"/>
-            <w:tabs>
-              <w:tab w:val="left" w:pos="960"/>
-              <w:tab w:val="right" w:leader="dot" w:pos="8261"/>
-            </w:tabs>
-            <w:rPr>
-              <w:noProof/>
-            </w:rPr>
-          </w:pPr>
-          <w:hyperlink w:anchor="_Toc195388442" w:history="1">
-            <w:r>
-              <w:rPr>
-                <w:rStyle w:val="Hyperlink"/>
-                <w:noProof/>
-              </w:rPr>
-              <w:t>B.</w:t>
-            </w:r>
-            <w:r>
-              <w:rPr>
-                <w:noProof/>
-              </w:rPr>
-              <w:tab/>
-            </w:r>
-            <w:r>
-              <w:rPr>
-                <w:rStyle w:val="Hyperlink"/>
-                <w:noProof/>
-              </w:rPr>
-              <w:t>Output Program</w:t>
-            </w:r>
-            <w:r>
-              <w:rPr>
-                <w:noProof/>
-                <w:webHidden/>
-              </w:rPr>
-              <w:tab/>
-            </w:r>
-            <w:r>
-              <w:rPr>
-                <w:noProof/>
-                <w:webHidden/>
-              </w:rPr>
-              <w:fldChar w:fldCharType="begin"/>
-            </w:r>
-            <w:r>
-              <w:rPr>
-                <w:noProof/>
-                <w:webHidden/>
-              </w:rPr>
-              <w:instrText xml:space="preserve"> PAGEREF _Toc195388442 \h </w:instrText>
-            </w:r>
-            <w:r>
-              <w:rPr>
-                <w:noProof/>
-                <w:webHidden/>
-              </w:rPr>
-            </w:r>
-            <w:r>
-              <w:rPr>
-                <w:noProof/>
-                <w:webHidden/>
-              </w:rPr>
-              <w:fldChar w:fldCharType="separate"/>
-            </w:r>
-            <w:r>
-              <w:rPr>
-                <w:noProof/>
-                <w:webHidden/>
-              </w:rPr>
-              <w:t>17</w:t>
-            </w:r>
-            <w:r>
-              <w:rPr>
-                <w:noProof/>
-                <w:webHidden/>
-              </w:rPr>
-              <w:fldChar w:fldCharType="end"/>
-            </w:r>
-          </w:hyperlink>
-        </w:p>
-        <w:p>
-          <w:pPr>
-            <w:pStyle w:val="TOC3"/>
-            <w:tabs>
-              <w:tab w:val="left" w:pos="960"/>
-              <w:tab w:val="right" w:leader="dot" w:pos="8261"/>
-            </w:tabs>
-            <w:rPr>
-              <w:noProof/>
-            </w:rPr>
-          </w:pPr>
-          <w:hyperlink w:anchor="_Toc195388443" w:history="1">
-            <w:r>
-              <w:rPr>
-                <w:rStyle w:val="Hyperlink"/>
-                <w:noProof/>
-              </w:rPr>
-              <w:t>C.</w:t>
-            </w:r>
-            <w:r>
-              <w:rPr>
-                <w:noProof/>
-              </w:rPr>
-              <w:tab/>
-            </w:r>
-            <w:r>
-              <w:rPr>
-                <w:rStyle w:val="Hyperlink"/>
-                <w:noProof/>
-              </w:rPr>
-              <w:t>Pembahasan</w:t>
-            </w:r>
-            <w:r>
-              <w:rPr>
-                <w:noProof/>
-                <w:webHidden/>
-              </w:rPr>
-              <w:tab/>
-            </w:r>
-            <w:r>
-              <w:rPr>
-                <w:noProof/>
-                <w:webHidden/>
-              </w:rPr>
-              <w:fldChar w:fldCharType="begin"/>
-            </w:r>
-            <w:r>
-              <w:rPr>
-                <w:noProof/>
-                <w:webHidden/>
-              </w:rPr>
-              <w:instrText xml:space="preserve"> PAGEREF _Toc195388443 \h </w:instrText>
-            </w:r>
-            <w:r>
-              <w:rPr>
-                <w:noProof/>
-                <w:webHidden/>
-              </w:rPr>
-            </w:r>
-            <w:r>
-              <w:rPr>
-                <w:noProof/>
-                <w:webHidden/>
-              </w:rPr>
-              <w:fldChar w:fldCharType="separate"/>
-            </w:r>
-            <w:r>
-              <w:rPr>
-                <w:noProof/>
-                <w:webHidden/>
-              </w:rPr>
-              <w:t>17</w:t>
-            </w:r>
-            <w:r>
-              <w:rPr>
-                <w:noProof/>
-                <w:webHidden/>
-              </w:rPr>
-              <w:fldChar w:fldCharType="end"/>
-            </w:r>
-          </w:hyperlink>
-        </w:p>
-        <w:p>
-          <w:pPr>
-            <w:pStyle w:val="TOC2"/>
-            <w:tabs>
-              <w:tab w:val="left" w:pos="720"/>
-              <w:tab w:val="right" w:leader="dot" w:pos="8261"/>
-            </w:tabs>
-            <w:rPr>
-              <w:rFonts w:asciiTheme="minorHAnsi" w:eastAsiaTheme="minorEastAsia" w:hAnsiTheme="minorHAnsi"/>
-              <w:noProof/>
-              <w:szCs w:val="24"/>
-              <w:lang w:val="en-ID"/>
-            </w:rPr>
-          </w:pPr>
-          <w:hyperlink w:anchor="_Toc195388444" w:history="1">
-            <w:r>
-              <w:rPr>
-                <w:rStyle w:val="Hyperlink"/>
-                <w:noProof/>
-                <w:lang w:val="id"/>
-              </w:rPr>
-              <w:t>7.</w:t>
-            </w:r>
-            <w:r>
-              <w:rPr>
-                <w:rFonts w:asciiTheme="minorHAnsi" w:eastAsiaTheme="minorEastAsia" w:hAnsiTheme="minorHAnsi"/>
-                <w:noProof/>
-                <w:szCs w:val="24"/>
-                <w:lang w:val="en-ID"/>
-              </w:rPr>
-              <w:tab/>
-            </w:r>
-            <w:r>
-              <w:rPr>
-                <w:rStyle w:val="Hyperlink"/>
-                <w:noProof/>
-              </w:rPr>
-              <w:t>List unordered dan ordered</w:t>
-            </w:r>
-            <w:r>
-              <w:rPr>
-                <w:noProof/>
-                <w:webHidden/>
-              </w:rPr>
-              <w:tab/>
-            </w:r>
-            <w:r>
-              <w:rPr>
-                <w:noProof/>
-                <w:webHidden/>
-              </w:rPr>
-              <w:fldChar w:fldCharType="begin"/>
-            </w:r>
-            <w:r>
-              <w:rPr>
-                <w:noProof/>
-                <w:webHidden/>
-              </w:rPr>
-              <w:instrText xml:space="preserve"> PAGEREF _Toc195388444 \h </w:instrText>
-            </w:r>
-            <w:r>
-              <w:rPr>
-                <w:noProof/>
-                <w:webHidden/>
-              </w:rPr>
-            </w:r>
-            <w:r>
-              <w:rPr>
-                <w:noProof/>
-                <w:webHidden/>
-              </w:rPr>
-              <w:fldChar w:fldCharType="separate"/>
-            </w:r>
-            <w:r>
-              <w:rPr>
-                <w:noProof/>
-                <w:webHidden/>
-              </w:rPr>
-              <w:t>18</w:t>
-            </w:r>
-            <w:r>
-              <w:rPr>
-                <w:noProof/>
-                <w:webHidden/>
-              </w:rPr>
-              <w:fldChar w:fldCharType="end"/>
-            </w:r>
-          </w:hyperlink>
-        </w:p>
-        <w:p>
-          <w:pPr>
-            <w:pStyle w:val="TOC3"/>
-            <w:tabs>
-              <w:tab w:val="left" w:pos="960"/>
-              <w:tab w:val="right" w:leader="dot" w:pos="8261"/>
-            </w:tabs>
-            <w:rPr>
-              <w:noProof/>
-            </w:rPr>
-          </w:pPr>
-          <w:hyperlink w:anchor="_Toc195388445" w:history="1">
-            <w:r>
-              <w:rPr>
-                <w:rStyle w:val="Hyperlink"/>
-                <w:noProof/>
-              </w:rPr>
-              <w:t>A.</w:t>
-            </w:r>
-            <w:r>
-              <w:rPr>
-                <w:noProof/>
-              </w:rPr>
-              <w:tab/>
-            </w:r>
-            <w:r>
-              <w:rPr>
-                <w:rStyle w:val="Hyperlink"/>
-                <w:noProof/>
-              </w:rPr>
-              <w:t>Source Code</w:t>
-            </w:r>
-            <w:r>
-              <w:rPr>
-                <w:noProof/>
-                <w:webHidden/>
-              </w:rPr>
-              <w:tab/>
-            </w:r>
-            <w:r>
-              <w:rPr>
-                <w:noProof/>
-                <w:webHidden/>
-              </w:rPr>
-              <w:fldChar w:fldCharType="begin"/>
-            </w:r>
-            <w:r>
-              <w:rPr>
-                <w:noProof/>
-                <w:webHidden/>
-              </w:rPr>
-              <w:instrText xml:space="preserve"> PAGEREF _Toc195388445 \h </w:instrText>
-            </w:r>
-            <w:r>
-              <w:rPr>
-                <w:noProof/>
-                <w:webHidden/>
-              </w:rPr>
-            </w:r>
-            <w:r>
-              <w:rPr>
-                <w:noProof/>
-                <w:webHidden/>
-              </w:rPr>
-              <w:fldChar w:fldCharType="separate"/>
-            </w:r>
-            <w:r>
-              <w:rPr>
-                <w:noProof/>
-                <w:webHidden/>
-              </w:rPr>
-              <w:t>18</w:t>
-            </w:r>
-            <w:r>
-              <w:rPr>
-                <w:noProof/>
-                <w:webHidden/>
-              </w:rPr>
-              <w:fldChar w:fldCharType="end"/>
-            </w:r>
-          </w:hyperlink>
-        </w:p>
-        <w:p>
-          <w:pPr>
-            <w:pStyle w:val="TOC3"/>
-            <w:tabs>
-              <w:tab w:val="left" w:pos="960"/>
-              <w:tab w:val="right" w:leader="dot" w:pos="8261"/>
-            </w:tabs>
-            <w:rPr>
-              <w:noProof/>
-            </w:rPr>
-          </w:pPr>
-          <w:hyperlink w:anchor="_Toc195388446" w:history="1">
-            <w:r>
-              <w:rPr>
-                <w:rStyle w:val="Hyperlink"/>
-                <w:noProof/>
-              </w:rPr>
-              <w:t>B.</w:t>
-            </w:r>
-            <w:r>
-              <w:rPr>
-                <w:noProof/>
-              </w:rPr>
-              <w:tab/>
-            </w:r>
-            <w:r>
-              <w:rPr>
-                <w:rStyle w:val="Hyperlink"/>
-                <w:noProof/>
-              </w:rPr>
-              <w:t>Output Program</w:t>
-            </w:r>
-            <w:r>
-              <w:rPr>
-                <w:noProof/>
-                <w:webHidden/>
-              </w:rPr>
-              <w:tab/>
-            </w:r>
-            <w:r>
-              <w:rPr>
-                <w:noProof/>
-                <w:webHidden/>
-              </w:rPr>
-              <w:fldChar w:fldCharType="begin"/>
-            </w:r>
-            <w:r>
-              <w:rPr>
-                <w:noProof/>
-                <w:webHidden/>
-              </w:rPr>
-              <w:instrText xml:space="preserve"> PAGEREF _Toc195388446 \h </w:instrText>
-            </w:r>
-            <w:r>
-              <w:rPr>
-                <w:noProof/>
-                <w:webHidden/>
-              </w:rPr>
-            </w:r>
-            <w:r>
-              <w:rPr>
-                <w:noProof/>
-                <w:webHidden/>
-              </w:rPr>
-              <w:fldChar w:fldCharType="separate"/>
-            </w:r>
-            <w:r>
-              <w:rPr>
-                <w:noProof/>
-                <w:webHidden/>
-              </w:rPr>
-              <w:t>18</w:t>
-            </w:r>
-            <w:r>
-              <w:rPr>
-                <w:noProof/>
-                <w:webHidden/>
-              </w:rPr>
-              <w:fldChar w:fldCharType="end"/>
-            </w:r>
-          </w:hyperlink>
-        </w:p>
-        <w:p>
-          <w:pPr>
-            <w:pStyle w:val="TOC3"/>
-            <w:tabs>
-              <w:tab w:val="left" w:pos="960"/>
-              <w:tab w:val="right" w:leader="dot" w:pos="8261"/>
-            </w:tabs>
-            <w:rPr>
-              <w:noProof/>
-            </w:rPr>
-          </w:pPr>
-          <w:hyperlink w:anchor="_Toc195388447" w:history="1">
-            <w:r>
-              <w:rPr>
-                <w:rStyle w:val="Hyperlink"/>
-                <w:noProof/>
-              </w:rPr>
-              <w:t>C.</w:t>
-            </w:r>
-            <w:r>
-              <w:rPr>
-                <w:noProof/>
-              </w:rPr>
-              <w:tab/>
-            </w:r>
-            <w:r>
-              <w:rPr>
-                <w:rStyle w:val="Hyperlink"/>
-                <w:noProof/>
-              </w:rPr>
-              <w:t>Pembahasan</w:t>
-            </w:r>
-            <w:r>
-              <w:rPr>
-                <w:noProof/>
-                <w:webHidden/>
-              </w:rPr>
-              <w:tab/>
-            </w:r>
-            <w:r>
-              <w:rPr>
-                <w:noProof/>
-                <w:webHidden/>
-              </w:rPr>
-              <w:fldChar w:fldCharType="begin"/>
-            </w:r>
-            <w:r>
-              <w:rPr>
-                <w:noProof/>
-                <w:webHidden/>
-              </w:rPr>
-              <w:instrText xml:space="preserve"> PAGEREF _Toc195388447 \h </w:instrText>
-            </w:r>
-            <w:r>
-              <w:rPr>
-                <w:noProof/>
-                <w:webHidden/>
-              </w:rPr>
-            </w:r>
-            <w:r>
-              <w:rPr>
-                <w:noProof/>
-                <w:webHidden/>
-              </w:rPr>
-              <w:fldChar w:fldCharType="separate"/>
-            </w:r>
-            <w:r>
-              <w:rPr>
-                <w:noProof/>
-                <w:webHidden/>
-              </w:rPr>
-              <w:t>18</w:t>
-            </w:r>
-            <w:r>
-              <w:rPr>
-                <w:noProof/>
-                <w:webHidden/>
-              </w:rPr>
-              <w:fldChar w:fldCharType="end"/>
-            </w:r>
-          </w:hyperlink>
-        </w:p>
-        <w:p>
-          <w:pPr>
-            <w:pStyle w:val="TOC2"/>
-            <w:tabs>
-              <w:tab w:val="left" w:pos="720"/>
-              <w:tab w:val="right" w:leader="dot" w:pos="8261"/>
-            </w:tabs>
-            <w:rPr>
-              <w:rFonts w:asciiTheme="minorHAnsi" w:eastAsiaTheme="minorEastAsia" w:hAnsiTheme="minorHAnsi"/>
-              <w:noProof/>
-              <w:szCs w:val="24"/>
-              <w:lang w:val="en-ID"/>
-            </w:rPr>
-          </w:pPr>
-          <w:hyperlink w:anchor="_Toc195388448" w:history="1">
-            <w:r>
-              <w:rPr>
-                <w:rStyle w:val="Hyperlink"/>
-                <w:noProof/>
-                <w:lang w:val="id"/>
-              </w:rPr>
-              <w:t>8.</w:t>
-            </w:r>
-            <w:r>
-              <w:rPr>
-                <w:rFonts w:asciiTheme="minorHAnsi" w:eastAsiaTheme="minorEastAsia" w:hAnsiTheme="minorHAnsi"/>
-                <w:noProof/>
-                <w:szCs w:val="24"/>
-                <w:lang w:val="en-ID"/>
-              </w:rPr>
-              <w:tab/>
-            </w:r>
-            <w:r>
-              <w:rPr>
-                <w:rStyle w:val="Hyperlink"/>
-                <w:noProof/>
-              </w:rPr>
-              <w:t>Jenis-jenis list ordered</w:t>
-            </w:r>
-            <w:r>
-              <w:rPr>
-                <w:noProof/>
-                <w:webHidden/>
-              </w:rPr>
-              <w:tab/>
-            </w:r>
-            <w:r>
-              <w:rPr>
-                <w:noProof/>
-                <w:webHidden/>
-              </w:rPr>
-              <w:fldChar w:fldCharType="begin"/>
-            </w:r>
-            <w:r>
-              <w:rPr>
-                <w:noProof/>
-                <w:webHidden/>
-              </w:rPr>
-              <w:instrText xml:space="preserve"> PAGEREF _Toc195388448 \h </w:instrText>
-            </w:r>
-            <w:r>
-              <w:rPr>
-                <w:noProof/>
-                <w:webHidden/>
-              </w:rPr>
-            </w:r>
-            <w:r>
-              <w:rPr>
-                <w:noProof/>
-                <w:webHidden/>
-              </w:rPr>
-              <w:fldChar w:fldCharType="separate"/>
-            </w:r>
-            <w:r>
-              <w:rPr>
-                <w:noProof/>
-                <w:webHidden/>
-              </w:rPr>
-              <w:t>19</w:t>
-            </w:r>
-            <w:r>
-              <w:rPr>
-                <w:noProof/>
-                <w:webHidden/>
-              </w:rPr>
-              <w:fldChar w:fldCharType="end"/>
-            </w:r>
-          </w:hyperlink>
-        </w:p>
-        <w:p>
-          <w:pPr>
-            <w:pStyle w:val="TOC3"/>
-            <w:tabs>
-              <w:tab w:val="left" w:pos="960"/>
-              <w:tab w:val="right" w:leader="dot" w:pos="8261"/>
-            </w:tabs>
-            <w:rPr>
-              <w:noProof/>
-            </w:rPr>
-          </w:pPr>
-          <w:hyperlink w:anchor="_Toc195388449" w:history="1">
-            <w:r>
-              <w:rPr>
-                <w:rStyle w:val="Hyperlink"/>
-                <w:noProof/>
-              </w:rPr>
-              <w:t>A.</w:t>
-            </w:r>
-            <w:r>
-              <w:rPr>
-                <w:noProof/>
-              </w:rPr>
-              <w:tab/>
-            </w:r>
-            <w:r>
-              <w:rPr>
-                <w:rStyle w:val="Hyperlink"/>
-                <w:noProof/>
-              </w:rPr>
-              <w:t>Source Code</w:t>
-            </w:r>
-            <w:r>
-              <w:rPr>
-                <w:noProof/>
-                <w:webHidden/>
-              </w:rPr>
-              <w:tab/>
-            </w:r>
-            <w:r>
-              <w:rPr>
-                <w:noProof/>
-                <w:webHidden/>
-              </w:rPr>
-              <w:fldChar w:fldCharType="begin"/>
-            </w:r>
-            <w:r>
-              <w:rPr>
-                <w:noProof/>
-                <w:webHidden/>
-              </w:rPr>
-              <w:instrText xml:space="preserve"> PAGEREF _Toc195388449 \h </w:instrText>
-            </w:r>
-            <w:r>
-              <w:rPr>
-                <w:noProof/>
-                <w:webHidden/>
-              </w:rPr>
-            </w:r>
-            <w:r>
-              <w:rPr>
-                <w:noProof/>
-                <w:webHidden/>
-              </w:rPr>
-              <w:fldChar w:fldCharType="separate"/>
-            </w:r>
-            <w:r>
-              <w:rPr>
-                <w:noProof/>
-                <w:webHidden/>
-              </w:rPr>
-              <w:t>19</w:t>
-            </w:r>
-            <w:r>
-              <w:rPr>
-                <w:noProof/>
-                <w:webHidden/>
-              </w:rPr>
-              <w:fldChar w:fldCharType="end"/>
-            </w:r>
-          </w:hyperlink>
-        </w:p>
-        <w:p>
-          <w:pPr>
-            <w:pStyle w:val="TOC3"/>
-            <w:tabs>
-              <w:tab w:val="left" w:pos="960"/>
-              <w:tab w:val="right" w:leader="dot" w:pos="8261"/>
-            </w:tabs>
-            <w:rPr>
-              <w:noProof/>
-            </w:rPr>
-          </w:pPr>
-          <w:hyperlink w:anchor="_Toc195388450" w:history="1">
-            <w:r>
-              <w:rPr>
-                <w:rStyle w:val="Hyperlink"/>
-                <w:noProof/>
-              </w:rPr>
-              <w:t>B.</w:t>
-            </w:r>
-            <w:r>
-              <w:rPr>
-                <w:noProof/>
-              </w:rPr>
-              <w:tab/>
-            </w:r>
-            <w:r>
-              <w:rPr>
-                <w:rStyle w:val="Hyperlink"/>
-                <w:noProof/>
-              </w:rPr>
-              <w:t>Output Program</w:t>
-            </w:r>
-            <w:r>
-              <w:rPr>
-                <w:noProof/>
-                <w:webHidden/>
-              </w:rPr>
-              <w:tab/>
-            </w:r>
-            <w:r>
-              <w:rPr>
-                <w:noProof/>
-                <w:webHidden/>
-              </w:rPr>
-              <w:fldChar w:fldCharType="begin"/>
-            </w:r>
-            <w:r>
-              <w:rPr>
-                <w:noProof/>
-                <w:webHidden/>
-              </w:rPr>
-              <w:instrText xml:space="preserve"> PAGEREF _Toc195388450 \h </w:instrText>
-            </w:r>
-            <w:r>
-              <w:rPr>
-                <w:noProof/>
-                <w:webHidden/>
-              </w:rPr>
-            </w:r>
-            <w:r>
-              <w:rPr>
-                <w:noProof/>
-                <w:webHidden/>
-              </w:rPr>
-              <w:fldChar w:fldCharType="separate"/>
-            </w:r>
-            <w:r>
-              <w:rPr>
-                <w:noProof/>
-                <w:webHidden/>
-              </w:rPr>
-              <w:t>19</w:t>
-            </w:r>
-            <w:r>
-              <w:rPr>
-                <w:noProof/>
-                <w:webHidden/>
-              </w:rPr>
-              <w:fldChar w:fldCharType="end"/>
-            </w:r>
-          </w:hyperlink>
-        </w:p>
-        <w:p>
-          <w:pPr>
-            <w:pStyle w:val="TOC3"/>
-            <w:tabs>
-              <w:tab w:val="left" w:pos="960"/>
-              <w:tab w:val="right" w:leader="dot" w:pos="8261"/>
-            </w:tabs>
-            <w:rPr>
-              <w:noProof/>
-            </w:rPr>
-          </w:pPr>
-          <w:hyperlink w:anchor="_Toc195388451" w:history="1">
-            <w:r>
-              <w:rPr>
-                <w:rStyle w:val="Hyperlink"/>
-                <w:noProof/>
-              </w:rPr>
-              <w:t>C.</w:t>
-            </w:r>
-            <w:r>
-              <w:rPr>
-                <w:noProof/>
-              </w:rPr>
-              <w:tab/>
-            </w:r>
-            <w:r>
-              <w:rPr>
-                <w:rStyle w:val="Hyperlink"/>
-                <w:noProof/>
-              </w:rPr>
-              <w:t>Pembahasan</w:t>
-            </w:r>
-            <w:r>
-              <w:rPr>
-                <w:noProof/>
-                <w:webHidden/>
-              </w:rPr>
-              <w:tab/>
-            </w:r>
-            <w:r>
-              <w:rPr>
-                <w:noProof/>
-                <w:webHidden/>
-              </w:rPr>
-              <w:fldChar w:fldCharType="begin"/>
-            </w:r>
-            <w:r>
-              <w:rPr>
-                <w:noProof/>
-                <w:webHidden/>
-              </w:rPr>
-              <w:instrText xml:space="preserve"> PAGEREF _Toc195388451 \h </w:instrText>
-            </w:r>
-            <w:r>
-              <w:rPr>
-                <w:noProof/>
-                <w:webHidden/>
-              </w:rPr>
-            </w:r>
-            <w:r>
-              <w:rPr>
-                <w:noProof/>
-                <w:webHidden/>
-              </w:rPr>
-              <w:fldChar w:fldCharType="separate"/>
-            </w:r>
-            <w:r>
-              <w:rPr>
-                <w:noProof/>
-                <w:webHidden/>
-              </w:rPr>
-              <w:t>19</w:t>
-            </w:r>
-            <w:r>
-              <w:rPr>
-                <w:noProof/>
-                <w:webHidden/>
-              </w:rPr>
-              <w:fldChar w:fldCharType="end"/>
-            </w:r>
-          </w:hyperlink>
-        </w:p>
-        <w:p>
-          <w:pPr>
-            <w:pStyle w:val="TOC2"/>
-            <w:tabs>
-              <w:tab w:val="left" w:pos="720"/>
-              <w:tab w:val="right" w:leader="dot" w:pos="8261"/>
-            </w:tabs>
-            <w:rPr>
-              <w:rFonts w:asciiTheme="minorHAnsi" w:eastAsiaTheme="minorEastAsia" w:hAnsiTheme="minorHAnsi"/>
-              <w:noProof/>
-              <w:szCs w:val="24"/>
-              <w:lang w:val="en-ID"/>
-            </w:rPr>
-          </w:pPr>
-          <w:hyperlink w:anchor="_Toc195388452" w:history="1">
-            <w:r>
-              <w:rPr>
-                <w:rStyle w:val="Hyperlink"/>
-                <w:noProof/>
-                <w:lang w:val="id"/>
-              </w:rPr>
-              <w:t>9.</w:t>
-            </w:r>
-            <w:r>
-              <w:rPr>
-                <w:rFonts w:asciiTheme="minorHAnsi" w:eastAsiaTheme="minorEastAsia" w:hAnsiTheme="minorHAnsi"/>
-                <w:noProof/>
-                <w:szCs w:val="24"/>
-                <w:lang w:val="en-ID"/>
-              </w:rPr>
-              <w:tab/>
-            </w:r>
-            <w:r>
-              <w:rPr>
-                <w:rStyle w:val="Hyperlink"/>
-                <w:noProof/>
-              </w:rPr>
-              <w:t>Jenis-jenis list unordered</w:t>
-            </w:r>
-            <w:r>
-              <w:rPr>
-                <w:noProof/>
-                <w:webHidden/>
-              </w:rPr>
-              <w:tab/>
-            </w:r>
-            <w:r>
-              <w:rPr>
-                <w:noProof/>
-                <w:webHidden/>
-              </w:rPr>
-              <w:fldChar w:fldCharType="begin"/>
-            </w:r>
-            <w:r>
-              <w:rPr>
-                <w:noProof/>
-                <w:webHidden/>
-              </w:rPr>
-              <w:instrText xml:space="preserve"> PAGEREF _Toc195388452 \h </w:instrText>
-            </w:r>
-            <w:r>
-              <w:rPr>
-                <w:noProof/>
-                <w:webHidden/>
-              </w:rPr>
-            </w:r>
-            <w:r>
-              <w:rPr>
-                <w:noProof/>
-                <w:webHidden/>
-              </w:rPr>
-              <w:fldChar w:fldCharType="separate"/>
-            </w:r>
-            <w:r>
-              <w:rPr>
-                <w:noProof/>
-                <w:webHidden/>
-              </w:rPr>
-              <w:t>20</w:t>
-            </w:r>
-            <w:r>
-              <w:rPr>
-                <w:noProof/>
-                <w:webHidden/>
-              </w:rPr>
-              <w:fldChar w:fldCharType="end"/>
-            </w:r>
-          </w:hyperlink>
-        </w:p>
-        <w:p>
-          <w:pPr>
-            <w:pStyle w:val="TOC3"/>
-            <w:tabs>
-              <w:tab w:val="left" w:pos="960"/>
-              <w:tab w:val="right" w:leader="dot" w:pos="8261"/>
-            </w:tabs>
-            <w:rPr>
-              <w:noProof/>
-            </w:rPr>
-          </w:pPr>
-          <w:hyperlink w:anchor="_Toc195388453" w:history="1">
-            <w:r>
-              <w:rPr>
-                <w:rStyle w:val="Hyperlink"/>
-                <w:noProof/>
-              </w:rPr>
-              <w:t>A.</w:t>
-            </w:r>
-            <w:r>
-              <w:rPr>
-                <w:noProof/>
-              </w:rPr>
-              <w:tab/>
-            </w:r>
-            <w:r>
-              <w:rPr>
-                <w:rStyle w:val="Hyperlink"/>
-                <w:noProof/>
-              </w:rPr>
-              <w:t>Source Code</w:t>
-            </w:r>
-            <w:r>
-              <w:rPr>
-                <w:noProof/>
-                <w:webHidden/>
-              </w:rPr>
-              <w:tab/>
-            </w:r>
-            <w:r>
-              <w:rPr>
-                <w:noProof/>
-                <w:webHidden/>
-              </w:rPr>
-              <w:fldChar w:fldCharType="begin"/>
-            </w:r>
-            <w:r>
-              <w:rPr>
-                <w:noProof/>
-                <w:webHidden/>
-              </w:rPr>
-              <w:instrText xml:space="preserve"> PAGEREF _Toc195388453 \h </w:instrText>
-            </w:r>
-            <w:r>
-              <w:rPr>
-                <w:noProof/>
-                <w:webHidden/>
-              </w:rPr>
-            </w:r>
-            <w:r>
-              <w:rPr>
-                <w:noProof/>
-                <w:webHidden/>
-              </w:rPr>
-              <w:fldChar w:fldCharType="separate"/>
-            </w:r>
-            <w:r>
-              <w:rPr>
-                <w:noProof/>
-                <w:webHidden/>
-              </w:rPr>
-              <w:t>20</w:t>
-            </w:r>
-            <w:r>
-              <w:rPr>
-                <w:noProof/>
-                <w:webHidden/>
-              </w:rPr>
-              <w:fldChar w:fldCharType="end"/>
-            </w:r>
-          </w:hyperlink>
-        </w:p>
-        <w:p>
-          <w:pPr>
-            <w:pStyle w:val="TOC3"/>
-            <w:tabs>
-              <w:tab w:val="left" w:pos="960"/>
-              <w:tab w:val="right" w:leader="dot" w:pos="8261"/>
-            </w:tabs>
-            <w:rPr>
-              <w:noProof/>
-            </w:rPr>
-          </w:pPr>
-          <w:hyperlink w:anchor="_Toc195388454" w:history="1">
-            <w:r>
-              <w:rPr>
-                <w:rStyle w:val="Hyperlink"/>
-                <w:noProof/>
-              </w:rPr>
-              <w:t>B.</w:t>
-            </w:r>
-            <w:r>
-              <w:rPr>
-                <w:noProof/>
-              </w:rPr>
-              <w:tab/>
-            </w:r>
-            <w:r>
-              <w:rPr>
-                <w:rStyle w:val="Hyperlink"/>
-                <w:noProof/>
-              </w:rPr>
-              <w:t>Output Program</w:t>
-            </w:r>
-            <w:r>
-              <w:rPr>
-                <w:noProof/>
-                <w:webHidden/>
-              </w:rPr>
-              <w:tab/>
-            </w:r>
-            <w:r>
-              <w:rPr>
-                <w:noProof/>
-                <w:webHidden/>
-              </w:rPr>
-              <w:fldChar w:fldCharType="begin"/>
-            </w:r>
-            <w:r>
-              <w:rPr>
-                <w:noProof/>
-                <w:webHidden/>
-              </w:rPr>
-              <w:instrText xml:space="preserve"> PAGEREF _Toc195388454 \h </w:instrText>
-            </w:r>
-            <w:r>
-              <w:rPr>
-                <w:noProof/>
-                <w:webHidden/>
-              </w:rPr>
-            </w:r>
-            <w:r>
-              <w:rPr>
-                <w:noProof/>
-                <w:webHidden/>
-              </w:rPr>
-              <w:fldChar w:fldCharType="separate"/>
-            </w:r>
-            <w:r>
-              <w:rPr>
-                <w:noProof/>
-                <w:webHidden/>
-              </w:rPr>
-              <w:t>20</w:t>
-            </w:r>
-            <w:r>
-              <w:rPr>
-                <w:noProof/>
-                <w:webHidden/>
-              </w:rPr>
-              <w:fldChar w:fldCharType="end"/>
-            </w:r>
-          </w:hyperlink>
-        </w:p>
-        <w:p>
-          <w:pPr>
-            <w:pStyle w:val="TOC3"/>
-            <w:tabs>
-              <w:tab w:val="left" w:pos="960"/>
-              <w:tab w:val="right" w:leader="dot" w:pos="8261"/>
-            </w:tabs>
-            <w:rPr>
-              <w:noProof/>
-            </w:rPr>
-          </w:pPr>
-          <w:hyperlink w:anchor="_Toc195388455" w:history="1">
-            <w:r>
-              <w:rPr>
-                <w:rStyle w:val="Hyperlink"/>
-                <w:noProof/>
-              </w:rPr>
-              <w:t>C.</w:t>
-            </w:r>
-            <w:r>
-              <w:rPr>
-                <w:noProof/>
-              </w:rPr>
-              <w:tab/>
-            </w:r>
-            <w:r>
-              <w:rPr>
-                <w:rStyle w:val="Hyperlink"/>
-                <w:noProof/>
-              </w:rPr>
-              <w:t>Pembahasan</w:t>
-            </w:r>
-            <w:r>
-              <w:rPr>
-                <w:noProof/>
-                <w:webHidden/>
-              </w:rPr>
-              <w:tab/>
-            </w:r>
-            <w:r>
-              <w:rPr>
-                <w:noProof/>
-                <w:webHidden/>
-              </w:rPr>
-              <w:fldChar w:fldCharType="begin"/>
-            </w:r>
-            <w:r>
-              <w:rPr>
-                <w:noProof/>
-                <w:webHidden/>
-              </w:rPr>
-              <w:instrText xml:space="preserve"> PAGEREF _Toc195388455 \h </w:instrText>
-            </w:r>
-            <w:r>
-              <w:rPr>
-                <w:noProof/>
-                <w:webHidden/>
-              </w:rPr>
-            </w:r>
-            <w:r>
-              <w:rPr>
-                <w:noProof/>
-                <w:webHidden/>
-              </w:rPr>
-              <w:fldChar w:fldCharType="separate"/>
-            </w:r>
-            <w:r>
-              <w:rPr>
-                <w:noProof/>
-                <w:webHidden/>
-              </w:rPr>
-              <w:t>20</w:t>
-            </w:r>
-            <w:r>
-              <w:rPr>
-                <w:noProof/>
-                <w:webHidden/>
-              </w:rPr>
-              <w:fldChar w:fldCharType="end"/>
-            </w:r>
-          </w:hyperlink>
-        </w:p>
-        <w:p>
-          <w:pPr>
-            <w:pStyle w:val="TOC2"/>
-            <w:tabs>
-              <w:tab w:val="left" w:pos="960"/>
-              <w:tab w:val="right" w:leader="dot" w:pos="8261"/>
-            </w:tabs>
-            <w:rPr>
-              <w:rFonts w:asciiTheme="minorHAnsi" w:eastAsiaTheme="minorEastAsia" w:hAnsiTheme="minorHAnsi"/>
-              <w:noProof/>
-              <w:szCs w:val="24"/>
-              <w:lang w:val="en-ID"/>
-            </w:rPr>
-          </w:pPr>
-          <w:hyperlink w:anchor="_Toc195388456" w:history="1">
-            <w:r>
-              <w:rPr>
-                <w:rStyle w:val="Hyperlink"/>
-                <w:noProof/>
-                <w:lang w:val="id"/>
-              </w:rPr>
-              <w:t>10.</w:t>
-            </w:r>
-            <w:r>
-              <w:rPr>
-                <w:rFonts w:asciiTheme="minorHAnsi" w:eastAsiaTheme="minorEastAsia" w:hAnsiTheme="minorHAnsi"/>
-                <w:noProof/>
-                <w:szCs w:val="24"/>
-                <w:lang w:val="en-ID"/>
-              </w:rPr>
-              <w:tab/>
-            </w:r>
-            <w:r>
-              <w:rPr>
-                <w:rStyle w:val="Hyperlink"/>
-                <w:noProof/>
-              </w:rPr>
-              <w:t>List bersarang dan list definisi.</w:t>
-            </w:r>
-            <w:r>
-              <w:rPr>
-                <w:noProof/>
-                <w:webHidden/>
-              </w:rPr>
-              <w:tab/>
-            </w:r>
-            <w:r>
-              <w:rPr>
-                <w:noProof/>
-                <w:webHidden/>
-              </w:rPr>
-              <w:fldChar w:fldCharType="begin"/>
-            </w:r>
-            <w:r>
-              <w:rPr>
-                <w:noProof/>
-                <w:webHidden/>
-              </w:rPr>
-              <w:instrText xml:space="preserve"> PAGEREF _Toc195388456 \h </w:instrText>
-            </w:r>
-            <w:r>
-              <w:rPr>
-                <w:noProof/>
-                <w:webHidden/>
-              </w:rPr>
-            </w:r>
-            <w:r>
-              <w:rPr>
-                <w:noProof/>
-                <w:webHidden/>
-              </w:rPr>
-              <w:fldChar w:fldCharType="separate"/>
-            </w:r>
-            <w:r>
-              <w:rPr>
-                <w:noProof/>
-                <w:webHidden/>
-              </w:rPr>
-              <w:t>21</w:t>
-            </w:r>
-            <w:r>
-              <w:rPr>
-                <w:noProof/>
-                <w:webHidden/>
-              </w:rPr>
-              <w:fldChar w:fldCharType="end"/>
-            </w:r>
-          </w:hyperlink>
-        </w:p>
-        <w:p>
-          <w:pPr>
-            <w:pStyle w:val="TOC3"/>
-            <w:tabs>
-              <w:tab w:val="left" w:pos="960"/>
-              <w:tab w:val="right" w:leader="dot" w:pos="8261"/>
-            </w:tabs>
-            <w:rPr>
-              <w:noProof/>
-            </w:rPr>
-          </w:pPr>
-          <w:hyperlink w:anchor="_Toc195388457" w:history="1">
-            <w:r>
-              <w:rPr>
-                <w:rStyle w:val="Hyperlink"/>
-                <w:noProof/>
-              </w:rPr>
-              <w:t>A.</w:t>
-            </w:r>
-            <w:r>
-              <w:rPr>
-                <w:noProof/>
-              </w:rPr>
-              <w:tab/>
-            </w:r>
-            <w:r>
-              <w:rPr>
-                <w:rStyle w:val="Hyperlink"/>
-                <w:noProof/>
-              </w:rPr>
-              <w:t>Source Code</w:t>
-            </w:r>
-            <w:r>
-              <w:rPr>
-                <w:noProof/>
-                <w:webHidden/>
-              </w:rPr>
-              <w:tab/>
-            </w:r>
-            <w:r>
-              <w:rPr>
-                <w:noProof/>
-                <w:webHidden/>
-              </w:rPr>
-              <w:fldChar w:fldCharType="begin"/>
-            </w:r>
-            <w:r>
-              <w:rPr>
-                <w:noProof/>
-                <w:webHidden/>
-              </w:rPr>
-              <w:instrText xml:space="preserve"> PAGEREF _Toc195388457 \h </w:instrText>
-            </w:r>
-            <w:r>
-              <w:rPr>
-                <w:noProof/>
-                <w:webHidden/>
-              </w:rPr>
-            </w:r>
-            <w:r>
-              <w:rPr>
-                <w:noProof/>
-                <w:webHidden/>
-              </w:rPr>
-              <w:fldChar w:fldCharType="separate"/>
-            </w:r>
-            <w:r>
-              <w:rPr>
-                <w:noProof/>
-                <w:webHidden/>
-              </w:rPr>
-              <w:t>21</w:t>
-            </w:r>
-            <w:r>
-              <w:rPr>
-                <w:noProof/>
-                <w:webHidden/>
-              </w:rPr>
-              <w:fldChar w:fldCharType="end"/>
-            </w:r>
-          </w:hyperlink>
-        </w:p>
-        <w:p>
-          <w:pPr>
-            <w:pStyle w:val="TOC3"/>
-            <w:tabs>
-              <w:tab w:val="left" w:pos="960"/>
-              <w:tab w:val="right" w:leader="dot" w:pos="8261"/>
-            </w:tabs>
-            <w:rPr>
-              <w:noProof/>
-            </w:rPr>
-          </w:pPr>
-          <w:hyperlink w:anchor="_Toc195388458" w:history="1">
-            <w:r>
-              <w:rPr>
-                <w:rStyle w:val="Hyperlink"/>
-                <w:noProof/>
-              </w:rPr>
-              <w:t>B.</w:t>
-            </w:r>
-            <w:r>
-              <w:rPr>
-                <w:noProof/>
-              </w:rPr>
-              <w:tab/>
-            </w:r>
-            <w:r>
-              <w:rPr>
-                <w:rStyle w:val="Hyperlink"/>
-                <w:noProof/>
-              </w:rPr>
-              <w:t>Output Program</w:t>
-            </w:r>
-            <w:r>
-              <w:rPr>
-                <w:noProof/>
-                <w:webHidden/>
-              </w:rPr>
-              <w:tab/>
-            </w:r>
-            <w:r>
-              <w:rPr>
-                <w:noProof/>
-                <w:webHidden/>
-              </w:rPr>
-              <w:fldChar w:fldCharType="begin"/>
-            </w:r>
-            <w:r>
-              <w:rPr>
-                <w:noProof/>
-                <w:webHidden/>
-              </w:rPr>
-              <w:instrText xml:space="preserve"> PAGEREF _Toc195388458 \h </w:instrText>
-            </w:r>
-            <w:r>
-              <w:rPr>
-                <w:noProof/>
-                <w:webHidden/>
-              </w:rPr>
-            </w:r>
-            <w:r>
-              <w:rPr>
-                <w:noProof/>
-                <w:webHidden/>
-              </w:rPr>
-              <w:fldChar w:fldCharType="separate"/>
-            </w:r>
-            <w:r>
-              <w:rPr>
-                <w:noProof/>
-                <w:webHidden/>
-              </w:rPr>
-              <w:t>21</w:t>
-            </w:r>
-            <w:r>
-              <w:rPr>
-                <w:noProof/>
-                <w:webHidden/>
-              </w:rPr>
-              <w:fldChar w:fldCharType="end"/>
-            </w:r>
-          </w:hyperlink>
-        </w:p>
-        <w:p>
-          <w:pPr>
-            <w:pStyle w:val="TOC3"/>
-            <w:tabs>
-              <w:tab w:val="left" w:pos="960"/>
-              <w:tab w:val="right" w:leader="dot" w:pos="8261"/>
-            </w:tabs>
-            <w:rPr>
-              <w:noProof/>
-            </w:rPr>
-          </w:pPr>
-          <w:hyperlink w:anchor="_Toc195388459" w:history="1">
-            <w:r>
-              <w:rPr>
-                <w:rStyle w:val="Hyperlink"/>
-                <w:noProof/>
-              </w:rPr>
-              <w:t>C.</w:t>
-            </w:r>
-            <w:r>
-              <w:rPr>
-                <w:noProof/>
-              </w:rPr>
-              <w:tab/>
-            </w:r>
-            <w:r>
-              <w:rPr>
-                <w:rStyle w:val="Hyperlink"/>
-                <w:noProof/>
-              </w:rPr>
-              <w:t>Pembahasan</w:t>
-            </w:r>
-            <w:r>
-              <w:rPr>
-                <w:noProof/>
-                <w:webHidden/>
-              </w:rPr>
-              <w:tab/>
-            </w:r>
-            <w:r>
-              <w:rPr>
-                <w:noProof/>
-                <w:webHidden/>
-              </w:rPr>
-              <w:fldChar w:fldCharType="begin"/>
-            </w:r>
-            <w:r>
-              <w:rPr>
-                <w:noProof/>
-                <w:webHidden/>
-              </w:rPr>
-              <w:instrText xml:space="preserve"> PAGEREF _Toc195388459 \h </w:instrText>
-            </w:r>
-            <w:r>
-              <w:rPr>
-                <w:noProof/>
-                <w:webHidden/>
-              </w:rPr>
-            </w:r>
-            <w:r>
-              <w:rPr>
-                <w:noProof/>
-                <w:webHidden/>
-              </w:rPr>
-              <w:fldChar w:fldCharType="separate"/>
-            </w:r>
-            <w:r>
-              <w:rPr>
-                <w:noProof/>
-                <w:webHidden/>
-              </w:rPr>
-              <w:t>21</w:t>
+              <w:t>10</w:t>
             </w:r>
             <w:r>
               <w:rPr>
@@ -4925,11 +2147,13 @@
             <w:rPr>
               <w:rFonts w:asciiTheme="minorHAnsi" w:eastAsiaTheme="minorEastAsia" w:hAnsiTheme="minorHAnsi"/>
               <w:noProof/>
+              <w:kern w:val="2"/>
               <w:szCs w:val="24"/>
-              <w:lang w:val="en-ID"/>
+              <w:lang w:val="en-ID" w:eastAsia="en-ID"/>
+              <w14:ligatures w14:val="standardContextual"/>
             </w:rPr>
           </w:pPr>
-          <w:hyperlink w:anchor="_Toc195388460" w:history="1">
+          <w:hyperlink w:anchor="_Toc232104485" w:history="1">
             <w:r>
               <w:rPr>
                 <w:rStyle w:val="Hyperlink"/>
@@ -4956,7 +2180,7 @@
                 <w:noProof/>
                 <w:webHidden/>
               </w:rPr>
-              <w:instrText xml:space="preserve"> PAGEREF _Toc195388460 \h </w:instrText>
+              <w:instrText xml:space="preserve"> PAGEREF _Toc232104485 \h </w:instrText>
             </w:r>
             <w:r>
               <w:rPr>
@@ -4976,7 +2200,7 @@
                 <w:noProof/>
                 <w:webHidden/>
               </w:rPr>
-              <w:t>23</w:t>
+              <w:t>11</w:t>
             </w:r>
             <w:r>
               <w:rPr>
@@ -4994,7 +2218,6 @@
               <w:bCs/>
               <w:noProof/>
             </w:rPr>
-            <w:lastRenderedPageBreak/>
             <w:fldChar w:fldCharType="end"/>
           </w:r>
         </w:p>
@@ -5005,7 +2228,7 @@
         <w:pStyle w:val="Heading1"/>
         <w:spacing w:after="240"/>
       </w:pPr>
-      <w:bookmarkStart w:id="2" w:name="_Toc195388417"/>
+      <w:bookmarkStart w:id="2" w:name="_Toc232104474"/>
       <w:r>
         <w:t>DAFTAR GAMBAR</w:t>
       </w:r>
@@ -5752,7 +2975,7 @@
         <w:pStyle w:val="Heading1"/>
         <w:spacing w:before="0" w:after="240"/>
       </w:pPr>
-      <w:bookmarkStart w:id="3" w:name="_Toc195388418"/>
+      <w:bookmarkStart w:id="3" w:name="_Toc232104475"/>
       <w:r>
         <w:lastRenderedPageBreak/>
         <w:t>DAFTAR TABEL</w:t>
@@ -6497,9 +3720,15 @@
     <w:p>
       <w:pPr>
         <w:pStyle w:val="Heading1"/>
-      </w:pPr>
-      <w:bookmarkStart w:id="4" w:name="_Toc195388419"/>
-      <w:r>
+        <w:rPr>
+          <w:lang w:val="sv-SE"/>
+        </w:rPr>
+      </w:pPr>
+      <w:bookmarkStart w:id="4" w:name="_Toc232104476"/>
+      <w:r>
+        <w:rPr>
+          <w:lang w:val="sv-SE"/>
+        </w:rPr>
         <w:lastRenderedPageBreak/>
         <w:t>SOAL</w:t>
       </w:r>
@@ -6579,7 +3808,7 @@
           <w:lang w:val="id"/>
         </w:rPr>
       </w:pPr>
-      <w:bookmarkStart w:id="5" w:name="_Toc195388420"/>
+      <w:bookmarkStart w:id="5" w:name="_Toc232104477"/>
       <w:r>
         <w:rPr>
           <w:lang w:val="id"/>
@@ -6618,7 +3847,7 @@
           <w:numId w:val="9"/>
         </w:numPr>
       </w:pPr>
-      <w:bookmarkStart w:id="6" w:name="_Toc195388421"/>
+      <w:bookmarkStart w:id="6" w:name="_Toc232104478"/>
       <w:r>
         <w:t>Source Code</w:t>
       </w:r>
@@ -6938,13 +4167,13 @@
             <w:pPr>
               <w:rPr>
                 <w:rFonts w:ascii="Courier New" w:hAnsi="Courier New" w:cs="Courier New"/>
-                <w:lang w:val="en-ID"/>
+                <w:lang w:val="sv-SE"/>
               </w:rPr>
             </w:pPr>
             <w:r>
               <w:rPr>
                 <w:rFonts w:ascii="Courier New" w:hAnsi="Courier New" w:cs="Courier New"/>
-                <w:lang w:val="en-ID"/>
+                <w:lang w:val="sv-SE"/>
               </w:rPr>
               <w:t>&lt;/head&gt;</w:t>
             </w:r>
@@ -6953,13 +4182,13 @@
             <w:pPr>
               <w:rPr>
                 <w:rFonts w:ascii="Courier New" w:hAnsi="Courier New" w:cs="Courier New"/>
-                <w:lang w:val="en-ID"/>
+                <w:lang w:val="sv-SE"/>
               </w:rPr>
             </w:pPr>
             <w:r>
               <w:rPr>
                 <w:rFonts w:ascii="Courier New" w:hAnsi="Courier New" w:cs="Courier New"/>
-                <w:lang w:val="en-ID"/>
+                <w:lang w:val="sv-SE"/>
               </w:rPr>
               <w:t>&lt;body&gt;</w:t>
             </w:r>
@@ -6968,13 +4197,13 @@
             <w:pPr>
               <w:rPr>
                 <w:rFonts w:ascii="Courier New" w:hAnsi="Courier New" w:cs="Courier New"/>
-                <w:lang w:val="en-ID"/>
+                <w:lang w:val="sv-SE"/>
               </w:rPr>
             </w:pPr>
             <w:r>
               <w:rPr>
                 <w:rFonts w:ascii="Courier New" w:hAnsi="Courier New" w:cs="Courier New"/>
-                <w:lang w:val="en-ID"/>
+                <w:lang w:val="sv-SE"/>
               </w:rPr>
               <w:t xml:space="preserve">    &lt;p&gt;</w:t>
             </w:r>
@@ -6983,264 +4212,88 @@
             <w:pPr>
               <w:rPr>
                 <w:rFonts w:ascii="Courier New" w:hAnsi="Courier New" w:cs="Courier New"/>
-                <w:lang w:val="en-ID"/>
+                <w:lang w:val="sv-SE"/>
               </w:rPr>
             </w:pPr>
             <w:r>
               <w:rPr>
                 <w:rFonts w:ascii="Courier New" w:hAnsi="Courier New" w:cs="Courier New"/>
-                <w:lang w:val="en-ID"/>
-              </w:rPr>
-              <w:t xml:space="preserve">        </w:t>
-            </w:r>
-            <w:proofErr w:type="spellStart"/>
-            <w:r>
-              <w:rPr>
-                <w:rFonts w:ascii="Courier New" w:hAnsi="Courier New" w:cs="Courier New"/>
-                <w:lang w:val="en-ID"/>
-              </w:rPr>
-              <w:t>Paragraf</w:t>
-            </w:r>
-            <w:proofErr w:type="spellEnd"/>
-            <w:r>
-              <w:rPr>
-                <w:rFonts w:ascii="Courier New" w:hAnsi="Courier New" w:cs="Courier New"/>
-                <w:lang w:val="en-ID"/>
-              </w:rPr>
-              <w:t xml:space="preserve"> </w:t>
-            </w:r>
-            <w:proofErr w:type="spellStart"/>
-            <w:r>
-              <w:rPr>
-                <w:rFonts w:ascii="Courier New" w:hAnsi="Courier New" w:cs="Courier New"/>
-                <w:lang w:val="en-ID"/>
-              </w:rPr>
-              <w:t>ini</w:t>
-            </w:r>
-            <w:proofErr w:type="spellEnd"/>
-            <w:r>
-              <w:rPr>
-                <w:rFonts w:ascii="Courier New" w:hAnsi="Courier New" w:cs="Courier New"/>
-                <w:lang w:val="en-ID"/>
-              </w:rPr>
-              <w:t xml:space="preserve"> </w:t>
+                <w:lang w:val="sv-SE"/>
+              </w:rPr>
+              <w:t xml:space="preserve">        Paragraf ini </w:t>
             </w:r>
           </w:p>
           <w:p>
             <w:pPr>
               <w:rPr>
                 <w:rFonts w:ascii="Courier New" w:hAnsi="Courier New" w:cs="Courier New"/>
-                <w:lang w:val="en-ID"/>
+                <w:lang w:val="sv-SE"/>
               </w:rPr>
             </w:pPr>
             <w:r>
               <w:rPr>
                 <w:rFonts w:ascii="Courier New" w:hAnsi="Courier New" w:cs="Courier New"/>
-                <w:lang w:val="en-ID"/>
-              </w:rPr>
-              <w:t xml:space="preserve">                </w:t>
-            </w:r>
-            <w:proofErr w:type="spellStart"/>
-            <w:r>
-              <w:rPr>
-                <w:rFonts w:ascii="Courier New" w:hAnsi="Courier New" w:cs="Courier New"/>
-                <w:lang w:val="en-ID"/>
-              </w:rPr>
-              <w:t>mengandung</w:t>
-            </w:r>
-            <w:proofErr w:type="spellEnd"/>
-            <w:r>
-              <w:rPr>
-                <w:rFonts w:ascii="Courier New" w:hAnsi="Courier New" w:cs="Courier New"/>
-                <w:lang w:val="en-ID"/>
-              </w:rPr>
-              <w:t xml:space="preserve">      </w:t>
-            </w:r>
-            <w:proofErr w:type="spellStart"/>
-            <w:r>
-              <w:rPr>
-                <w:rFonts w:ascii="Courier New" w:hAnsi="Courier New" w:cs="Courier New"/>
-                <w:lang w:val="en-ID"/>
-              </w:rPr>
-              <w:t>banyak</w:t>
-            </w:r>
-            <w:proofErr w:type="spellEnd"/>
-            <w:r>
-              <w:rPr>
-                <w:rFonts w:ascii="Courier New" w:hAnsi="Courier New" w:cs="Courier New"/>
-                <w:lang w:val="en-ID"/>
-              </w:rPr>
-              <w:t xml:space="preserve"> </w:t>
-            </w:r>
-            <w:proofErr w:type="spellStart"/>
-            <w:r>
-              <w:rPr>
-                <w:rFonts w:ascii="Courier New" w:hAnsi="Courier New" w:cs="Courier New"/>
-                <w:lang w:val="en-ID"/>
-              </w:rPr>
-              <w:t>spasi</w:t>
-            </w:r>
-            <w:proofErr w:type="spellEnd"/>
-            <w:r>
-              <w:rPr>
-                <w:rFonts w:ascii="Courier New" w:hAnsi="Courier New" w:cs="Courier New"/>
-                <w:lang w:val="en-ID"/>
-              </w:rPr>
-              <w:t xml:space="preserve">        dan baris</w:t>
+                <w:lang w:val="sv-SE"/>
+              </w:rPr>
+              <w:t xml:space="preserve">                mengandung      banyak spasi        dan baris</w:t>
             </w:r>
           </w:p>
           <w:p>
             <w:pPr>
               <w:rPr>
                 <w:rFonts w:ascii="Courier New" w:hAnsi="Courier New" w:cs="Courier New"/>
-                <w:lang w:val="en-ID"/>
+                <w:lang w:val="sv-SE"/>
               </w:rPr>
             </w:pPr>
             <w:r>
               <w:rPr>
                 <w:rFonts w:ascii="Courier New" w:hAnsi="Courier New" w:cs="Courier New"/>
-                <w:lang w:val="en-ID"/>
-              </w:rPr>
-              <w:t xml:space="preserve">                        </w:t>
-            </w:r>
-            <w:proofErr w:type="spellStart"/>
-            <w:r>
-              <w:rPr>
-                <w:rFonts w:ascii="Courier New" w:hAnsi="Courier New" w:cs="Courier New"/>
-                <w:lang w:val="en-ID"/>
-              </w:rPr>
-              <w:t>dalam</w:t>
-            </w:r>
-            <w:proofErr w:type="spellEnd"/>
-            <w:r>
-              <w:rPr>
-                <w:rFonts w:ascii="Courier New" w:hAnsi="Courier New" w:cs="Courier New"/>
-                <w:lang w:val="en-ID"/>
-              </w:rPr>
-              <w:t xml:space="preserve"> </w:t>
-            </w:r>
-            <w:proofErr w:type="spellStart"/>
-            <w:r>
-              <w:rPr>
-                <w:rFonts w:ascii="Courier New" w:hAnsi="Courier New" w:cs="Courier New"/>
-                <w:lang w:val="en-ID"/>
-              </w:rPr>
-              <w:t>kode</w:t>
-            </w:r>
-            <w:proofErr w:type="spellEnd"/>
-            <w:r>
-              <w:rPr>
-                <w:rFonts w:ascii="Courier New" w:hAnsi="Courier New" w:cs="Courier New"/>
-                <w:lang w:val="en-ID"/>
-              </w:rPr>
-              <w:t xml:space="preserve">      </w:t>
-            </w:r>
-            <w:proofErr w:type="spellStart"/>
-            <w:r>
-              <w:rPr>
-                <w:rFonts w:ascii="Courier New" w:hAnsi="Courier New" w:cs="Courier New"/>
-                <w:lang w:val="en-ID"/>
-              </w:rPr>
-              <w:t>sumbernya</w:t>
-            </w:r>
-            <w:proofErr w:type="spellEnd"/>
-            <w:r>
-              <w:rPr>
-                <w:rFonts w:ascii="Courier New" w:hAnsi="Courier New" w:cs="Courier New"/>
-                <w:lang w:val="en-ID"/>
-              </w:rPr>
-              <w:t>,</w:t>
+                <w:lang w:val="sv-SE"/>
+              </w:rPr>
+              <w:t xml:space="preserve">                        dalam kode      sumbernya,</w:t>
             </w:r>
           </w:p>
           <w:p>
             <w:pPr>
               <w:rPr>
                 <w:rFonts w:ascii="Courier New" w:hAnsi="Courier New" w:cs="Courier New"/>
-                <w:lang w:val="en-ID"/>
+                <w:lang w:val="sv-SE"/>
               </w:rPr>
             </w:pPr>
             <w:r>
               <w:rPr>
                 <w:rFonts w:ascii="Courier New" w:hAnsi="Courier New" w:cs="Courier New"/>
-                <w:lang w:val="en-ID"/>
-              </w:rPr>
-              <w:t xml:space="preserve">            </w:t>
-            </w:r>
-            <w:proofErr w:type="spellStart"/>
-            <w:r>
-              <w:rPr>
-                <w:rFonts w:ascii="Courier New" w:hAnsi="Courier New" w:cs="Courier New"/>
-                <w:lang w:val="en-ID"/>
-              </w:rPr>
-              <w:t>tetapi</w:t>
-            </w:r>
-            <w:proofErr w:type="spellEnd"/>
-            <w:r>
-              <w:rPr>
-                <w:rFonts w:ascii="Courier New" w:hAnsi="Courier New" w:cs="Courier New"/>
-                <w:lang w:val="en-ID"/>
-              </w:rPr>
-              <w:t xml:space="preserve"> browser </w:t>
+                <w:lang w:val="sv-SE"/>
+              </w:rPr>
+              <w:t xml:space="preserve">            tetapi browser </w:t>
             </w:r>
           </w:p>
           <w:p>
             <w:pPr>
               <w:rPr>
                 <w:rFonts w:ascii="Courier New" w:hAnsi="Courier New" w:cs="Courier New"/>
-                <w:lang w:val="en-ID"/>
+                <w:lang w:val="sv-SE"/>
               </w:rPr>
             </w:pPr>
             <w:r>
               <w:rPr>
                 <w:rFonts w:ascii="Courier New" w:hAnsi="Courier New" w:cs="Courier New"/>
-                <w:lang w:val="en-ID"/>
-              </w:rPr>
-              <w:t xml:space="preserve">        </w:t>
-            </w:r>
-            <w:proofErr w:type="spellStart"/>
-            <w:r>
-              <w:rPr>
-                <w:rFonts w:ascii="Courier New" w:hAnsi="Courier New" w:cs="Courier New"/>
-                <w:lang w:val="en-ID"/>
-              </w:rPr>
-              <w:t>akan</w:t>
-            </w:r>
-            <w:proofErr w:type="spellEnd"/>
-            <w:r>
-              <w:rPr>
-                <w:rFonts w:ascii="Courier New" w:hAnsi="Courier New" w:cs="Courier New"/>
-                <w:lang w:val="en-ID"/>
-              </w:rPr>
-              <w:t xml:space="preserve"> </w:t>
-            </w:r>
-            <w:proofErr w:type="spellStart"/>
-            <w:r>
-              <w:rPr>
-                <w:rFonts w:ascii="Courier New" w:hAnsi="Courier New" w:cs="Courier New"/>
-                <w:lang w:val="en-ID"/>
-              </w:rPr>
-              <w:t>mengabaikannya</w:t>
-            </w:r>
-            <w:proofErr w:type="spellEnd"/>
-            <w:r>
-              <w:rPr>
-                <w:rFonts w:ascii="Courier New" w:hAnsi="Courier New" w:cs="Courier New"/>
-                <w:lang w:val="en-ID"/>
-              </w:rPr>
-              <w:t>.</w:t>
+                <w:lang w:val="sv-SE"/>
+              </w:rPr>
+              <w:t xml:space="preserve">        akan mengabaikannya.</w:t>
             </w:r>
           </w:p>
           <w:p>
             <w:pPr>
               <w:rPr>
                 <w:rFonts w:ascii="Courier New" w:hAnsi="Courier New" w:cs="Courier New"/>
-                <w:lang w:val="en-ID"/>
+                <w:lang w:val="sv-SE"/>
               </w:rPr>
             </w:pPr>
             <w:r>
               <w:rPr>
                 <w:rFonts w:ascii="Courier New" w:hAnsi="Courier New" w:cs="Courier New"/>
-                <w:lang w:val="en-ID"/>
+                <w:lang w:val="sv-SE"/>
               </w:rPr>
               <w:t xml:space="preserve">    &lt;/p&gt;</w:t>
             </w:r>
@@ -7249,7 +4302,7 @@
             <w:pPr>
               <w:rPr>
                 <w:rFonts w:ascii="Courier New" w:hAnsi="Courier New" w:cs="Courier New"/>
-                <w:lang w:val="en-ID"/>
+                <w:lang w:val="sv-SE"/>
               </w:rPr>
             </w:pPr>
           </w:p>
@@ -7257,13 +4310,13 @@
             <w:pPr>
               <w:rPr>
                 <w:rFonts w:ascii="Courier New" w:hAnsi="Courier New" w:cs="Courier New"/>
-                <w:lang w:val="en-ID"/>
+                <w:lang w:val="sv-SE"/>
               </w:rPr>
             </w:pPr>
             <w:r>
               <w:rPr>
                 <w:rFonts w:ascii="Courier New" w:hAnsi="Courier New" w:cs="Courier New"/>
-                <w:lang w:val="en-ID"/>
+                <w:lang w:val="sv-SE"/>
               </w:rPr>
               <w:t xml:space="preserve">    &lt;p&gt;</w:t>
             </w:r>
@@ -7272,299 +4325,43 @@
             <w:pPr>
               <w:rPr>
                 <w:rFonts w:ascii="Courier New" w:hAnsi="Courier New" w:cs="Courier New"/>
-                <w:lang w:val="en-ID"/>
+                <w:lang w:val="sv-SE"/>
               </w:rPr>
             </w:pPr>
             <w:r>
               <w:rPr>
                 <w:rFonts w:ascii="Courier New" w:hAnsi="Courier New" w:cs="Courier New"/>
-                <w:lang w:val="en-ID"/>
-              </w:rPr>
-              <w:t xml:space="preserve">        </w:t>
-            </w:r>
-            <w:proofErr w:type="spellStart"/>
-            <w:r>
-              <w:rPr>
-                <w:rFonts w:ascii="Courier New" w:hAnsi="Courier New" w:cs="Courier New"/>
-                <w:lang w:val="en-ID"/>
-              </w:rPr>
-              <w:t>Jumlah</w:t>
-            </w:r>
-            <w:proofErr w:type="spellEnd"/>
-            <w:r>
-              <w:rPr>
-                <w:rFonts w:ascii="Courier New" w:hAnsi="Courier New" w:cs="Courier New"/>
-                <w:lang w:val="en-ID"/>
-              </w:rPr>
-              <w:t xml:space="preserve"> baris </w:t>
-            </w:r>
-            <w:proofErr w:type="spellStart"/>
-            <w:r>
-              <w:rPr>
-                <w:rFonts w:ascii="Courier New" w:hAnsi="Courier New" w:cs="Courier New"/>
-                <w:lang w:val="en-ID"/>
-              </w:rPr>
-              <w:t>dalam</w:t>
-            </w:r>
-            <w:proofErr w:type="spellEnd"/>
-            <w:r>
-              <w:rPr>
-                <w:rFonts w:ascii="Courier New" w:hAnsi="Courier New" w:cs="Courier New"/>
-                <w:lang w:val="en-ID"/>
-              </w:rPr>
-              <w:t xml:space="preserve"> </w:t>
-            </w:r>
-            <w:proofErr w:type="spellStart"/>
-            <w:r>
-              <w:rPr>
-                <w:rFonts w:ascii="Courier New" w:hAnsi="Courier New" w:cs="Courier New"/>
-                <w:lang w:val="en-ID"/>
-              </w:rPr>
-              <w:t>paragraf</w:t>
-            </w:r>
-            <w:proofErr w:type="spellEnd"/>
-            <w:r>
-              <w:rPr>
-                <w:rFonts w:ascii="Courier New" w:hAnsi="Courier New" w:cs="Courier New"/>
-                <w:lang w:val="en-ID"/>
-              </w:rPr>
-              <w:t xml:space="preserve"> </w:t>
-            </w:r>
-            <w:proofErr w:type="spellStart"/>
-            <w:r>
-              <w:rPr>
-                <w:rFonts w:ascii="Courier New" w:hAnsi="Courier New" w:cs="Courier New"/>
-                <w:lang w:val="en-ID"/>
-              </w:rPr>
-              <w:t>akan</w:t>
-            </w:r>
-            <w:proofErr w:type="spellEnd"/>
-            <w:r>
-              <w:rPr>
-                <w:rFonts w:ascii="Courier New" w:hAnsi="Courier New" w:cs="Courier New"/>
-                <w:lang w:val="en-ID"/>
-              </w:rPr>
-              <w:t xml:space="preserve"> </w:t>
-            </w:r>
-            <w:proofErr w:type="spellStart"/>
-            <w:r>
-              <w:rPr>
-                <w:rFonts w:ascii="Courier New" w:hAnsi="Courier New" w:cs="Courier New"/>
-                <w:lang w:val="en-ID"/>
-              </w:rPr>
-              <w:t>berubah</w:t>
-            </w:r>
-            <w:proofErr w:type="spellEnd"/>
-            <w:r>
-              <w:rPr>
-                <w:rFonts w:ascii="Courier New" w:hAnsi="Courier New" w:cs="Courier New"/>
-                <w:lang w:val="en-ID"/>
-              </w:rPr>
-              <w:t xml:space="preserve"> </w:t>
-            </w:r>
-            <w:proofErr w:type="spellStart"/>
-            <w:r>
-              <w:rPr>
-                <w:rFonts w:ascii="Courier New" w:hAnsi="Courier New" w:cs="Courier New"/>
-                <w:lang w:val="en-ID"/>
-              </w:rPr>
-              <w:t>tergantung</w:t>
-            </w:r>
-            <w:proofErr w:type="spellEnd"/>
-            <w:r>
-              <w:rPr>
-                <w:rFonts w:ascii="Courier New" w:hAnsi="Courier New" w:cs="Courier New"/>
-                <w:lang w:val="en-ID"/>
-              </w:rPr>
-              <w:t xml:space="preserve"> pada </w:t>
-            </w:r>
-            <w:proofErr w:type="spellStart"/>
-            <w:r>
-              <w:rPr>
-                <w:rFonts w:ascii="Courier New" w:hAnsi="Courier New" w:cs="Courier New"/>
-                <w:lang w:val="en-ID"/>
-              </w:rPr>
-              <w:t>ukuran</w:t>
-            </w:r>
-            <w:proofErr w:type="spellEnd"/>
-            <w:r>
-              <w:rPr>
-                <w:rFonts w:ascii="Courier New" w:hAnsi="Courier New" w:cs="Courier New"/>
-                <w:lang w:val="en-ID"/>
-              </w:rPr>
-              <w:t xml:space="preserve"> window browser.</w:t>
+                <w:lang w:val="sv-SE"/>
+              </w:rPr>
+              <w:t xml:space="preserve">        Jumlah baris dalam paragraf akan berubah tergantung pada ukuran window browser.</w:t>
             </w:r>
           </w:p>
           <w:p>
             <w:pPr>
               <w:rPr>
                 <w:rFonts w:ascii="Courier New" w:hAnsi="Courier New" w:cs="Courier New"/>
-                <w:lang w:val="en-ID"/>
+                <w:lang w:val="sv-SE"/>
               </w:rPr>
             </w:pPr>
             <w:r>
               <w:rPr>
                 <w:rFonts w:ascii="Courier New" w:hAnsi="Courier New" w:cs="Courier New"/>
-                <w:lang w:val="en-ID"/>
-              </w:rPr>
-              <w:t xml:space="preserve">        </w:t>
-            </w:r>
-            <w:proofErr w:type="spellStart"/>
-            <w:r>
-              <w:rPr>
-                <w:rFonts w:ascii="Courier New" w:hAnsi="Courier New" w:cs="Courier New"/>
-                <w:lang w:val="en-ID"/>
-              </w:rPr>
-              <w:t>Untuk</w:t>
-            </w:r>
-            <w:proofErr w:type="spellEnd"/>
-            <w:r>
-              <w:rPr>
-                <w:rFonts w:ascii="Courier New" w:hAnsi="Courier New" w:cs="Courier New"/>
-                <w:lang w:val="en-ID"/>
-              </w:rPr>
-              <w:t xml:space="preserve"> </w:t>
-            </w:r>
-            <w:proofErr w:type="spellStart"/>
-            <w:r>
-              <w:rPr>
-                <w:rFonts w:ascii="Courier New" w:hAnsi="Courier New" w:cs="Courier New"/>
-                <w:lang w:val="en-ID"/>
-              </w:rPr>
-              <w:t>memotong</w:t>
-            </w:r>
-            <w:proofErr w:type="spellEnd"/>
-            <w:r>
-              <w:rPr>
-                <w:rFonts w:ascii="Courier New" w:hAnsi="Courier New" w:cs="Courier New"/>
-                <w:lang w:val="en-ID"/>
-              </w:rPr>
-              <w:t>&lt;</w:t>
-            </w:r>
-            <w:proofErr w:type="spellStart"/>
-            <w:r>
-              <w:rPr>
-                <w:rFonts w:ascii="Courier New" w:hAnsi="Courier New" w:cs="Courier New"/>
-                <w:lang w:val="en-ID"/>
-              </w:rPr>
-              <w:t>br</w:t>
-            </w:r>
-            <w:proofErr w:type="spellEnd"/>
-            <w:r>
-              <w:rPr>
-                <w:rFonts w:ascii="Courier New" w:hAnsi="Courier New" w:cs="Courier New"/>
-                <w:lang w:val="en-ID"/>
-              </w:rPr>
-              <w:t>&gt;baris&lt;</w:t>
-            </w:r>
-            <w:proofErr w:type="spellStart"/>
-            <w:r>
-              <w:rPr>
-                <w:rFonts w:ascii="Courier New" w:hAnsi="Courier New" w:cs="Courier New"/>
-                <w:lang w:val="en-ID"/>
-              </w:rPr>
-              <w:t>br</w:t>
-            </w:r>
-            <w:proofErr w:type="spellEnd"/>
-            <w:r>
-              <w:rPr>
-                <w:rFonts w:ascii="Courier New" w:hAnsi="Courier New" w:cs="Courier New"/>
-                <w:lang w:val="en-ID"/>
-              </w:rPr>
-              <w:t>&gt;</w:t>
-            </w:r>
-            <w:proofErr w:type="spellStart"/>
-            <w:r>
-              <w:rPr>
-                <w:rFonts w:ascii="Courier New" w:hAnsi="Courier New" w:cs="Courier New"/>
-                <w:lang w:val="en-ID"/>
-              </w:rPr>
-              <w:t>dalam</w:t>
-            </w:r>
-            <w:proofErr w:type="spellEnd"/>
-            <w:r>
-              <w:rPr>
-                <w:rFonts w:ascii="Courier New" w:hAnsi="Courier New" w:cs="Courier New"/>
-                <w:lang w:val="en-ID"/>
-              </w:rPr>
-              <w:t xml:space="preserve"> </w:t>
-            </w:r>
-            <w:proofErr w:type="spellStart"/>
-            <w:r>
-              <w:rPr>
-                <w:rFonts w:ascii="Courier New" w:hAnsi="Courier New" w:cs="Courier New"/>
-                <w:lang w:val="en-ID"/>
-              </w:rPr>
-              <w:t>sebuah</w:t>
-            </w:r>
-            <w:proofErr w:type="spellEnd"/>
-            <w:r>
-              <w:rPr>
-                <w:rFonts w:ascii="Courier New" w:hAnsi="Courier New" w:cs="Courier New"/>
-                <w:lang w:val="en-ID"/>
-              </w:rPr>
-              <w:t xml:space="preserve"> </w:t>
-            </w:r>
-            <w:proofErr w:type="spellStart"/>
-            <w:r>
-              <w:rPr>
-                <w:rFonts w:ascii="Courier New" w:hAnsi="Courier New" w:cs="Courier New"/>
-                <w:lang w:val="en-ID"/>
-              </w:rPr>
-              <w:t>paragraf</w:t>
-            </w:r>
-            <w:proofErr w:type="spellEnd"/>
-            <w:r>
-              <w:rPr>
-                <w:rFonts w:ascii="Courier New" w:hAnsi="Courier New" w:cs="Courier New"/>
-                <w:lang w:val="en-ID"/>
-              </w:rPr>
-              <w:t xml:space="preserve">, </w:t>
-            </w:r>
-            <w:proofErr w:type="spellStart"/>
-            <w:r>
-              <w:rPr>
-                <w:rFonts w:ascii="Courier New" w:hAnsi="Courier New" w:cs="Courier New"/>
-                <w:lang w:val="en-ID"/>
-              </w:rPr>
-              <w:t>gunakan</w:t>
-            </w:r>
-            <w:proofErr w:type="spellEnd"/>
-            <w:r>
-              <w:rPr>
-                <w:rFonts w:ascii="Courier New" w:hAnsi="Courier New" w:cs="Courier New"/>
-                <w:lang w:val="en-ID"/>
-              </w:rPr>
-              <w:t xml:space="preserve"> tag &lt;code&gt;&amp;</w:t>
-            </w:r>
-            <w:proofErr w:type="spellStart"/>
-            <w:r>
-              <w:rPr>
-                <w:rFonts w:ascii="Courier New" w:hAnsi="Courier New" w:cs="Courier New"/>
-                <w:lang w:val="en-ID"/>
-              </w:rPr>
-              <w:t>lt;br&amp;gt</w:t>
-            </w:r>
-            <w:proofErr w:type="spellEnd"/>
-            <w:r>
-              <w:rPr>
-                <w:rFonts w:ascii="Courier New" w:hAnsi="Courier New" w:cs="Courier New"/>
-                <w:lang w:val="en-ID"/>
-              </w:rPr>
-              <w:t>;&lt;/code&gt;.</w:t>
+                <w:lang w:val="sv-SE"/>
+              </w:rPr>
+              <w:t xml:space="preserve">        Untuk memotong&lt;br&gt;baris&lt;br&gt;dalam sebuah paragraf, gunakan tag &lt;code&gt;&amp;lt;br&amp;gt;&lt;/code&gt;.</w:t>
             </w:r>
           </w:p>
           <w:p>
             <w:pPr>
               <w:rPr>
                 <w:rFonts w:ascii="Courier New" w:hAnsi="Courier New" w:cs="Courier New"/>
-                <w:lang w:val="en-ID"/>
+                <w:lang w:val="sv-SE"/>
               </w:rPr>
             </w:pPr>
             <w:r>
               <w:rPr>
                 <w:rFonts w:ascii="Courier New" w:hAnsi="Courier New" w:cs="Courier New"/>
-                <w:lang w:val="en-ID"/>
+                <w:lang w:val="sv-SE"/>
               </w:rPr>
               <w:t xml:space="preserve">    &lt;/p&gt;</w:t>
             </w:r>
@@ -7573,7 +4370,7 @@
             <w:pPr>
               <w:rPr>
                 <w:rFonts w:ascii="Courier New" w:hAnsi="Courier New" w:cs="Courier New"/>
-                <w:lang w:val="en-ID"/>
+                <w:lang w:val="sv-SE"/>
               </w:rPr>
             </w:pPr>
           </w:p>
@@ -7581,13 +4378,13 @@
             <w:pPr>
               <w:rPr>
                 <w:rFonts w:ascii="Courier New" w:hAnsi="Courier New" w:cs="Courier New"/>
-                <w:lang w:val="en-ID"/>
+                <w:lang w:val="sv-SE"/>
               </w:rPr>
             </w:pPr>
             <w:r>
               <w:rPr>
                 <w:rFonts w:ascii="Courier New" w:hAnsi="Courier New" w:cs="Courier New"/>
-                <w:lang w:val="en-ID"/>
+                <w:lang w:val="sv-SE"/>
               </w:rPr>
               <w:t xml:space="preserve">    &lt;p&gt;</w:t>
             </w:r>
@@ -7596,108 +4393,28 @@
             <w:pPr>
               <w:rPr>
                 <w:rFonts w:ascii="Courier New" w:hAnsi="Courier New" w:cs="Courier New"/>
-                <w:lang w:val="en-ID"/>
+                <w:lang w:val="sv-SE"/>
               </w:rPr>
             </w:pPr>
             <w:r>
               <w:rPr>
                 <w:rFonts w:ascii="Courier New" w:hAnsi="Courier New" w:cs="Courier New"/>
-                <w:lang w:val="en-ID"/>
-              </w:rPr>
-              <w:t xml:space="preserve">        </w:t>
-            </w:r>
-            <w:proofErr w:type="spellStart"/>
-            <w:r>
-              <w:rPr>
-                <w:rFonts w:ascii="Courier New" w:hAnsi="Courier New" w:cs="Courier New"/>
-                <w:lang w:val="en-ID"/>
-              </w:rPr>
-              <w:t>Sedangkan</w:t>
-            </w:r>
-            <w:proofErr w:type="spellEnd"/>
-            <w:r>
-              <w:rPr>
-                <w:rFonts w:ascii="Courier New" w:hAnsi="Courier New" w:cs="Courier New"/>
-                <w:lang w:val="en-ID"/>
-              </w:rPr>
-              <w:t xml:space="preserve"> yang </w:t>
-            </w:r>
-            <w:proofErr w:type="spellStart"/>
-            <w:r>
-              <w:rPr>
-                <w:rFonts w:ascii="Courier New" w:hAnsi="Courier New" w:cs="Courier New"/>
-                <w:lang w:val="en-ID"/>
-              </w:rPr>
-              <w:t>ini</w:t>
-            </w:r>
-            <w:proofErr w:type="spellEnd"/>
-            <w:r>
-              <w:rPr>
-                <w:rFonts w:ascii="Courier New" w:hAnsi="Courier New" w:cs="Courier New"/>
-                <w:lang w:val="en-ID"/>
-              </w:rPr>
-              <w:t xml:space="preserve"> </w:t>
-            </w:r>
-            <w:proofErr w:type="spellStart"/>
-            <w:r>
-              <w:rPr>
-                <w:rFonts w:ascii="Courier New" w:hAnsi="Courier New" w:cs="Courier New"/>
-                <w:lang w:val="en-ID"/>
-              </w:rPr>
-              <w:t>memiliki</w:t>
-            </w:r>
-            <w:proofErr w:type="spellEnd"/>
-            <w:r>
-              <w:rPr>
-                <w:rFonts w:ascii="Courier New" w:hAnsi="Courier New" w:cs="Courier New"/>
-                <w:lang w:val="en-ID"/>
-              </w:rPr>
-              <w:t xml:space="preserve"> </w:t>
-            </w:r>
-            <w:proofErr w:type="spellStart"/>
-            <w:r>
-              <w:rPr>
-                <w:rFonts w:ascii="Courier New" w:hAnsi="Courier New" w:cs="Courier New"/>
-                <w:lang w:val="en-ID"/>
-              </w:rPr>
-              <w:t>spasi</w:t>
-            </w:r>
-            <w:proofErr w:type="spellEnd"/>
-            <w:r>
-              <w:rPr>
-                <w:rFonts w:ascii="Courier New" w:hAnsi="Courier New" w:cs="Courier New"/>
-                <w:lang w:val="en-ID"/>
-              </w:rPr>
-              <w:t xml:space="preserve"> </w:t>
-            </w:r>
-            <w:proofErr w:type="spellStart"/>
-            <w:r>
-              <w:rPr>
-                <w:rFonts w:ascii="Courier New" w:hAnsi="Courier New" w:cs="Courier New"/>
-                <w:lang w:val="en-ID"/>
-              </w:rPr>
-              <w:t>panjang</w:t>
-            </w:r>
-            <w:proofErr w:type="spellEnd"/>
-            <w:r>
-              <w:rPr>
-                <w:rFonts w:ascii="Courier New" w:hAnsi="Courier New" w:cs="Courier New"/>
-                <w:lang w:val="en-ID"/>
-              </w:rPr>
-              <w:t>.</w:t>
+                <w:lang w:val="sv-SE"/>
+              </w:rPr>
+              <w:t xml:space="preserve">        Sedangkan yang ini memiliki spasi panjang.</w:t>
             </w:r>
           </w:p>
           <w:p>
             <w:pPr>
               <w:rPr>
                 <w:rFonts w:ascii="Courier New" w:hAnsi="Courier New" w:cs="Courier New"/>
-                <w:lang w:val="en-ID"/>
+                <w:lang w:val="sv-SE"/>
               </w:rPr>
             </w:pPr>
             <w:r>
               <w:rPr>
                 <w:rFonts w:ascii="Courier New" w:hAnsi="Courier New" w:cs="Courier New"/>
-                <w:lang w:val="en-ID"/>
+                <w:lang w:val="sv-SE"/>
               </w:rPr>
               <w:lastRenderedPageBreak/>
               <w:t xml:space="preserve">    &lt;/p&gt;</w:t>
@@ -7707,260 +4424,75 @@
             <w:pPr>
               <w:rPr>
                 <w:rFonts w:ascii="Courier New" w:hAnsi="Courier New" w:cs="Courier New"/>
+                <w:lang w:val="sv-SE"/>
+              </w:rPr>
+            </w:pPr>
+          </w:p>
+          <w:p>
+            <w:pPr>
+              <w:rPr>
+                <w:rFonts w:ascii="Courier New" w:hAnsi="Courier New" w:cs="Courier New"/>
+                <w:lang w:val="sv-SE"/>
+              </w:rPr>
+            </w:pPr>
+            <w:r>
+              <w:rPr>
+                <w:rFonts w:ascii="Courier New" w:hAnsi="Courier New" w:cs="Courier New"/>
+                <w:lang w:val="sv-SE"/>
+              </w:rPr>
+              <w:t xml:space="preserve">    &lt;p align="center"&gt;</w:t>
+            </w:r>
+          </w:p>
+          <w:p>
+            <w:pPr>
+              <w:rPr>
+                <w:rFonts w:ascii="Courier New" w:hAnsi="Courier New" w:cs="Courier New"/>
+                <w:lang w:val="sv-SE"/>
+              </w:rPr>
+            </w:pPr>
+            <w:r>
+              <w:rPr>
+                <w:rFonts w:ascii="Courier New" w:hAnsi="Courier New" w:cs="Courier New"/>
+                <w:lang w:val="sv-SE"/>
+              </w:rPr>
+              <w:t xml:space="preserve">        Jumlah baris dalam setiap paragraf tergantung pada ukuran window browser.</w:t>
+            </w:r>
+          </w:p>
+          <w:p>
+            <w:pPr>
+              <w:rPr>
+                <w:rFonts w:ascii="Courier New" w:hAnsi="Courier New" w:cs="Courier New"/>
+                <w:lang w:val="sv-SE"/>
+              </w:rPr>
+            </w:pPr>
+            <w:r>
+              <w:rPr>
+                <w:rFonts w:ascii="Courier New" w:hAnsi="Courier New" w:cs="Courier New"/>
+                <w:lang w:val="sv-SE"/>
+              </w:rPr>
+              <w:t xml:space="preserve">        Jika Anda mengubah ukuran window, jumlah baris juga akan berubah.</w:t>
+            </w:r>
+          </w:p>
+          <w:p>
+            <w:pPr>
+              <w:rPr>
+                <w:rFonts w:ascii="Courier New" w:hAnsi="Courier New" w:cs="Courier New"/>
                 <w:lang w:val="en-ID"/>
               </w:rPr>
             </w:pPr>
-          </w:p>
-          <w:p>
-            <w:pPr>
+            <w:r>
+              <w:rPr>
+                <w:rFonts w:ascii="Courier New" w:hAnsi="Courier New" w:cs="Courier New"/>
+                <w:lang w:val="sv-SE"/>
+              </w:rPr>
+              <w:t xml:space="preserve">    </w:t>
+            </w:r>
+            <w:r>
               <w:rPr>
                 <w:rFonts w:ascii="Courier New" w:hAnsi="Courier New" w:cs="Courier New"/>
                 <w:lang w:val="en-ID"/>
               </w:rPr>
-            </w:pPr>
-            <w:r>
-              <w:rPr>
-                <w:rFonts w:ascii="Courier New" w:hAnsi="Courier New" w:cs="Courier New"/>
-                <w:lang w:val="en-ID"/>
-              </w:rPr>
-              <w:t xml:space="preserve">    &lt;p align="</w:t>
-            </w:r>
-            <w:proofErr w:type="spellStart"/>
-            <w:r>
-              <w:rPr>
-                <w:rFonts w:ascii="Courier New" w:hAnsi="Courier New" w:cs="Courier New"/>
-                <w:lang w:val="en-ID"/>
-              </w:rPr>
-              <w:t>center</w:t>
-            </w:r>
-            <w:proofErr w:type="spellEnd"/>
-            <w:r>
-              <w:rPr>
-                <w:rFonts w:ascii="Courier New" w:hAnsi="Courier New" w:cs="Courier New"/>
-                <w:lang w:val="en-ID"/>
-              </w:rPr>
-              <w:t>"&gt;</w:t>
-            </w:r>
-          </w:p>
-          <w:p>
-            <w:pPr>
-              <w:rPr>
-                <w:rFonts w:ascii="Courier New" w:hAnsi="Courier New" w:cs="Courier New"/>
-                <w:lang w:val="en-ID"/>
-              </w:rPr>
-            </w:pPr>
-            <w:r>
-              <w:rPr>
-                <w:rFonts w:ascii="Courier New" w:hAnsi="Courier New" w:cs="Courier New"/>
-                <w:lang w:val="en-ID"/>
-              </w:rPr>
-              <w:t xml:space="preserve">        </w:t>
-            </w:r>
-            <w:proofErr w:type="spellStart"/>
-            <w:r>
-              <w:rPr>
-                <w:rFonts w:ascii="Courier New" w:hAnsi="Courier New" w:cs="Courier New"/>
-                <w:lang w:val="en-ID"/>
-              </w:rPr>
-              <w:t>Jumlah</w:t>
-            </w:r>
-            <w:proofErr w:type="spellEnd"/>
-            <w:r>
-              <w:rPr>
-                <w:rFonts w:ascii="Courier New" w:hAnsi="Courier New" w:cs="Courier New"/>
-                <w:lang w:val="en-ID"/>
-              </w:rPr>
-              <w:t xml:space="preserve"> baris </w:t>
-            </w:r>
-            <w:proofErr w:type="spellStart"/>
-            <w:r>
-              <w:rPr>
-                <w:rFonts w:ascii="Courier New" w:hAnsi="Courier New" w:cs="Courier New"/>
-                <w:lang w:val="en-ID"/>
-              </w:rPr>
-              <w:t>dalam</w:t>
-            </w:r>
-            <w:proofErr w:type="spellEnd"/>
-            <w:r>
-              <w:rPr>
-                <w:rFonts w:ascii="Courier New" w:hAnsi="Courier New" w:cs="Courier New"/>
-                <w:lang w:val="en-ID"/>
-              </w:rPr>
-              <w:t xml:space="preserve"> </w:t>
-            </w:r>
-            <w:proofErr w:type="spellStart"/>
-            <w:r>
-              <w:rPr>
-                <w:rFonts w:ascii="Courier New" w:hAnsi="Courier New" w:cs="Courier New"/>
-                <w:lang w:val="en-ID"/>
-              </w:rPr>
-              <w:t>setiap</w:t>
-            </w:r>
-            <w:proofErr w:type="spellEnd"/>
-            <w:r>
-              <w:rPr>
-                <w:rFonts w:ascii="Courier New" w:hAnsi="Courier New" w:cs="Courier New"/>
-                <w:lang w:val="en-ID"/>
-              </w:rPr>
-              <w:t xml:space="preserve"> </w:t>
-            </w:r>
-            <w:proofErr w:type="spellStart"/>
-            <w:r>
-              <w:rPr>
-                <w:rFonts w:ascii="Courier New" w:hAnsi="Courier New" w:cs="Courier New"/>
-                <w:lang w:val="en-ID"/>
-              </w:rPr>
-              <w:t>paragraf</w:t>
-            </w:r>
-            <w:proofErr w:type="spellEnd"/>
-            <w:r>
-              <w:rPr>
-                <w:rFonts w:ascii="Courier New" w:hAnsi="Courier New" w:cs="Courier New"/>
-                <w:lang w:val="en-ID"/>
-              </w:rPr>
-              <w:t xml:space="preserve"> </w:t>
-            </w:r>
-            <w:proofErr w:type="spellStart"/>
-            <w:r>
-              <w:rPr>
-                <w:rFonts w:ascii="Courier New" w:hAnsi="Courier New" w:cs="Courier New"/>
-                <w:lang w:val="en-ID"/>
-              </w:rPr>
-              <w:t>tergantung</w:t>
-            </w:r>
-            <w:proofErr w:type="spellEnd"/>
-            <w:r>
-              <w:rPr>
-                <w:rFonts w:ascii="Courier New" w:hAnsi="Courier New" w:cs="Courier New"/>
-                <w:lang w:val="en-ID"/>
-              </w:rPr>
-              <w:t xml:space="preserve"> pada </w:t>
-            </w:r>
-            <w:proofErr w:type="spellStart"/>
-            <w:r>
-              <w:rPr>
-                <w:rFonts w:ascii="Courier New" w:hAnsi="Courier New" w:cs="Courier New"/>
-                <w:lang w:val="en-ID"/>
-              </w:rPr>
-              <w:t>ukuran</w:t>
-            </w:r>
-            <w:proofErr w:type="spellEnd"/>
-            <w:r>
-              <w:rPr>
-                <w:rFonts w:ascii="Courier New" w:hAnsi="Courier New" w:cs="Courier New"/>
-                <w:lang w:val="en-ID"/>
-              </w:rPr>
-              <w:t xml:space="preserve"> window browser.</w:t>
-            </w:r>
-          </w:p>
-          <w:p>
-            <w:pPr>
-              <w:rPr>
-                <w:rFonts w:ascii="Courier New" w:hAnsi="Courier New" w:cs="Courier New"/>
-                <w:lang w:val="en-ID"/>
-              </w:rPr>
-            </w:pPr>
-            <w:r>
-              <w:rPr>
-                <w:rFonts w:ascii="Courier New" w:hAnsi="Courier New" w:cs="Courier New"/>
-                <w:lang w:val="en-ID"/>
-              </w:rPr>
-              <w:t xml:space="preserve">        Jika Anda </w:t>
-            </w:r>
-            <w:proofErr w:type="spellStart"/>
-            <w:r>
-              <w:rPr>
-                <w:rFonts w:ascii="Courier New" w:hAnsi="Courier New" w:cs="Courier New"/>
-                <w:lang w:val="en-ID"/>
-              </w:rPr>
-              <w:t>mengubah</w:t>
-            </w:r>
-            <w:proofErr w:type="spellEnd"/>
-            <w:r>
-              <w:rPr>
-                <w:rFonts w:ascii="Courier New" w:hAnsi="Courier New" w:cs="Courier New"/>
-                <w:lang w:val="en-ID"/>
-              </w:rPr>
-              <w:t xml:space="preserve"> </w:t>
-            </w:r>
-            <w:proofErr w:type="spellStart"/>
-            <w:r>
-              <w:rPr>
-                <w:rFonts w:ascii="Courier New" w:hAnsi="Courier New" w:cs="Courier New"/>
-                <w:lang w:val="en-ID"/>
-              </w:rPr>
-              <w:t>ukuran</w:t>
-            </w:r>
-            <w:proofErr w:type="spellEnd"/>
-            <w:r>
-              <w:rPr>
-                <w:rFonts w:ascii="Courier New" w:hAnsi="Courier New" w:cs="Courier New"/>
-                <w:lang w:val="en-ID"/>
-              </w:rPr>
-              <w:t xml:space="preserve"> window, </w:t>
-            </w:r>
-            <w:proofErr w:type="spellStart"/>
-            <w:r>
-              <w:rPr>
-                <w:rFonts w:ascii="Courier New" w:hAnsi="Courier New" w:cs="Courier New"/>
-                <w:lang w:val="en-ID"/>
-              </w:rPr>
-              <w:t>jumlah</w:t>
-            </w:r>
-            <w:proofErr w:type="spellEnd"/>
-            <w:r>
-              <w:rPr>
-                <w:rFonts w:ascii="Courier New" w:hAnsi="Courier New" w:cs="Courier New"/>
-                <w:lang w:val="en-ID"/>
-              </w:rPr>
-              <w:t xml:space="preserve"> baris juga </w:t>
-            </w:r>
-            <w:proofErr w:type="spellStart"/>
-            <w:r>
-              <w:rPr>
-                <w:rFonts w:ascii="Courier New" w:hAnsi="Courier New" w:cs="Courier New"/>
-                <w:lang w:val="en-ID"/>
-              </w:rPr>
-              <w:t>akan</w:t>
-            </w:r>
-            <w:proofErr w:type="spellEnd"/>
-            <w:r>
-              <w:rPr>
-                <w:rFonts w:ascii="Courier New" w:hAnsi="Courier New" w:cs="Courier New"/>
-                <w:lang w:val="en-ID"/>
-              </w:rPr>
-              <w:t xml:space="preserve"> </w:t>
-            </w:r>
-            <w:proofErr w:type="spellStart"/>
-            <w:r>
-              <w:rPr>
-                <w:rFonts w:ascii="Courier New" w:hAnsi="Courier New" w:cs="Courier New"/>
-                <w:lang w:val="en-ID"/>
-              </w:rPr>
-              <w:t>berubah</w:t>
-            </w:r>
-            <w:proofErr w:type="spellEnd"/>
-            <w:r>
-              <w:rPr>
-                <w:rFonts w:ascii="Courier New" w:hAnsi="Courier New" w:cs="Courier New"/>
-                <w:lang w:val="en-ID"/>
-              </w:rPr>
-              <w:t>.</w:t>
-            </w:r>
-          </w:p>
-          <w:p>
-            <w:pPr>
-              <w:rPr>
-                <w:rFonts w:ascii="Courier New" w:hAnsi="Courier New" w:cs="Courier New"/>
-                <w:lang w:val="en-ID"/>
-              </w:rPr>
-            </w:pPr>
-            <w:r>
-              <w:rPr>
-                <w:rFonts w:ascii="Courier New" w:hAnsi="Courier New" w:cs="Courier New"/>
-                <w:lang w:val="en-ID"/>
-              </w:rPr>
-              <w:t xml:space="preserve">    &lt;/p&gt;</w:t>
+              <w:t>&lt;/p&gt;</w:t>
             </w:r>
           </w:p>
           <w:p>
@@ -8185,7 +4717,7 @@
           <w:numId w:val="9"/>
         </w:numPr>
       </w:pPr>
-      <w:bookmarkStart w:id="8" w:name="_Toc195388422"/>
+      <w:bookmarkStart w:id="8" w:name="_Toc232104479"/>
       <w:r>
         <w:t>Output Program</w:t>
       </w:r>
@@ -8278,7 +4810,7 @@
           <w:numId w:val="9"/>
         </w:numPr>
       </w:pPr>
-      <w:bookmarkStart w:id="10" w:name="_Toc195388423"/>
+      <w:bookmarkStart w:id="10" w:name="_Toc232104480"/>
       <w:proofErr w:type="spellStart"/>
       <w:r>
         <w:t>Pembahasa</w:t>
@@ -8294,78 +4826,16 @@
         <w:rPr>
           <w:rFonts w:cs="Times New Roman"/>
           <w:szCs w:val="24"/>
+          <w:lang w:val="sv-SE"/>
         </w:rPr>
       </w:pPr>
       <w:r>
         <w:rPr>
           <w:rFonts w:cs="Times New Roman" w:hint="cs"/>
           <w:szCs w:val="24"/>
-        </w:rPr>
-        <w:t xml:space="preserve">File </w:t>
-      </w:r>
-      <w:proofErr w:type="spellStart"/>
-      <w:r>
-        <w:rPr>
-          <w:rFonts w:cs="Times New Roman" w:hint="cs"/>
-          <w:szCs w:val="24"/>
-        </w:rPr>
-        <w:t>ini</w:t>
-      </w:r>
-      <w:proofErr w:type="spellEnd"/>
-      <w:r>
-        <w:rPr>
-          <w:rFonts w:cs="Times New Roman" w:hint="cs"/>
-          <w:szCs w:val="24"/>
-        </w:rPr>
-        <w:t xml:space="preserve"> </w:t>
-      </w:r>
-      <w:proofErr w:type="spellStart"/>
-      <w:r>
-        <w:rPr>
-          <w:rFonts w:cs="Times New Roman" w:hint="cs"/>
-          <w:szCs w:val="24"/>
-        </w:rPr>
-        <w:t>diawali</w:t>
-      </w:r>
-      <w:proofErr w:type="spellEnd"/>
-      <w:r>
-        <w:rPr>
-          <w:rFonts w:cs="Times New Roman" w:hint="cs"/>
-          <w:szCs w:val="24"/>
-        </w:rPr>
-        <w:t xml:space="preserve"> </w:t>
-      </w:r>
-      <w:proofErr w:type="spellStart"/>
-      <w:r>
-        <w:rPr>
-          <w:rFonts w:cs="Times New Roman" w:hint="cs"/>
-          <w:szCs w:val="24"/>
-        </w:rPr>
-        <w:t>dengan</w:t>
-      </w:r>
-      <w:proofErr w:type="spellEnd"/>
-      <w:r>
-        <w:rPr>
-          <w:rFonts w:cs="Times New Roman" w:hint="cs"/>
-          <w:szCs w:val="24"/>
-        </w:rPr>
-        <w:t xml:space="preserve"> tag </w:t>
-      </w:r>
-      <w:proofErr w:type="spellStart"/>
-      <w:r>
-        <w:rPr>
-          <w:rFonts w:cs="Times New Roman" w:hint="cs"/>
-          <w:szCs w:val="24"/>
-        </w:rPr>
-        <w:t>standar</w:t>
-      </w:r>
-      <w:proofErr w:type="spellEnd"/>
-      <w:r>
-        <w:rPr>
-          <w:rFonts w:cs="Times New Roman" w:hint="cs"/>
-          <w:szCs w:val="24"/>
-        </w:rPr>
-        <w:t xml:space="preserve"> </w:t>
+          <w:lang w:val="sv-SE"/>
+        </w:rPr>
+        <w:t xml:space="preserve">File ini diawali dengan tag standar </w:t>
       </w:r>
       <w:r>
         <w:rPr>
@@ -8373,6 +4843,7 @@
           <w:rFonts w:ascii="Times New Roman" w:eastAsiaTheme="minorHAnsi" w:hAnsi="Times New Roman" w:cs="Times New Roman" w:hint="cs"/>
           <w:sz w:val="24"/>
           <w:szCs w:val="24"/>
+          <w:lang w:val="sv-SE"/>
         </w:rPr>
         <w:t>&lt;html&gt;</w:t>
       </w:r>
@@ -8380,24 +4851,9 @@
         <w:rPr>
           <w:rFonts w:cs="Times New Roman" w:hint="cs"/>
           <w:szCs w:val="24"/>
-        </w:rPr>
-        <w:t xml:space="preserve"> dan </w:t>
-      </w:r>
-      <w:proofErr w:type="spellStart"/>
-      <w:r>
-        <w:rPr>
-          <w:rFonts w:cs="Times New Roman" w:hint="cs"/>
-          <w:szCs w:val="24"/>
-        </w:rPr>
-        <w:t>bagian</w:t>
-      </w:r>
-      <w:proofErr w:type="spellEnd"/>
-      <w:r>
-        <w:rPr>
-          <w:rFonts w:cs="Times New Roman" w:hint="cs"/>
-          <w:szCs w:val="24"/>
-        </w:rPr>
-        <w:t xml:space="preserve"> </w:t>
+          <w:lang w:val="sv-SE"/>
+        </w:rPr>
+        <w:t xml:space="preserve"> dan bagian </w:t>
       </w:r>
       <w:r>
         <w:rPr>
@@ -8405,6 +4861,7 @@
           <w:rFonts w:ascii="Times New Roman" w:eastAsiaTheme="minorHAnsi" w:hAnsi="Times New Roman" w:cs="Times New Roman" w:hint="cs"/>
           <w:sz w:val="24"/>
           <w:szCs w:val="24"/>
+          <w:lang w:val="sv-SE"/>
         </w:rPr>
         <w:t>&lt;head&gt;</w:t>
       </w:r>
@@ -8412,88 +4869,9 @@
         <w:rPr>
           <w:rFonts w:cs="Times New Roman" w:hint="cs"/>
           <w:szCs w:val="24"/>
-        </w:rPr>
-        <w:t xml:space="preserve"> yang </w:t>
-      </w:r>
-      <w:proofErr w:type="spellStart"/>
-      <w:r>
-        <w:rPr>
-          <w:rFonts w:cs="Times New Roman" w:hint="cs"/>
-          <w:szCs w:val="24"/>
-        </w:rPr>
-        <w:t>memuat</w:t>
-      </w:r>
-      <w:proofErr w:type="spellEnd"/>
-      <w:r>
-        <w:rPr>
-          <w:rFonts w:cs="Times New Roman" w:hint="cs"/>
-          <w:szCs w:val="24"/>
-        </w:rPr>
-        <w:t xml:space="preserve"> </w:t>
-      </w:r>
-      <w:proofErr w:type="spellStart"/>
-      <w:r>
-        <w:rPr>
-          <w:rFonts w:cs="Times New Roman" w:hint="cs"/>
-          <w:szCs w:val="24"/>
-        </w:rPr>
-        <w:t>judul</w:t>
-      </w:r>
-      <w:proofErr w:type="spellEnd"/>
-      <w:r>
-        <w:rPr>
-          <w:rFonts w:cs="Times New Roman" w:hint="cs"/>
-          <w:szCs w:val="24"/>
-        </w:rPr>
-        <w:t xml:space="preserve"> </w:t>
-      </w:r>
-      <w:proofErr w:type="spellStart"/>
-      <w:r>
-        <w:rPr>
-          <w:rFonts w:cs="Times New Roman" w:hint="cs"/>
-          <w:szCs w:val="24"/>
-        </w:rPr>
-        <w:t>halaman</w:t>
-      </w:r>
-      <w:proofErr w:type="spellEnd"/>
-      <w:r>
-        <w:rPr>
-          <w:rFonts w:cs="Times New Roman" w:hint="cs"/>
-          <w:szCs w:val="24"/>
-        </w:rPr>
-        <w:t xml:space="preserve"> "</w:t>
-      </w:r>
-      <w:proofErr w:type="spellStart"/>
-      <w:r>
-        <w:rPr>
-          <w:rFonts w:cs="Times New Roman" w:hint="cs"/>
-          <w:szCs w:val="24"/>
-        </w:rPr>
-        <w:t>Belajar</w:t>
-      </w:r>
-      <w:proofErr w:type="spellEnd"/>
-      <w:r>
-        <w:rPr>
-          <w:rFonts w:cs="Times New Roman" w:hint="cs"/>
-          <w:szCs w:val="24"/>
-        </w:rPr>
-        <w:t xml:space="preserve"> Web" </w:t>
-      </w:r>
-      <w:proofErr w:type="spellStart"/>
-      <w:r>
-        <w:rPr>
-          <w:rFonts w:cs="Times New Roman" w:hint="cs"/>
-          <w:szCs w:val="24"/>
-        </w:rPr>
-        <w:t>melalui</w:t>
-      </w:r>
-      <w:proofErr w:type="spellEnd"/>
-      <w:r>
-        <w:rPr>
-          <w:rFonts w:cs="Times New Roman" w:hint="cs"/>
-          <w:szCs w:val="24"/>
-        </w:rPr>
-        <w:t xml:space="preserve"> tag </w:t>
+          <w:lang w:val="sv-SE"/>
+        </w:rPr>
+        <w:t xml:space="preserve"> yang memuat judul halaman "Belajar Web" melalui tag </w:t>
       </w:r>
       <w:r>
         <w:rPr>
@@ -8501,6 +4879,7 @@
           <w:rFonts w:ascii="Times New Roman" w:eastAsiaTheme="minorHAnsi" w:hAnsi="Times New Roman" w:cs="Times New Roman" w:hint="cs"/>
           <w:sz w:val="24"/>
           <w:szCs w:val="24"/>
+          <w:lang w:val="sv-SE"/>
         </w:rPr>
         <w:t>&lt;title&gt;</w:t>
       </w:r>
@@ -8508,24 +4887,9 @@
         <w:rPr>
           <w:rFonts w:cs="Times New Roman" w:hint="cs"/>
           <w:szCs w:val="24"/>
-        </w:rPr>
-        <w:t xml:space="preserve">. Di </w:t>
-      </w:r>
-      <w:proofErr w:type="spellStart"/>
-      <w:r>
-        <w:rPr>
-          <w:rFonts w:cs="Times New Roman" w:hint="cs"/>
-          <w:szCs w:val="24"/>
-        </w:rPr>
-        <w:t>dalam</w:t>
-      </w:r>
-      <w:proofErr w:type="spellEnd"/>
-      <w:r>
-        <w:rPr>
-          <w:rFonts w:cs="Times New Roman" w:hint="cs"/>
-          <w:szCs w:val="24"/>
-        </w:rPr>
-        <w:t xml:space="preserve"> </w:t>
+          <w:lang w:val="sv-SE"/>
+        </w:rPr>
+        <w:t xml:space="preserve">. Di dalam </w:t>
       </w:r>
       <w:r>
         <w:rPr>
@@ -8533,6 +4897,7 @@
           <w:rFonts w:ascii="Times New Roman" w:eastAsiaTheme="minorHAnsi" w:hAnsi="Times New Roman" w:cs="Times New Roman" w:hint="cs"/>
           <w:sz w:val="24"/>
           <w:szCs w:val="24"/>
+          <w:lang w:val="sv-SE"/>
         </w:rPr>
         <w:t>&lt;body&gt;</w:t>
       </w:r>
@@ -8540,824 +4905,9 @@
         <w:rPr>
           <w:rFonts w:cs="Times New Roman" w:hint="cs"/>
           <w:szCs w:val="24"/>
-        </w:rPr>
-        <w:t xml:space="preserve">, </w:t>
-      </w:r>
-      <w:proofErr w:type="spellStart"/>
-      <w:r>
-        <w:rPr>
-          <w:rFonts w:cs="Times New Roman" w:hint="cs"/>
-          <w:szCs w:val="24"/>
-        </w:rPr>
-        <w:t>terdapat</w:t>
-      </w:r>
-      <w:proofErr w:type="spellEnd"/>
-      <w:r>
-        <w:rPr>
-          <w:rFonts w:cs="Times New Roman" w:hint="cs"/>
-          <w:szCs w:val="24"/>
-        </w:rPr>
-        <w:t xml:space="preserve"> </w:t>
-      </w:r>
-      <w:proofErr w:type="spellStart"/>
-      <w:r>
-        <w:rPr>
-          <w:rFonts w:cs="Times New Roman" w:hint="cs"/>
-          <w:szCs w:val="24"/>
-        </w:rPr>
-        <w:t>beberapa</w:t>
-      </w:r>
-      <w:proofErr w:type="spellEnd"/>
-      <w:r>
-        <w:rPr>
-          <w:rFonts w:cs="Times New Roman" w:hint="cs"/>
-          <w:szCs w:val="24"/>
-        </w:rPr>
-        <w:t xml:space="preserve"> </w:t>
-      </w:r>
-      <w:proofErr w:type="spellStart"/>
-      <w:r>
-        <w:rPr>
-          <w:rFonts w:cs="Times New Roman" w:hint="cs"/>
-          <w:szCs w:val="24"/>
-        </w:rPr>
-        <w:t>paragraf</w:t>
-      </w:r>
-      <w:proofErr w:type="spellEnd"/>
-      <w:r>
-        <w:rPr>
-          <w:rFonts w:cs="Times New Roman" w:hint="cs"/>
-          <w:szCs w:val="24"/>
-        </w:rPr>
-        <w:t xml:space="preserve">. </w:t>
-      </w:r>
-      <w:proofErr w:type="spellStart"/>
-      <w:r>
-        <w:rPr>
-          <w:rFonts w:cs="Times New Roman" w:hint="cs"/>
-          <w:szCs w:val="24"/>
-        </w:rPr>
-        <w:t>Paragraf</w:t>
-      </w:r>
-      <w:proofErr w:type="spellEnd"/>
-      <w:r>
-        <w:rPr>
-          <w:rFonts w:cs="Times New Roman" w:hint="cs"/>
-          <w:szCs w:val="24"/>
-        </w:rPr>
-        <w:t xml:space="preserve"> </w:t>
-      </w:r>
-      <w:proofErr w:type="spellStart"/>
-      <w:r>
-        <w:rPr>
-          <w:rFonts w:cs="Times New Roman" w:hint="cs"/>
-          <w:szCs w:val="24"/>
-        </w:rPr>
-        <w:t>pertama</w:t>
-      </w:r>
-      <w:proofErr w:type="spellEnd"/>
-      <w:r>
-        <w:rPr>
-          <w:rFonts w:cs="Times New Roman" w:hint="cs"/>
-          <w:szCs w:val="24"/>
-        </w:rPr>
-        <w:t xml:space="preserve"> </w:t>
-      </w:r>
-      <w:proofErr w:type="spellStart"/>
-      <w:r>
-        <w:rPr>
-          <w:rFonts w:cs="Times New Roman" w:hint="cs"/>
-          <w:szCs w:val="24"/>
-        </w:rPr>
-        <w:t>memiliki</w:t>
-      </w:r>
-      <w:proofErr w:type="spellEnd"/>
-      <w:r>
-        <w:rPr>
-          <w:rFonts w:cs="Times New Roman" w:hint="cs"/>
-          <w:szCs w:val="24"/>
-        </w:rPr>
-        <w:t xml:space="preserve"> </w:t>
-      </w:r>
-      <w:proofErr w:type="spellStart"/>
-      <w:r>
-        <w:rPr>
-          <w:rFonts w:cs="Times New Roman" w:hint="cs"/>
-          <w:szCs w:val="24"/>
-        </w:rPr>
-        <w:t>banyak</w:t>
-      </w:r>
-      <w:proofErr w:type="spellEnd"/>
-      <w:r>
-        <w:rPr>
-          <w:rFonts w:cs="Times New Roman" w:hint="cs"/>
-          <w:szCs w:val="24"/>
-        </w:rPr>
-        <w:t xml:space="preserve"> </w:t>
-      </w:r>
-      <w:proofErr w:type="spellStart"/>
-      <w:r>
-        <w:rPr>
-          <w:rFonts w:cs="Times New Roman" w:hint="cs"/>
-          <w:szCs w:val="24"/>
-        </w:rPr>
-        <w:t>spasi</w:t>
-      </w:r>
-      <w:proofErr w:type="spellEnd"/>
-      <w:r>
-        <w:rPr>
-          <w:rFonts w:cs="Times New Roman" w:hint="cs"/>
-          <w:szCs w:val="24"/>
-        </w:rPr>
-        <w:t xml:space="preserve"> dan baris </w:t>
-      </w:r>
-      <w:proofErr w:type="spellStart"/>
-      <w:r>
-        <w:rPr>
-          <w:rFonts w:cs="Times New Roman" w:hint="cs"/>
-          <w:szCs w:val="24"/>
-        </w:rPr>
-        <w:t>baru</w:t>
-      </w:r>
-      <w:proofErr w:type="spellEnd"/>
-      <w:r>
-        <w:rPr>
-          <w:rFonts w:cs="Times New Roman" w:hint="cs"/>
-          <w:szCs w:val="24"/>
-        </w:rPr>
-        <w:t xml:space="preserve"> </w:t>
-      </w:r>
-      <w:proofErr w:type="spellStart"/>
-      <w:r>
-        <w:rPr>
-          <w:rFonts w:cs="Times New Roman" w:hint="cs"/>
-          <w:szCs w:val="24"/>
-        </w:rPr>
-        <w:t>dalam</w:t>
-      </w:r>
-      <w:proofErr w:type="spellEnd"/>
-      <w:r>
-        <w:rPr>
-          <w:rFonts w:cs="Times New Roman" w:hint="cs"/>
-          <w:szCs w:val="24"/>
-        </w:rPr>
-        <w:t xml:space="preserve"> </w:t>
-      </w:r>
-      <w:proofErr w:type="spellStart"/>
-      <w:r>
-        <w:rPr>
-          <w:rFonts w:cs="Times New Roman" w:hint="cs"/>
-          <w:szCs w:val="24"/>
-        </w:rPr>
-        <w:t>kode</w:t>
-      </w:r>
-      <w:proofErr w:type="spellEnd"/>
-      <w:r>
-        <w:rPr>
-          <w:rFonts w:cs="Times New Roman" w:hint="cs"/>
-          <w:szCs w:val="24"/>
-        </w:rPr>
-        <w:t xml:space="preserve"> </w:t>
-      </w:r>
-      <w:proofErr w:type="spellStart"/>
-      <w:r>
-        <w:rPr>
-          <w:rFonts w:cs="Times New Roman" w:hint="cs"/>
-          <w:szCs w:val="24"/>
-        </w:rPr>
-        <w:t>sumbernya</w:t>
-      </w:r>
-      <w:proofErr w:type="spellEnd"/>
-      <w:r>
-        <w:rPr>
-          <w:rFonts w:cs="Times New Roman" w:hint="cs"/>
-          <w:szCs w:val="24"/>
-        </w:rPr>
-        <w:t xml:space="preserve">, </w:t>
-      </w:r>
-      <w:proofErr w:type="spellStart"/>
-      <w:r>
-        <w:rPr>
-          <w:rFonts w:cs="Times New Roman" w:hint="cs"/>
-          <w:szCs w:val="24"/>
-        </w:rPr>
-        <w:t>namun</w:t>
-      </w:r>
-      <w:proofErr w:type="spellEnd"/>
-      <w:r>
-        <w:rPr>
-          <w:rFonts w:cs="Times New Roman" w:hint="cs"/>
-          <w:szCs w:val="24"/>
-        </w:rPr>
-        <w:t xml:space="preserve"> browser </w:t>
-      </w:r>
-      <w:proofErr w:type="spellStart"/>
-      <w:r>
-        <w:rPr>
-          <w:rFonts w:cs="Times New Roman" w:hint="cs"/>
-          <w:szCs w:val="24"/>
-        </w:rPr>
-        <w:t>akan</w:t>
-      </w:r>
-      <w:proofErr w:type="spellEnd"/>
-      <w:r>
-        <w:rPr>
-          <w:rFonts w:cs="Times New Roman" w:hint="cs"/>
-          <w:szCs w:val="24"/>
-        </w:rPr>
-        <w:t xml:space="preserve"> </w:t>
-      </w:r>
-      <w:proofErr w:type="spellStart"/>
-      <w:r>
-        <w:rPr>
-          <w:rFonts w:cs="Times New Roman" w:hint="cs"/>
-          <w:szCs w:val="24"/>
-        </w:rPr>
-        <w:t>mengabaikan</w:t>
-      </w:r>
-      <w:proofErr w:type="spellEnd"/>
-      <w:r>
-        <w:rPr>
-          <w:rFonts w:cs="Times New Roman" w:hint="cs"/>
-          <w:szCs w:val="24"/>
-        </w:rPr>
-        <w:t xml:space="preserve"> </w:t>
-      </w:r>
-      <w:proofErr w:type="spellStart"/>
-      <w:r>
-        <w:rPr>
-          <w:rFonts w:cs="Times New Roman" w:hint="cs"/>
-          <w:szCs w:val="24"/>
-        </w:rPr>
-        <w:t>spasi</w:t>
-      </w:r>
-      <w:proofErr w:type="spellEnd"/>
-      <w:r>
-        <w:rPr>
-          <w:rFonts w:cs="Times New Roman" w:hint="cs"/>
-          <w:szCs w:val="24"/>
-        </w:rPr>
-        <w:t xml:space="preserve"> </w:t>
-      </w:r>
-      <w:proofErr w:type="spellStart"/>
-      <w:r>
-        <w:rPr>
-          <w:rFonts w:cs="Times New Roman" w:hint="cs"/>
-          <w:szCs w:val="24"/>
-        </w:rPr>
-        <w:t>ekstra</w:t>
-      </w:r>
-      <w:proofErr w:type="spellEnd"/>
-      <w:r>
-        <w:rPr>
-          <w:rFonts w:cs="Times New Roman" w:hint="cs"/>
-          <w:szCs w:val="24"/>
-        </w:rPr>
-        <w:t xml:space="preserve"> dan </w:t>
-      </w:r>
-      <w:proofErr w:type="spellStart"/>
-      <w:r>
-        <w:rPr>
-          <w:rFonts w:cs="Times New Roman" w:hint="cs"/>
-          <w:szCs w:val="24"/>
-        </w:rPr>
-        <w:t>menampilkannya</w:t>
-      </w:r>
-      <w:proofErr w:type="spellEnd"/>
-      <w:r>
-        <w:rPr>
-          <w:rFonts w:cs="Times New Roman" w:hint="cs"/>
-          <w:szCs w:val="24"/>
-        </w:rPr>
-        <w:t xml:space="preserve"> </w:t>
-      </w:r>
-      <w:proofErr w:type="spellStart"/>
-      <w:r>
-        <w:rPr>
-          <w:rFonts w:cs="Times New Roman" w:hint="cs"/>
-          <w:szCs w:val="24"/>
-        </w:rPr>
-        <w:t>seperti</w:t>
-      </w:r>
-      <w:proofErr w:type="spellEnd"/>
-      <w:r>
-        <w:rPr>
-          <w:rFonts w:cs="Times New Roman" w:hint="cs"/>
-          <w:szCs w:val="24"/>
-        </w:rPr>
-        <w:t xml:space="preserve"> </w:t>
-      </w:r>
-      <w:proofErr w:type="spellStart"/>
-      <w:r>
-        <w:rPr>
-          <w:rFonts w:cs="Times New Roman" w:hint="cs"/>
-          <w:szCs w:val="24"/>
-        </w:rPr>
-        <w:t>teks</w:t>
-      </w:r>
-      <w:proofErr w:type="spellEnd"/>
-      <w:r>
-        <w:rPr>
-          <w:rFonts w:cs="Times New Roman" w:hint="cs"/>
-          <w:szCs w:val="24"/>
-        </w:rPr>
-        <w:t xml:space="preserve"> </w:t>
-      </w:r>
-      <w:proofErr w:type="spellStart"/>
-      <w:r>
-        <w:rPr>
-          <w:rFonts w:cs="Times New Roman" w:hint="cs"/>
-          <w:szCs w:val="24"/>
-        </w:rPr>
-        <w:t>biasa</w:t>
-      </w:r>
-      <w:proofErr w:type="spellEnd"/>
-      <w:r>
-        <w:rPr>
-          <w:rFonts w:cs="Times New Roman" w:hint="cs"/>
-          <w:szCs w:val="24"/>
-        </w:rPr>
-        <w:t xml:space="preserve"> </w:t>
-      </w:r>
-      <w:proofErr w:type="spellStart"/>
-      <w:r>
-        <w:rPr>
-          <w:rFonts w:cs="Times New Roman" w:hint="cs"/>
-          <w:szCs w:val="24"/>
-        </w:rPr>
-        <w:t>karena</w:t>
-      </w:r>
-      <w:proofErr w:type="spellEnd"/>
-      <w:r>
-        <w:rPr>
-          <w:rFonts w:cs="Times New Roman" w:hint="cs"/>
-          <w:szCs w:val="24"/>
-        </w:rPr>
-        <w:t xml:space="preserve"> HTML </w:t>
-      </w:r>
-      <w:proofErr w:type="spellStart"/>
-      <w:r>
-        <w:rPr>
-          <w:rFonts w:cs="Times New Roman" w:hint="cs"/>
-          <w:szCs w:val="24"/>
-        </w:rPr>
-        <w:t>hanya</w:t>
-      </w:r>
-      <w:proofErr w:type="spellEnd"/>
-      <w:r>
-        <w:rPr>
-          <w:rFonts w:cs="Times New Roman" w:hint="cs"/>
-          <w:szCs w:val="24"/>
-        </w:rPr>
-        <w:t xml:space="preserve"> </w:t>
-      </w:r>
-      <w:proofErr w:type="spellStart"/>
-      <w:r>
-        <w:rPr>
-          <w:rFonts w:cs="Times New Roman" w:hint="cs"/>
-          <w:szCs w:val="24"/>
-        </w:rPr>
-        <w:t>menganggap</w:t>
-      </w:r>
-      <w:proofErr w:type="spellEnd"/>
-      <w:r>
-        <w:rPr>
-          <w:rFonts w:cs="Times New Roman" w:hint="cs"/>
-          <w:szCs w:val="24"/>
-        </w:rPr>
-        <w:t xml:space="preserve"> </w:t>
-      </w:r>
-      <w:proofErr w:type="spellStart"/>
-      <w:r>
-        <w:rPr>
-          <w:rFonts w:cs="Times New Roman" w:hint="cs"/>
-          <w:szCs w:val="24"/>
-        </w:rPr>
-        <w:t>satu</w:t>
-      </w:r>
-      <w:proofErr w:type="spellEnd"/>
-      <w:r>
-        <w:rPr>
-          <w:rFonts w:cs="Times New Roman" w:hint="cs"/>
-          <w:szCs w:val="24"/>
-        </w:rPr>
-        <w:t xml:space="preserve"> </w:t>
-      </w:r>
-      <w:proofErr w:type="spellStart"/>
-      <w:r>
-        <w:rPr>
-          <w:rFonts w:cs="Times New Roman" w:hint="cs"/>
-          <w:szCs w:val="24"/>
-        </w:rPr>
-        <w:t>spasi</w:t>
-      </w:r>
-      <w:proofErr w:type="spellEnd"/>
-      <w:r>
-        <w:rPr>
-          <w:rFonts w:cs="Times New Roman" w:hint="cs"/>
-          <w:szCs w:val="24"/>
-        </w:rPr>
-        <w:t xml:space="preserve"> di </w:t>
-      </w:r>
-      <w:proofErr w:type="spellStart"/>
-      <w:r>
-        <w:rPr>
-          <w:rFonts w:cs="Times New Roman" w:hint="cs"/>
-          <w:szCs w:val="24"/>
-        </w:rPr>
-        <w:t>antara</w:t>
-      </w:r>
-      <w:proofErr w:type="spellEnd"/>
-      <w:r>
-        <w:rPr>
-          <w:rFonts w:cs="Times New Roman" w:hint="cs"/>
-          <w:szCs w:val="24"/>
-        </w:rPr>
-        <w:t xml:space="preserve"> kata-kata, </w:t>
-      </w:r>
-      <w:proofErr w:type="spellStart"/>
-      <w:r>
-        <w:rPr>
-          <w:rFonts w:cs="Times New Roman" w:hint="cs"/>
-          <w:szCs w:val="24"/>
-        </w:rPr>
-        <w:t>terlepas</w:t>
-      </w:r>
-      <w:proofErr w:type="spellEnd"/>
-      <w:r>
-        <w:rPr>
-          <w:rFonts w:cs="Times New Roman" w:hint="cs"/>
-          <w:szCs w:val="24"/>
-        </w:rPr>
-        <w:t xml:space="preserve"> </w:t>
-      </w:r>
-      <w:proofErr w:type="spellStart"/>
-      <w:r>
-        <w:rPr>
-          <w:rFonts w:cs="Times New Roman" w:hint="cs"/>
-          <w:szCs w:val="24"/>
-        </w:rPr>
-        <w:t>dari</w:t>
-      </w:r>
-      <w:proofErr w:type="spellEnd"/>
-      <w:r>
-        <w:rPr>
-          <w:rFonts w:cs="Times New Roman" w:hint="cs"/>
-          <w:szCs w:val="24"/>
-        </w:rPr>
-        <w:t xml:space="preserve"> </w:t>
-      </w:r>
-      <w:proofErr w:type="spellStart"/>
-      <w:r>
-        <w:rPr>
-          <w:rFonts w:cs="Times New Roman" w:hint="cs"/>
-          <w:szCs w:val="24"/>
-        </w:rPr>
-        <w:t>berapa</w:t>
-      </w:r>
-      <w:proofErr w:type="spellEnd"/>
-      <w:r>
-        <w:rPr>
-          <w:rFonts w:cs="Times New Roman" w:hint="cs"/>
-          <w:szCs w:val="24"/>
-        </w:rPr>
-        <w:t xml:space="preserve"> </w:t>
-      </w:r>
-      <w:proofErr w:type="spellStart"/>
-      <w:r>
-        <w:rPr>
-          <w:rFonts w:cs="Times New Roman" w:hint="cs"/>
-          <w:szCs w:val="24"/>
-        </w:rPr>
-        <w:t>banyak</w:t>
-      </w:r>
-      <w:proofErr w:type="spellEnd"/>
-      <w:r>
-        <w:rPr>
-          <w:rFonts w:cs="Times New Roman" w:hint="cs"/>
-          <w:szCs w:val="24"/>
-        </w:rPr>
-        <w:t xml:space="preserve"> </w:t>
-      </w:r>
-      <w:proofErr w:type="spellStart"/>
-      <w:r>
-        <w:rPr>
-          <w:rFonts w:cs="Times New Roman" w:hint="cs"/>
-          <w:szCs w:val="24"/>
-        </w:rPr>
-        <w:t>spasi</w:t>
-      </w:r>
-      <w:proofErr w:type="spellEnd"/>
-      <w:r>
-        <w:rPr>
-          <w:rFonts w:cs="Times New Roman" w:hint="cs"/>
-          <w:szCs w:val="24"/>
-        </w:rPr>
-        <w:t xml:space="preserve"> </w:t>
-      </w:r>
-      <w:proofErr w:type="spellStart"/>
-      <w:r>
-        <w:rPr>
-          <w:rFonts w:cs="Times New Roman" w:hint="cs"/>
-          <w:szCs w:val="24"/>
-        </w:rPr>
-        <w:t>atau</w:t>
-      </w:r>
-      <w:proofErr w:type="spellEnd"/>
-      <w:r>
-        <w:rPr>
-          <w:rFonts w:cs="Times New Roman" w:hint="cs"/>
-          <w:szCs w:val="24"/>
-        </w:rPr>
-        <w:t xml:space="preserve"> baris yang </w:t>
-      </w:r>
-      <w:proofErr w:type="spellStart"/>
-      <w:r>
-        <w:rPr>
-          <w:rFonts w:cs="Times New Roman" w:hint="cs"/>
-          <w:szCs w:val="24"/>
-        </w:rPr>
-        <w:t>digunakan</w:t>
-      </w:r>
-      <w:proofErr w:type="spellEnd"/>
-      <w:r>
-        <w:rPr>
-          <w:rFonts w:cs="Times New Roman" w:hint="cs"/>
-          <w:szCs w:val="24"/>
-        </w:rPr>
-        <w:t xml:space="preserve"> </w:t>
-      </w:r>
-      <w:proofErr w:type="spellStart"/>
-      <w:r>
-        <w:rPr>
-          <w:rFonts w:cs="Times New Roman" w:hint="cs"/>
-          <w:szCs w:val="24"/>
-        </w:rPr>
-        <w:t>dalam</w:t>
-      </w:r>
-      <w:proofErr w:type="spellEnd"/>
-      <w:r>
-        <w:rPr>
-          <w:rFonts w:cs="Times New Roman" w:hint="cs"/>
-          <w:szCs w:val="24"/>
-        </w:rPr>
-        <w:t xml:space="preserve"> </w:t>
-      </w:r>
-      <w:proofErr w:type="spellStart"/>
-      <w:r>
-        <w:rPr>
-          <w:rFonts w:cs="Times New Roman" w:hint="cs"/>
-          <w:szCs w:val="24"/>
-        </w:rPr>
-        <w:t>kode</w:t>
-      </w:r>
-      <w:proofErr w:type="spellEnd"/>
-      <w:r>
-        <w:rPr>
-          <w:rFonts w:cs="Times New Roman" w:hint="cs"/>
-          <w:szCs w:val="24"/>
-        </w:rPr>
-        <w:t xml:space="preserve">. </w:t>
-      </w:r>
-      <w:proofErr w:type="spellStart"/>
-      <w:r>
-        <w:rPr>
-          <w:rFonts w:cs="Times New Roman" w:hint="cs"/>
-          <w:szCs w:val="24"/>
-        </w:rPr>
-        <w:t>Paragraf</w:t>
-      </w:r>
-      <w:proofErr w:type="spellEnd"/>
-      <w:r>
-        <w:rPr>
-          <w:rFonts w:cs="Times New Roman" w:hint="cs"/>
-          <w:szCs w:val="24"/>
-        </w:rPr>
-        <w:t xml:space="preserve"> </w:t>
-      </w:r>
-      <w:proofErr w:type="spellStart"/>
-      <w:r>
-        <w:rPr>
-          <w:rFonts w:cs="Times New Roman" w:hint="cs"/>
-          <w:szCs w:val="24"/>
-        </w:rPr>
-        <w:t>kedua</w:t>
-      </w:r>
-      <w:proofErr w:type="spellEnd"/>
-      <w:r>
-        <w:rPr>
-          <w:rFonts w:cs="Times New Roman" w:hint="cs"/>
-          <w:szCs w:val="24"/>
-        </w:rPr>
-        <w:t xml:space="preserve"> </w:t>
-      </w:r>
-      <w:proofErr w:type="spellStart"/>
-      <w:r>
-        <w:rPr>
-          <w:rFonts w:cs="Times New Roman" w:hint="cs"/>
-          <w:szCs w:val="24"/>
-        </w:rPr>
-        <w:t>menjelaskan</w:t>
-      </w:r>
-      <w:proofErr w:type="spellEnd"/>
-      <w:r>
-        <w:rPr>
-          <w:rFonts w:cs="Times New Roman" w:hint="cs"/>
-          <w:szCs w:val="24"/>
-        </w:rPr>
-        <w:t xml:space="preserve"> </w:t>
-      </w:r>
-      <w:proofErr w:type="spellStart"/>
-      <w:r>
-        <w:rPr>
-          <w:rFonts w:cs="Times New Roman" w:hint="cs"/>
-          <w:szCs w:val="24"/>
-        </w:rPr>
-        <w:t>bahwa</w:t>
-      </w:r>
-      <w:proofErr w:type="spellEnd"/>
-      <w:r>
-        <w:rPr>
-          <w:rFonts w:cs="Times New Roman" w:hint="cs"/>
-          <w:szCs w:val="24"/>
-        </w:rPr>
-        <w:t xml:space="preserve"> </w:t>
-      </w:r>
-      <w:proofErr w:type="spellStart"/>
-      <w:r>
-        <w:rPr>
-          <w:rFonts w:cs="Times New Roman" w:hint="cs"/>
-          <w:szCs w:val="24"/>
-        </w:rPr>
-        <w:t>tampilan</w:t>
-      </w:r>
-      <w:proofErr w:type="spellEnd"/>
-      <w:r>
-        <w:rPr>
-          <w:rFonts w:cs="Times New Roman" w:hint="cs"/>
-          <w:szCs w:val="24"/>
-        </w:rPr>
-        <w:t xml:space="preserve"> </w:t>
-      </w:r>
-      <w:proofErr w:type="spellStart"/>
-      <w:r>
-        <w:rPr>
-          <w:rFonts w:cs="Times New Roman" w:hint="cs"/>
-          <w:szCs w:val="24"/>
-        </w:rPr>
-        <w:t>paragraf</w:t>
-      </w:r>
-      <w:proofErr w:type="spellEnd"/>
-      <w:r>
-        <w:rPr>
-          <w:rFonts w:cs="Times New Roman" w:hint="cs"/>
-          <w:szCs w:val="24"/>
-        </w:rPr>
-        <w:t xml:space="preserve"> </w:t>
-      </w:r>
-      <w:proofErr w:type="spellStart"/>
-      <w:r>
-        <w:rPr>
-          <w:rFonts w:cs="Times New Roman" w:hint="cs"/>
-          <w:szCs w:val="24"/>
-        </w:rPr>
-        <w:t>akan</w:t>
-      </w:r>
-      <w:proofErr w:type="spellEnd"/>
-      <w:r>
-        <w:rPr>
-          <w:rFonts w:cs="Times New Roman" w:hint="cs"/>
-          <w:szCs w:val="24"/>
-        </w:rPr>
-        <w:t xml:space="preserve"> </w:t>
-      </w:r>
-      <w:proofErr w:type="spellStart"/>
-      <w:r>
-        <w:rPr>
-          <w:rFonts w:cs="Times New Roman" w:hint="cs"/>
-          <w:szCs w:val="24"/>
-        </w:rPr>
-        <w:t>berubah</w:t>
-      </w:r>
-      <w:proofErr w:type="spellEnd"/>
-      <w:r>
-        <w:rPr>
-          <w:rFonts w:cs="Times New Roman" w:hint="cs"/>
-          <w:szCs w:val="24"/>
-        </w:rPr>
-        <w:t xml:space="preserve"> </w:t>
-      </w:r>
-      <w:proofErr w:type="spellStart"/>
-      <w:r>
-        <w:rPr>
-          <w:rFonts w:cs="Times New Roman" w:hint="cs"/>
-          <w:szCs w:val="24"/>
-        </w:rPr>
-        <w:t>sesuai</w:t>
-      </w:r>
-      <w:proofErr w:type="spellEnd"/>
-      <w:r>
-        <w:rPr>
-          <w:rFonts w:cs="Times New Roman" w:hint="cs"/>
-          <w:szCs w:val="24"/>
-        </w:rPr>
-        <w:t xml:space="preserve"> </w:t>
-      </w:r>
-      <w:proofErr w:type="spellStart"/>
-      <w:r>
-        <w:rPr>
-          <w:rFonts w:cs="Times New Roman" w:hint="cs"/>
-          <w:szCs w:val="24"/>
-        </w:rPr>
-        <w:t>ukuran</w:t>
-      </w:r>
-      <w:proofErr w:type="spellEnd"/>
-      <w:r>
-        <w:rPr>
-          <w:rFonts w:cs="Times New Roman" w:hint="cs"/>
-          <w:szCs w:val="24"/>
-        </w:rPr>
-        <w:t xml:space="preserve"> </w:t>
-      </w:r>
-      <w:proofErr w:type="spellStart"/>
-      <w:r>
-        <w:rPr>
-          <w:rFonts w:cs="Times New Roman" w:hint="cs"/>
-          <w:szCs w:val="24"/>
-        </w:rPr>
-        <w:t>jendela</w:t>
-      </w:r>
-      <w:proofErr w:type="spellEnd"/>
-      <w:r>
-        <w:rPr>
-          <w:rFonts w:cs="Times New Roman" w:hint="cs"/>
-          <w:szCs w:val="24"/>
-        </w:rPr>
-        <w:t xml:space="preserve"> browser, dan </w:t>
-      </w:r>
-      <w:proofErr w:type="spellStart"/>
-      <w:r>
-        <w:rPr>
-          <w:rFonts w:cs="Times New Roman" w:hint="cs"/>
-          <w:szCs w:val="24"/>
-        </w:rPr>
-        <w:t>untuk</w:t>
-      </w:r>
-      <w:proofErr w:type="spellEnd"/>
-      <w:r>
-        <w:rPr>
-          <w:rFonts w:cs="Times New Roman" w:hint="cs"/>
-          <w:szCs w:val="24"/>
-        </w:rPr>
-        <w:t xml:space="preserve"> </w:t>
-      </w:r>
-      <w:proofErr w:type="spellStart"/>
-      <w:r>
-        <w:rPr>
-          <w:rFonts w:cs="Times New Roman" w:hint="cs"/>
-          <w:szCs w:val="24"/>
-        </w:rPr>
-        <w:t>memaksa</w:t>
-      </w:r>
-      <w:proofErr w:type="spellEnd"/>
-      <w:r>
-        <w:rPr>
-          <w:rFonts w:cs="Times New Roman" w:hint="cs"/>
-          <w:szCs w:val="24"/>
-        </w:rPr>
-        <w:t xml:space="preserve"> </w:t>
-      </w:r>
-      <w:proofErr w:type="spellStart"/>
-      <w:r>
-        <w:rPr>
-          <w:rFonts w:cs="Times New Roman" w:hint="cs"/>
-          <w:szCs w:val="24"/>
-        </w:rPr>
-        <w:t>pindah</w:t>
-      </w:r>
-      <w:proofErr w:type="spellEnd"/>
-      <w:r>
-        <w:rPr>
-          <w:rFonts w:cs="Times New Roman" w:hint="cs"/>
-          <w:szCs w:val="24"/>
-        </w:rPr>
-        <w:t xml:space="preserve"> baris, </w:t>
-      </w:r>
-      <w:proofErr w:type="spellStart"/>
-      <w:r>
-        <w:rPr>
-          <w:rFonts w:cs="Times New Roman" w:hint="cs"/>
-          <w:szCs w:val="24"/>
-        </w:rPr>
-        <w:t>digunakan</w:t>
-      </w:r>
-      <w:proofErr w:type="spellEnd"/>
-      <w:r>
-        <w:rPr>
-          <w:rFonts w:cs="Times New Roman" w:hint="cs"/>
-          <w:szCs w:val="24"/>
-        </w:rPr>
-        <w:t xml:space="preserve"> tag </w:t>
+          <w:lang w:val="sv-SE"/>
+        </w:rPr>
+        <w:t xml:space="preserve">, terdapat beberapa paragraf. Paragraf pertama memiliki banyak spasi dan baris baru dalam kode sumbernya, namun browser akan mengabaikan spasi ekstra dan menampilkannya seperti teks biasa karena HTML hanya menganggap satu spasi di antara kata-kata, terlepas dari berapa banyak spasi atau baris yang digunakan dalam kode. Paragraf kedua menjelaskan bahwa tampilan paragraf akan berubah sesuai ukuran jendela browser, dan untuk memaksa pindah baris, digunakan tag </w:t>
       </w:r>
       <w:r>
         <w:rPr>
@@ -9365,531 +4915,53 @@
           <w:rFonts w:ascii="Times New Roman" w:eastAsiaTheme="minorHAnsi" w:hAnsi="Times New Roman" w:cs="Times New Roman" w:hint="cs"/>
           <w:sz w:val="24"/>
           <w:szCs w:val="24"/>
-        </w:rPr>
-        <w:t>&lt;</w:t>
-      </w:r>
-      <w:proofErr w:type="spellStart"/>
+          <w:lang w:val="sv-SE"/>
+        </w:rPr>
+        <w:t>&lt;br&gt;</w:t>
+      </w:r>
+      <w:r>
+        <w:rPr>
+          <w:rFonts w:cs="Times New Roman" w:hint="cs"/>
+          <w:szCs w:val="24"/>
+          <w:lang w:val="sv-SE"/>
+        </w:rPr>
+        <w:t xml:space="preserve">, yang memang ditampilkan sebagai baris baru dalam tampilan. Paragraf ketiga hanya menyatakan adanya spasi panjang. Paragraf keempat menggunakan </w:t>
+      </w:r>
       <w:r>
         <w:rPr>
           <w:rStyle w:val="HTMLCode"/>
           <w:rFonts w:ascii="Times New Roman" w:eastAsiaTheme="minorHAnsi" w:hAnsi="Times New Roman" w:cs="Times New Roman" w:hint="cs"/>
           <w:sz w:val="24"/>
           <w:szCs w:val="24"/>
-        </w:rPr>
-        <w:t>br</w:t>
-      </w:r>
-      <w:proofErr w:type="spellEnd"/>
+          <w:lang w:val="sv-SE"/>
+        </w:rPr>
+        <w:t>align="center"</w:t>
+      </w:r>
+      <w:r>
+        <w:rPr>
+          <w:rFonts w:cs="Times New Roman" w:hint="cs"/>
+          <w:szCs w:val="24"/>
+          <w:lang w:val="sv-SE"/>
+        </w:rPr>
+        <w:t xml:space="preserve"> untuk meratakan teks ke tengah, dan paragraf kelima menggunakan </w:t>
+      </w:r>
       <w:r>
         <w:rPr>
           <w:rStyle w:val="HTMLCode"/>
           <w:rFonts w:ascii="Times New Roman" w:eastAsiaTheme="minorHAnsi" w:hAnsi="Times New Roman" w:cs="Times New Roman" w:hint="cs"/>
           <w:sz w:val="24"/>
           <w:szCs w:val="24"/>
-        </w:rPr>
-        <w:t>&gt;</w:t>
+          <w:lang w:val="sv-SE"/>
+        </w:rPr>
+        <w:t>align="right"</w:t>
       </w:r>
       <w:r>
         <w:rPr>
           <w:rFonts w:cs="Times New Roman" w:hint="cs"/>
           <w:szCs w:val="24"/>
-        </w:rPr>
-        <w:t xml:space="preserve">, yang </w:t>
-      </w:r>
-      <w:proofErr w:type="spellStart"/>
-      <w:r>
-        <w:rPr>
-          <w:rFonts w:cs="Times New Roman" w:hint="cs"/>
-          <w:szCs w:val="24"/>
-        </w:rPr>
-        <w:t>memang</w:t>
-      </w:r>
-      <w:proofErr w:type="spellEnd"/>
-      <w:r>
-        <w:rPr>
-          <w:rFonts w:cs="Times New Roman" w:hint="cs"/>
-          <w:szCs w:val="24"/>
-        </w:rPr>
-        <w:t xml:space="preserve"> </w:t>
-      </w:r>
-      <w:proofErr w:type="spellStart"/>
-      <w:r>
-        <w:rPr>
-          <w:rFonts w:cs="Times New Roman" w:hint="cs"/>
-          <w:szCs w:val="24"/>
-        </w:rPr>
-        <w:t>ditampilkan</w:t>
-      </w:r>
-      <w:proofErr w:type="spellEnd"/>
-      <w:r>
-        <w:rPr>
-          <w:rFonts w:cs="Times New Roman" w:hint="cs"/>
-          <w:szCs w:val="24"/>
-        </w:rPr>
-        <w:t xml:space="preserve"> </w:t>
-      </w:r>
-      <w:proofErr w:type="spellStart"/>
-      <w:r>
-        <w:rPr>
-          <w:rFonts w:cs="Times New Roman" w:hint="cs"/>
-          <w:szCs w:val="24"/>
-        </w:rPr>
-        <w:t>sebagai</w:t>
-      </w:r>
-      <w:proofErr w:type="spellEnd"/>
-      <w:r>
-        <w:rPr>
-          <w:rFonts w:cs="Times New Roman" w:hint="cs"/>
-          <w:szCs w:val="24"/>
-        </w:rPr>
-        <w:t xml:space="preserve"> baris </w:t>
-      </w:r>
-      <w:proofErr w:type="spellStart"/>
-      <w:r>
-        <w:rPr>
-          <w:rFonts w:cs="Times New Roman" w:hint="cs"/>
-          <w:szCs w:val="24"/>
-        </w:rPr>
-        <w:t>baru</w:t>
-      </w:r>
-      <w:proofErr w:type="spellEnd"/>
-      <w:r>
-        <w:rPr>
-          <w:rFonts w:cs="Times New Roman" w:hint="cs"/>
-          <w:szCs w:val="24"/>
-        </w:rPr>
-        <w:t xml:space="preserve"> </w:t>
-      </w:r>
-      <w:proofErr w:type="spellStart"/>
-      <w:r>
-        <w:rPr>
-          <w:rFonts w:cs="Times New Roman" w:hint="cs"/>
-          <w:szCs w:val="24"/>
-        </w:rPr>
-        <w:t>dalam</w:t>
-      </w:r>
-      <w:proofErr w:type="spellEnd"/>
-      <w:r>
-        <w:rPr>
-          <w:rFonts w:cs="Times New Roman" w:hint="cs"/>
-          <w:szCs w:val="24"/>
-        </w:rPr>
-        <w:t xml:space="preserve"> </w:t>
-      </w:r>
-      <w:proofErr w:type="spellStart"/>
-      <w:r>
-        <w:rPr>
-          <w:rFonts w:cs="Times New Roman" w:hint="cs"/>
-          <w:szCs w:val="24"/>
-        </w:rPr>
-        <w:t>tampilan</w:t>
-      </w:r>
-      <w:proofErr w:type="spellEnd"/>
-      <w:r>
-        <w:rPr>
-          <w:rFonts w:cs="Times New Roman" w:hint="cs"/>
-          <w:szCs w:val="24"/>
-        </w:rPr>
-        <w:t xml:space="preserve">. </w:t>
-      </w:r>
-      <w:proofErr w:type="spellStart"/>
-      <w:r>
-        <w:rPr>
-          <w:rFonts w:cs="Times New Roman" w:hint="cs"/>
-          <w:szCs w:val="24"/>
-        </w:rPr>
-        <w:t>Paragraf</w:t>
-      </w:r>
-      <w:proofErr w:type="spellEnd"/>
-      <w:r>
-        <w:rPr>
-          <w:rFonts w:cs="Times New Roman" w:hint="cs"/>
-          <w:szCs w:val="24"/>
-        </w:rPr>
-        <w:t xml:space="preserve"> </w:t>
-      </w:r>
-      <w:proofErr w:type="spellStart"/>
-      <w:r>
-        <w:rPr>
-          <w:rFonts w:cs="Times New Roman" w:hint="cs"/>
-          <w:szCs w:val="24"/>
-        </w:rPr>
-        <w:t>ketiga</w:t>
-      </w:r>
-      <w:proofErr w:type="spellEnd"/>
-      <w:r>
-        <w:rPr>
-          <w:rFonts w:cs="Times New Roman" w:hint="cs"/>
-          <w:szCs w:val="24"/>
-        </w:rPr>
-        <w:t xml:space="preserve"> </w:t>
-      </w:r>
-      <w:proofErr w:type="spellStart"/>
-      <w:r>
-        <w:rPr>
-          <w:rFonts w:cs="Times New Roman" w:hint="cs"/>
-          <w:szCs w:val="24"/>
-        </w:rPr>
-        <w:t>hanya</w:t>
-      </w:r>
-      <w:proofErr w:type="spellEnd"/>
-      <w:r>
-        <w:rPr>
-          <w:rFonts w:cs="Times New Roman" w:hint="cs"/>
-          <w:szCs w:val="24"/>
-        </w:rPr>
-        <w:t xml:space="preserve"> </w:t>
-      </w:r>
-      <w:proofErr w:type="spellStart"/>
-      <w:r>
-        <w:rPr>
-          <w:rFonts w:cs="Times New Roman" w:hint="cs"/>
-          <w:szCs w:val="24"/>
-        </w:rPr>
-        <w:t>menyatakan</w:t>
-      </w:r>
-      <w:proofErr w:type="spellEnd"/>
-      <w:r>
-        <w:rPr>
-          <w:rFonts w:cs="Times New Roman" w:hint="cs"/>
-          <w:szCs w:val="24"/>
-        </w:rPr>
-        <w:t xml:space="preserve"> </w:t>
-      </w:r>
-      <w:proofErr w:type="spellStart"/>
-      <w:r>
-        <w:rPr>
-          <w:rFonts w:cs="Times New Roman" w:hint="cs"/>
-          <w:szCs w:val="24"/>
-        </w:rPr>
-        <w:t>adanya</w:t>
-      </w:r>
-      <w:proofErr w:type="spellEnd"/>
-      <w:r>
-        <w:rPr>
-          <w:rFonts w:cs="Times New Roman" w:hint="cs"/>
-          <w:szCs w:val="24"/>
-        </w:rPr>
-        <w:t xml:space="preserve"> </w:t>
-      </w:r>
-      <w:proofErr w:type="spellStart"/>
-      <w:r>
-        <w:rPr>
-          <w:rFonts w:cs="Times New Roman" w:hint="cs"/>
-          <w:szCs w:val="24"/>
-        </w:rPr>
-        <w:t>spasi</w:t>
-      </w:r>
-      <w:proofErr w:type="spellEnd"/>
-      <w:r>
-        <w:rPr>
-          <w:rFonts w:cs="Times New Roman" w:hint="cs"/>
-          <w:szCs w:val="24"/>
-        </w:rPr>
-        <w:t xml:space="preserve"> </w:t>
-      </w:r>
-      <w:proofErr w:type="spellStart"/>
-      <w:r>
-        <w:rPr>
-          <w:rFonts w:cs="Times New Roman" w:hint="cs"/>
-          <w:szCs w:val="24"/>
-        </w:rPr>
-        <w:t>panjang</w:t>
-      </w:r>
-      <w:proofErr w:type="spellEnd"/>
-      <w:r>
-        <w:rPr>
-          <w:rFonts w:cs="Times New Roman" w:hint="cs"/>
-          <w:szCs w:val="24"/>
-        </w:rPr>
-        <w:t xml:space="preserve">. </w:t>
-      </w:r>
-      <w:proofErr w:type="spellStart"/>
-      <w:r>
-        <w:rPr>
-          <w:rFonts w:cs="Times New Roman" w:hint="cs"/>
-          <w:szCs w:val="24"/>
-        </w:rPr>
-        <w:t>Paragraf</w:t>
-      </w:r>
-      <w:proofErr w:type="spellEnd"/>
-      <w:r>
-        <w:rPr>
-          <w:rFonts w:cs="Times New Roman" w:hint="cs"/>
-          <w:szCs w:val="24"/>
-        </w:rPr>
-        <w:t xml:space="preserve"> </w:t>
-      </w:r>
-      <w:proofErr w:type="spellStart"/>
-      <w:r>
-        <w:rPr>
-          <w:rFonts w:cs="Times New Roman" w:hint="cs"/>
-          <w:szCs w:val="24"/>
-        </w:rPr>
-        <w:t>keempat</w:t>
-      </w:r>
-      <w:proofErr w:type="spellEnd"/>
-      <w:r>
-        <w:rPr>
-          <w:rFonts w:cs="Times New Roman" w:hint="cs"/>
-          <w:szCs w:val="24"/>
-        </w:rPr>
-        <w:t xml:space="preserve"> </w:t>
-      </w:r>
-      <w:proofErr w:type="spellStart"/>
-      <w:r>
-        <w:rPr>
-          <w:rFonts w:cs="Times New Roman" w:hint="cs"/>
-          <w:szCs w:val="24"/>
-        </w:rPr>
-        <w:t>menggunakan</w:t>
-      </w:r>
-      <w:proofErr w:type="spellEnd"/>
-      <w:r>
-        <w:rPr>
-          <w:rFonts w:cs="Times New Roman" w:hint="cs"/>
-          <w:szCs w:val="24"/>
-        </w:rPr>
-        <w:t xml:space="preserve"> </w:t>
-      </w:r>
-      <w:r>
-        <w:rPr>
-          <w:rStyle w:val="HTMLCode"/>
-          <w:rFonts w:ascii="Times New Roman" w:eastAsiaTheme="minorHAnsi" w:hAnsi="Times New Roman" w:cs="Times New Roman" w:hint="cs"/>
-          <w:sz w:val="24"/>
-          <w:szCs w:val="24"/>
-        </w:rPr>
-        <w:t>align="center"</w:t>
-      </w:r>
-      <w:r>
-        <w:rPr>
-          <w:rFonts w:cs="Times New Roman" w:hint="cs"/>
-          <w:szCs w:val="24"/>
-        </w:rPr>
-        <w:t xml:space="preserve"> </w:t>
-      </w:r>
-      <w:proofErr w:type="spellStart"/>
-      <w:r>
-        <w:rPr>
-          <w:rFonts w:cs="Times New Roman" w:hint="cs"/>
-          <w:szCs w:val="24"/>
-        </w:rPr>
-        <w:t>untuk</w:t>
-      </w:r>
-      <w:proofErr w:type="spellEnd"/>
-      <w:r>
-        <w:rPr>
-          <w:rFonts w:cs="Times New Roman" w:hint="cs"/>
-          <w:szCs w:val="24"/>
-        </w:rPr>
-        <w:t xml:space="preserve"> </w:t>
-      </w:r>
-      <w:proofErr w:type="spellStart"/>
-      <w:r>
-        <w:rPr>
-          <w:rFonts w:cs="Times New Roman" w:hint="cs"/>
-          <w:szCs w:val="24"/>
-        </w:rPr>
-        <w:t>meratakan</w:t>
-      </w:r>
-      <w:proofErr w:type="spellEnd"/>
-      <w:r>
-        <w:rPr>
-          <w:rFonts w:cs="Times New Roman" w:hint="cs"/>
-          <w:szCs w:val="24"/>
-        </w:rPr>
-        <w:t xml:space="preserve"> </w:t>
-      </w:r>
-      <w:proofErr w:type="spellStart"/>
-      <w:r>
-        <w:rPr>
-          <w:rFonts w:cs="Times New Roman" w:hint="cs"/>
-          <w:szCs w:val="24"/>
-        </w:rPr>
-        <w:t>teks</w:t>
-      </w:r>
-      <w:proofErr w:type="spellEnd"/>
-      <w:r>
-        <w:rPr>
-          <w:rFonts w:cs="Times New Roman" w:hint="cs"/>
-          <w:szCs w:val="24"/>
-        </w:rPr>
-        <w:t xml:space="preserve"> </w:t>
-      </w:r>
-      <w:proofErr w:type="spellStart"/>
-      <w:r>
-        <w:rPr>
-          <w:rFonts w:cs="Times New Roman" w:hint="cs"/>
-          <w:szCs w:val="24"/>
-        </w:rPr>
-        <w:t>ke</w:t>
-      </w:r>
-      <w:proofErr w:type="spellEnd"/>
-      <w:r>
-        <w:rPr>
-          <w:rFonts w:cs="Times New Roman" w:hint="cs"/>
-          <w:szCs w:val="24"/>
-        </w:rPr>
-        <w:t xml:space="preserve"> </w:t>
-      </w:r>
-      <w:proofErr w:type="spellStart"/>
-      <w:r>
-        <w:rPr>
-          <w:rFonts w:cs="Times New Roman" w:hint="cs"/>
-          <w:szCs w:val="24"/>
-        </w:rPr>
-        <w:t>tengah</w:t>
-      </w:r>
-      <w:proofErr w:type="spellEnd"/>
-      <w:r>
-        <w:rPr>
-          <w:rFonts w:cs="Times New Roman" w:hint="cs"/>
-          <w:szCs w:val="24"/>
-        </w:rPr>
-        <w:t xml:space="preserve">, dan </w:t>
-      </w:r>
-      <w:proofErr w:type="spellStart"/>
-      <w:r>
-        <w:rPr>
-          <w:rFonts w:cs="Times New Roman" w:hint="cs"/>
-          <w:szCs w:val="24"/>
-        </w:rPr>
-        <w:t>paragraf</w:t>
-      </w:r>
-      <w:proofErr w:type="spellEnd"/>
-      <w:r>
-        <w:rPr>
-          <w:rFonts w:cs="Times New Roman" w:hint="cs"/>
-          <w:szCs w:val="24"/>
-        </w:rPr>
-        <w:t xml:space="preserve"> </w:t>
-      </w:r>
-      <w:proofErr w:type="spellStart"/>
-      <w:r>
-        <w:rPr>
-          <w:rFonts w:cs="Times New Roman" w:hint="cs"/>
-          <w:szCs w:val="24"/>
-        </w:rPr>
-        <w:t>kelima</w:t>
-      </w:r>
-      <w:proofErr w:type="spellEnd"/>
-      <w:r>
-        <w:rPr>
-          <w:rFonts w:cs="Times New Roman" w:hint="cs"/>
-          <w:szCs w:val="24"/>
-        </w:rPr>
-        <w:t xml:space="preserve"> </w:t>
-      </w:r>
-      <w:proofErr w:type="spellStart"/>
-      <w:r>
-        <w:rPr>
-          <w:rFonts w:cs="Times New Roman" w:hint="cs"/>
-          <w:szCs w:val="24"/>
-        </w:rPr>
-        <w:t>menggunakan</w:t>
-      </w:r>
-      <w:proofErr w:type="spellEnd"/>
-      <w:r>
-        <w:rPr>
-          <w:rFonts w:cs="Times New Roman" w:hint="cs"/>
-          <w:szCs w:val="24"/>
-        </w:rPr>
-        <w:t xml:space="preserve"> </w:t>
-      </w:r>
-      <w:r>
-        <w:rPr>
-          <w:rStyle w:val="HTMLCode"/>
-          <w:rFonts w:ascii="Times New Roman" w:eastAsiaTheme="minorHAnsi" w:hAnsi="Times New Roman" w:cs="Times New Roman" w:hint="cs"/>
-          <w:sz w:val="24"/>
-          <w:szCs w:val="24"/>
-        </w:rPr>
-        <w:t>align="right"</w:t>
-      </w:r>
-      <w:r>
-        <w:rPr>
-          <w:rFonts w:cs="Times New Roman" w:hint="cs"/>
-          <w:szCs w:val="24"/>
-        </w:rPr>
-        <w:t xml:space="preserve"> </w:t>
-      </w:r>
-      <w:proofErr w:type="spellStart"/>
-      <w:r>
-        <w:rPr>
-          <w:rFonts w:cs="Times New Roman" w:hint="cs"/>
-          <w:szCs w:val="24"/>
-        </w:rPr>
-        <w:t>untuk</w:t>
-      </w:r>
-      <w:proofErr w:type="spellEnd"/>
-      <w:r>
-        <w:rPr>
-          <w:rFonts w:cs="Times New Roman" w:hint="cs"/>
-          <w:szCs w:val="24"/>
-        </w:rPr>
-        <w:t xml:space="preserve"> </w:t>
-      </w:r>
-      <w:proofErr w:type="spellStart"/>
-      <w:r>
-        <w:rPr>
-          <w:rFonts w:cs="Times New Roman" w:hint="cs"/>
-          <w:szCs w:val="24"/>
-        </w:rPr>
-        <w:t>meratakan</w:t>
-      </w:r>
-      <w:proofErr w:type="spellEnd"/>
-      <w:r>
-        <w:rPr>
-          <w:rFonts w:cs="Times New Roman" w:hint="cs"/>
-          <w:szCs w:val="24"/>
-        </w:rPr>
-        <w:t xml:space="preserve"> </w:t>
-      </w:r>
-      <w:proofErr w:type="spellStart"/>
-      <w:r>
-        <w:rPr>
-          <w:rFonts w:cs="Times New Roman" w:hint="cs"/>
-          <w:szCs w:val="24"/>
-        </w:rPr>
-        <w:t>teks</w:t>
-      </w:r>
-      <w:proofErr w:type="spellEnd"/>
-      <w:r>
-        <w:rPr>
-          <w:rFonts w:cs="Times New Roman" w:hint="cs"/>
-          <w:szCs w:val="24"/>
-        </w:rPr>
-        <w:t xml:space="preserve"> </w:t>
-      </w:r>
-      <w:proofErr w:type="spellStart"/>
-      <w:r>
-        <w:rPr>
-          <w:rFonts w:cs="Times New Roman" w:hint="cs"/>
-          <w:szCs w:val="24"/>
-        </w:rPr>
-        <w:t>ke</w:t>
-      </w:r>
-      <w:proofErr w:type="spellEnd"/>
-      <w:r>
-        <w:rPr>
-          <w:rFonts w:cs="Times New Roman" w:hint="cs"/>
-          <w:szCs w:val="24"/>
-        </w:rPr>
-        <w:t xml:space="preserve"> </w:t>
-      </w:r>
-      <w:proofErr w:type="spellStart"/>
-      <w:r>
-        <w:rPr>
-          <w:rFonts w:cs="Times New Roman" w:hint="cs"/>
-          <w:szCs w:val="24"/>
-        </w:rPr>
-        <w:t>kanan</w:t>
-      </w:r>
-      <w:proofErr w:type="spellEnd"/>
-      <w:r>
-        <w:rPr>
-          <w:rFonts w:cs="Times New Roman" w:hint="cs"/>
-          <w:szCs w:val="24"/>
-        </w:rPr>
-        <w:t>.</w:t>
+          <w:lang w:val="sv-SE"/>
+        </w:rPr>
+        <w:t xml:space="preserve"> untuk meratakan teks ke kanan.</w:t>
       </w:r>
     </w:p>
     <w:p>
@@ -9897,6 +4969,7 @@
         <w:rPr>
           <w:rFonts w:cs="Times New Roman"/>
           <w:szCs w:val="24"/>
+          <w:lang w:val="sv-SE"/>
         </w:rPr>
       </w:pPr>
     </w:p>
@@ -9911,7 +4984,7 @@
           <w:lang w:val="id"/>
         </w:rPr>
       </w:pPr>
-      <w:bookmarkStart w:id="11" w:name="_Toc195388424"/>
+      <w:bookmarkStart w:id="11" w:name="_Toc232104481"/>
       <w:r>
         <w:t>Background color dan heading</w:t>
       </w:r>
@@ -9925,7 +4998,7 @@
           <w:numId w:val="10"/>
         </w:numPr>
       </w:pPr>
-      <w:bookmarkStart w:id="12" w:name="_Toc195388425"/>
+      <w:bookmarkStart w:id="12" w:name="_Toc232104482"/>
       <w:r>
         <w:t>Source Code</w:t>
       </w:r>
@@ -10392,430 +5465,37 @@
             <w:pPr>
               <w:rPr>
                 <w:rFonts w:ascii="Courier New" w:hAnsi="Courier New" w:cs="Courier New"/>
+                <w:lang w:val="sv-SE"/>
+              </w:rPr>
+            </w:pPr>
+            <w:r>
+              <w:rPr>
+                <w:rFonts w:ascii="Courier New" w:hAnsi="Courier New" w:cs="Courier New"/>
                 <w:lang w:val="en-ID"/>
               </w:rPr>
+              <w:t xml:space="preserve">    </w:t>
+            </w:r>
+            <w:r>
+              <w:rPr>
+                <w:rFonts w:ascii="Courier New" w:hAnsi="Courier New" w:cs="Courier New"/>
+                <w:lang w:val="sv-SE"/>
+              </w:rPr>
+              <w:t>&lt;p&gt;Gunakan tag heading hanya untuk membuat heading saja. Jangan gunakan tag tersebut hanya untuk membuat huruf tebal. Gunakan tag lain untuk keperluan itu.&lt;/p&gt;</w:t>
+            </w:r>
+          </w:p>
+          <w:p>
+            <w:pPr>
+              <w:rPr>
+                <w:rFonts w:ascii="Courier New" w:hAnsi="Courier New" w:cs="Courier New"/>
+                <w:lang w:val="sv-SE"/>
+              </w:rPr>
             </w:pPr>
             <w:r>
               <w:rPr>
                 <w:rFonts w:ascii="Courier New" w:hAnsi="Courier New" w:cs="Courier New"/>
-                <w:lang w:val="en-ID"/>
-              </w:rPr>
-              <w:t xml:space="preserve">    &lt;p&gt;</w:t>
-            </w:r>
-            <w:proofErr w:type="spellStart"/>
-            <w:r>
-              <w:rPr>
-                <w:rFonts w:ascii="Courier New" w:hAnsi="Courier New" w:cs="Courier New"/>
-                <w:lang w:val="en-ID"/>
-              </w:rPr>
-              <w:t>Gunakan</w:t>
-            </w:r>
-            <w:proofErr w:type="spellEnd"/>
-            <w:r>
-              <w:rPr>
-                <w:rFonts w:ascii="Courier New" w:hAnsi="Courier New" w:cs="Courier New"/>
-                <w:lang w:val="en-ID"/>
-              </w:rPr>
-              <w:t xml:space="preserve"> tag heading </w:t>
-            </w:r>
-            <w:proofErr w:type="spellStart"/>
-            <w:r>
-              <w:rPr>
-                <w:rFonts w:ascii="Courier New" w:hAnsi="Courier New" w:cs="Courier New"/>
-                <w:lang w:val="en-ID"/>
-              </w:rPr>
-              <w:t>hanya</w:t>
-            </w:r>
-            <w:proofErr w:type="spellEnd"/>
-            <w:r>
-              <w:rPr>
-                <w:rFonts w:ascii="Courier New" w:hAnsi="Courier New" w:cs="Courier New"/>
-                <w:lang w:val="en-ID"/>
-              </w:rPr>
-              <w:t xml:space="preserve"> </w:t>
-            </w:r>
-            <w:proofErr w:type="spellStart"/>
-            <w:r>
-              <w:rPr>
-                <w:rFonts w:ascii="Courier New" w:hAnsi="Courier New" w:cs="Courier New"/>
-                <w:lang w:val="en-ID"/>
-              </w:rPr>
-              <w:t>untuk</w:t>
-            </w:r>
-            <w:proofErr w:type="spellEnd"/>
-            <w:r>
-              <w:rPr>
-                <w:rFonts w:ascii="Courier New" w:hAnsi="Courier New" w:cs="Courier New"/>
-                <w:lang w:val="en-ID"/>
-              </w:rPr>
-              <w:t xml:space="preserve"> </w:t>
-            </w:r>
-            <w:proofErr w:type="spellStart"/>
-            <w:r>
-              <w:rPr>
-                <w:rFonts w:ascii="Courier New" w:hAnsi="Courier New" w:cs="Courier New"/>
-                <w:lang w:val="en-ID"/>
-              </w:rPr>
-              <w:t>membuat</w:t>
-            </w:r>
-            <w:proofErr w:type="spellEnd"/>
-            <w:r>
-              <w:rPr>
-                <w:rFonts w:ascii="Courier New" w:hAnsi="Courier New" w:cs="Courier New"/>
-                <w:lang w:val="en-ID"/>
-              </w:rPr>
-              <w:t xml:space="preserve"> heading </w:t>
-            </w:r>
-            <w:proofErr w:type="spellStart"/>
-            <w:r>
-              <w:rPr>
-                <w:rFonts w:ascii="Courier New" w:hAnsi="Courier New" w:cs="Courier New"/>
-                <w:lang w:val="en-ID"/>
-              </w:rPr>
-              <w:t>saja</w:t>
-            </w:r>
-            <w:proofErr w:type="spellEnd"/>
-            <w:r>
-              <w:rPr>
-                <w:rFonts w:ascii="Courier New" w:hAnsi="Courier New" w:cs="Courier New"/>
-                <w:lang w:val="en-ID"/>
-              </w:rPr>
-              <w:t xml:space="preserve">. </w:t>
-            </w:r>
-            <w:proofErr w:type="spellStart"/>
-            <w:r>
-              <w:rPr>
-                <w:rFonts w:ascii="Courier New" w:hAnsi="Courier New" w:cs="Courier New"/>
-                <w:lang w:val="en-ID"/>
-              </w:rPr>
-              <w:t>Jangan</w:t>
-            </w:r>
-            <w:proofErr w:type="spellEnd"/>
-            <w:r>
-              <w:rPr>
-                <w:rFonts w:ascii="Courier New" w:hAnsi="Courier New" w:cs="Courier New"/>
-                <w:lang w:val="en-ID"/>
-              </w:rPr>
-              <w:t xml:space="preserve"> </w:t>
-            </w:r>
-            <w:proofErr w:type="spellStart"/>
-            <w:r>
-              <w:rPr>
-                <w:rFonts w:ascii="Courier New" w:hAnsi="Courier New" w:cs="Courier New"/>
-                <w:lang w:val="en-ID"/>
-              </w:rPr>
-              <w:t>gunakan</w:t>
-            </w:r>
-            <w:proofErr w:type="spellEnd"/>
-            <w:r>
-              <w:rPr>
-                <w:rFonts w:ascii="Courier New" w:hAnsi="Courier New" w:cs="Courier New"/>
-                <w:lang w:val="en-ID"/>
-              </w:rPr>
-              <w:t xml:space="preserve"> tag </w:t>
-            </w:r>
-            <w:proofErr w:type="spellStart"/>
-            <w:r>
-              <w:rPr>
-                <w:rFonts w:ascii="Courier New" w:hAnsi="Courier New" w:cs="Courier New"/>
-                <w:lang w:val="en-ID"/>
-              </w:rPr>
-              <w:t>tersebut</w:t>
-            </w:r>
-            <w:proofErr w:type="spellEnd"/>
-            <w:r>
-              <w:rPr>
-                <w:rFonts w:ascii="Courier New" w:hAnsi="Courier New" w:cs="Courier New"/>
-                <w:lang w:val="en-ID"/>
-              </w:rPr>
-              <w:t xml:space="preserve"> </w:t>
-            </w:r>
-            <w:proofErr w:type="spellStart"/>
-            <w:r>
-              <w:rPr>
-                <w:rFonts w:ascii="Courier New" w:hAnsi="Courier New" w:cs="Courier New"/>
-                <w:lang w:val="en-ID"/>
-              </w:rPr>
-              <w:t>hanya</w:t>
-            </w:r>
-            <w:proofErr w:type="spellEnd"/>
-            <w:r>
-              <w:rPr>
-                <w:rFonts w:ascii="Courier New" w:hAnsi="Courier New" w:cs="Courier New"/>
-                <w:lang w:val="en-ID"/>
-              </w:rPr>
-              <w:t xml:space="preserve"> </w:t>
-            </w:r>
-            <w:proofErr w:type="spellStart"/>
-            <w:r>
-              <w:rPr>
-                <w:rFonts w:ascii="Courier New" w:hAnsi="Courier New" w:cs="Courier New"/>
-                <w:lang w:val="en-ID"/>
-              </w:rPr>
-              <w:t>untuk</w:t>
-            </w:r>
-            <w:proofErr w:type="spellEnd"/>
-            <w:r>
-              <w:rPr>
-                <w:rFonts w:ascii="Courier New" w:hAnsi="Courier New" w:cs="Courier New"/>
-                <w:lang w:val="en-ID"/>
-              </w:rPr>
-              <w:t xml:space="preserve"> </w:t>
-            </w:r>
-            <w:proofErr w:type="spellStart"/>
-            <w:r>
-              <w:rPr>
-                <w:rFonts w:ascii="Courier New" w:hAnsi="Courier New" w:cs="Courier New"/>
-                <w:lang w:val="en-ID"/>
-              </w:rPr>
-              <w:t>membuat</w:t>
-            </w:r>
-            <w:proofErr w:type="spellEnd"/>
-            <w:r>
-              <w:rPr>
-                <w:rFonts w:ascii="Courier New" w:hAnsi="Courier New" w:cs="Courier New"/>
-                <w:lang w:val="en-ID"/>
-              </w:rPr>
-              <w:t xml:space="preserve"> </w:t>
-            </w:r>
-            <w:proofErr w:type="spellStart"/>
-            <w:r>
-              <w:rPr>
-                <w:rFonts w:ascii="Courier New" w:hAnsi="Courier New" w:cs="Courier New"/>
-                <w:lang w:val="en-ID"/>
-              </w:rPr>
-              <w:t>huruf</w:t>
-            </w:r>
-            <w:proofErr w:type="spellEnd"/>
-            <w:r>
-              <w:rPr>
-                <w:rFonts w:ascii="Courier New" w:hAnsi="Courier New" w:cs="Courier New"/>
-                <w:lang w:val="en-ID"/>
-              </w:rPr>
-              <w:t xml:space="preserve"> </w:t>
-            </w:r>
-            <w:proofErr w:type="spellStart"/>
-            <w:r>
-              <w:rPr>
-                <w:rFonts w:ascii="Courier New" w:hAnsi="Courier New" w:cs="Courier New"/>
-                <w:lang w:val="en-ID"/>
-              </w:rPr>
-              <w:t>tebal</w:t>
-            </w:r>
-            <w:proofErr w:type="spellEnd"/>
-            <w:r>
-              <w:rPr>
-                <w:rFonts w:ascii="Courier New" w:hAnsi="Courier New" w:cs="Courier New"/>
-                <w:lang w:val="en-ID"/>
-              </w:rPr>
-              <w:t xml:space="preserve">. </w:t>
-            </w:r>
-            <w:proofErr w:type="spellStart"/>
-            <w:r>
-              <w:rPr>
-                <w:rFonts w:ascii="Courier New" w:hAnsi="Courier New" w:cs="Courier New"/>
-                <w:lang w:val="en-ID"/>
-              </w:rPr>
-              <w:t>Gunakan</w:t>
-            </w:r>
-            <w:proofErr w:type="spellEnd"/>
-            <w:r>
-              <w:rPr>
-                <w:rFonts w:ascii="Courier New" w:hAnsi="Courier New" w:cs="Courier New"/>
-                <w:lang w:val="en-ID"/>
-              </w:rPr>
-              <w:t xml:space="preserve"> tag lain </w:t>
-            </w:r>
-            <w:proofErr w:type="spellStart"/>
-            <w:r>
-              <w:rPr>
-                <w:rFonts w:ascii="Courier New" w:hAnsi="Courier New" w:cs="Courier New"/>
-                <w:lang w:val="en-ID"/>
-              </w:rPr>
-              <w:t>untuk</w:t>
-            </w:r>
-            <w:proofErr w:type="spellEnd"/>
-            <w:r>
-              <w:rPr>
-                <w:rFonts w:ascii="Courier New" w:hAnsi="Courier New" w:cs="Courier New"/>
-                <w:lang w:val="en-ID"/>
-              </w:rPr>
-              <w:t xml:space="preserve"> </w:t>
-            </w:r>
-            <w:proofErr w:type="spellStart"/>
-            <w:r>
-              <w:rPr>
-                <w:rFonts w:ascii="Courier New" w:hAnsi="Courier New" w:cs="Courier New"/>
-                <w:lang w:val="en-ID"/>
-              </w:rPr>
-              <w:t>keperluan</w:t>
-            </w:r>
-            <w:proofErr w:type="spellEnd"/>
-            <w:r>
-              <w:rPr>
-                <w:rFonts w:ascii="Courier New" w:hAnsi="Courier New" w:cs="Courier New"/>
-                <w:lang w:val="en-ID"/>
-              </w:rPr>
-              <w:t xml:space="preserve"> </w:t>
-            </w:r>
-            <w:proofErr w:type="spellStart"/>
-            <w:r>
-              <w:rPr>
-                <w:rFonts w:ascii="Courier New" w:hAnsi="Courier New" w:cs="Courier New"/>
-                <w:lang w:val="en-ID"/>
-              </w:rPr>
-              <w:t>itu</w:t>
-            </w:r>
-            <w:proofErr w:type="spellEnd"/>
-            <w:r>
-              <w:rPr>
-                <w:rFonts w:ascii="Courier New" w:hAnsi="Courier New" w:cs="Courier New"/>
-                <w:lang w:val="en-ID"/>
-              </w:rPr>
-              <w:t>.&lt;/p&gt;</w:t>
-            </w:r>
-          </w:p>
-          <w:p>
-            <w:pPr>
-              <w:rPr>
-                <w:rFonts w:ascii="Courier New" w:hAnsi="Courier New" w:cs="Courier New"/>
-                <w:lang w:val="en-ID"/>
-              </w:rPr>
-            </w:pPr>
-            <w:r>
-              <w:rPr>
-                <w:rFonts w:ascii="Courier New" w:hAnsi="Courier New" w:cs="Courier New"/>
-                <w:lang w:val="en-ID"/>
-              </w:rPr>
-              <w:t xml:space="preserve">    &lt;p&gt;Heading di </w:t>
-            </w:r>
-            <w:proofErr w:type="spellStart"/>
-            <w:r>
-              <w:rPr>
-                <w:rFonts w:ascii="Courier New" w:hAnsi="Courier New" w:cs="Courier New"/>
-                <w:lang w:val="en-ID"/>
-              </w:rPr>
-              <w:t>atas</w:t>
-            </w:r>
-            <w:proofErr w:type="spellEnd"/>
-            <w:r>
-              <w:rPr>
-                <w:rFonts w:ascii="Courier New" w:hAnsi="Courier New" w:cs="Courier New"/>
-                <w:lang w:val="en-ID"/>
-              </w:rPr>
-              <w:t xml:space="preserve"> </w:t>
-            </w:r>
-            <w:proofErr w:type="spellStart"/>
-            <w:r>
-              <w:rPr>
-                <w:rFonts w:ascii="Courier New" w:hAnsi="Courier New" w:cs="Courier New"/>
-                <w:lang w:val="en-ID"/>
-              </w:rPr>
-              <w:t>telah</w:t>
-            </w:r>
-            <w:proofErr w:type="spellEnd"/>
-            <w:r>
-              <w:rPr>
-                <w:rFonts w:ascii="Courier New" w:hAnsi="Courier New" w:cs="Courier New"/>
-                <w:lang w:val="en-ID"/>
-              </w:rPr>
-              <w:t xml:space="preserve"> </w:t>
-            </w:r>
-            <w:proofErr w:type="spellStart"/>
-            <w:r>
-              <w:rPr>
-                <w:rFonts w:ascii="Courier New" w:hAnsi="Courier New" w:cs="Courier New"/>
-                <w:lang w:val="en-ID"/>
-              </w:rPr>
-              <w:t>diposisikan</w:t>
-            </w:r>
-            <w:proofErr w:type="spellEnd"/>
-            <w:r>
-              <w:rPr>
-                <w:rFonts w:ascii="Courier New" w:hAnsi="Courier New" w:cs="Courier New"/>
-                <w:lang w:val="en-ID"/>
-              </w:rPr>
-              <w:t xml:space="preserve"> </w:t>
-            </w:r>
-            <w:proofErr w:type="spellStart"/>
-            <w:r>
-              <w:rPr>
-                <w:rFonts w:ascii="Courier New" w:hAnsi="Courier New" w:cs="Courier New"/>
-                <w:lang w:val="en-ID"/>
-              </w:rPr>
-              <w:t>untuk</w:t>
-            </w:r>
-            <w:proofErr w:type="spellEnd"/>
-            <w:r>
-              <w:rPr>
-                <w:rFonts w:ascii="Courier New" w:hAnsi="Courier New" w:cs="Courier New"/>
-                <w:lang w:val="en-ID"/>
-              </w:rPr>
-              <w:t xml:space="preserve"> </w:t>
-            </w:r>
-            <w:proofErr w:type="spellStart"/>
-            <w:r>
-              <w:rPr>
-                <w:rFonts w:ascii="Courier New" w:hAnsi="Courier New" w:cs="Courier New"/>
-                <w:lang w:val="en-ID"/>
-              </w:rPr>
-              <w:t>berada</w:t>
-            </w:r>
-            <w:proofErr w:type="spellEnd"/>
-            <w:r>
-              <w:rPr>
-                <w:rFonts w:ascii="Courier New" w:hAnsi="Courier New" w:cs="Courier New"/>
-                <w:lang w:val="en-ID"/>
-              </w:rPr>
-              <w:t xml:space="preserve"> di </w:t>
-            </w:r>
-            <w:proofErr w:type="spellStart"/>
-            <w:r>
-              <w:rPr>
-                <w:rFonts w:ascii="Courier New" w:hAnsi="Courier New" w:cs="Courier New"/>
-                <w:lang w:val="en-ID"/>
-              </w:rPr>
-              <w:t>tengah</w:t>
-            </w:r>
-            <w:proofErr w:type="spellEnd"/>
-            <w:r>
-              <w:rPr>
-                <w:rFonts w:ascii="Courier New" w:hAnsi="Courier New" w:cs="Courier New"/>
-                <w:lang w:val="en-ID"/>
-              </w:rPr>
-              <w:t xml:space="preserve"> </w:t>
-            </w:r>
-            <w:proofErr w:type="spellStart"/>
-            <w:r>
-              <w:rPr>
-                <w:rFonts w:ascii="Courier New" w:hAnsi="Courier New" w:cs="Courier New"/>
-                <w:lang w:val="en-ID"/>
-              </w:rPr>
-              <w:t>halaman</w:t>
-            </w:r>
-            <w:proofErr w:type="spellEnd"/>
-            <w:r>
-              <w:rPr>
-                <w:rFonts w:ascii="Courier New" w:hAnsi="Courier New" w:cs="Courier New"/>
-                <w:lang w:val="en-ID"/>
-              </w:rPr>
-              <w:t xml:space="preserve"> </w:t>
-            </w:r>
-            <w:proofErr w:type="spellStart"/>
-            <w:r>
-              <w:rPr>
-                <w:rFonts w:ascii="Courier New" w:hAnsi="Courier New" w:cs="Courier New"/>
-                <w:lang w:val="en-ID"/>
-              </w:rPr>
-              <w:t>ini</w:t>
-            </w:r>
-            <w:proofErr w:type="spellEnd"/>
-            <w:r>
-              <w:rPr>
-                <w:rFonts w:ascii="Courier New" w:hAnsi="Courier New" w:cs="Courier New"/>
-                <w:lang w:val="en-ID"/>
-              </w:rPr>
-              <w:t>.&lt;/p&gt;</w:t>
+                <w:lang w:val="sv-SE"/>
+              </w:rPr>
+              <w:t xml:space="preserve">    &lt;p&gt;Heading di atas telah diposisikan untuk berada di tengah halaman ini.&lt;/p&gt;</w:t>
             </w:r>
           </w:p>
           <w:p>
@@ -10859,7 +5539,7 @@
           <w:numId w:val="10"/>
         </w:numPr>
       </w:pPr>
-      <w:bookmarkStart w:id="14" w:name="_Toc195388426"/>
+      <w:bookmarkStart w:id="14" w:name="_Toc232104483"/>
       <w:r>
         <w:t>Output Program</w:t>
       </w:r>
@@ -10952,7 +5632,7 @@
           <w:numId w:val="10"/>
         </w:numPr>
       </w:pPr>
-      <w:bookmarkStart w:id="16" w:name="_Toc195388427"/>
+      <w:bookmarkStart w:id="16" w:name="_Toc232104484"/>
       <w:proofErr w:type="spellStart"/>
       <w:r>
         <w:t>Pembahasan</w:t>
@@ -10965,78 +5645,16 @@
         <w:rPr>
           <w:rFonts w:cs="Times New Roman"/>
           <w:szCs w:val="24"/>
+          <w:lang w:val="sv-SE"/>
         </w:rPr>
       </w:pPr>
       <w:r>
         <w:rPr>
           <w:rFonts w:cs="Times New Roman" w:hint="cs"/>
           <w:szCs w:val="24"/>
-        </w:rPr>
-        <w:t xml:space="preserve">File </w:t>
-      </w:r>
-      <w:proofErr w:type="spellStart"/>
-      <w:r>
-        <w:rPr>
-          <w:rFonts w:cs="Times New Roman" w:hint="cs"/>
-          <w:szCs w:val="24"/>
-        </w:rPr>
-        <w:t>ini</w:t>
-      </w:r>
-      <w:proofErr w:type="spellEnd"/>
-      <w:r>
-        <w:rPr>
-          <w:rFonts w:cs="Times New Roman" w:hint="cs"/>
-          <w:szCs w:val="24"/>
-        </w:rPr>
-        <w:t xml:space="preserve"> </w:t>
-      </w:r>
-      <w:proofErr w:type="spellStart"/>
-      <w:r>
-        <w:rPr>
-          <w:rFonts w:cs="Times New Roman" w:hint="cs"/>
-          <w:szCs w:val="24"/>
-        </w:rPr>
-        <w:t>diawali</w:t>
-      </w:r>
-      <w:proofErr w:type="spellEnd"/>
-      <w:r>
-        <w:rPr>
-          <w:rFonts w:cs="Times New Roman" w:hint="cs"/>
-          <w:szCs w:val="24"/>
-        </w:rPr>
-        <w:t xml:space="preserve"> </w:t>
-      </w:r>
-      <w:proofErr w:type="spellStart"/>
-      <w:r>
-        <w:rPr>
-          <w:rFonts w:cs="Times New Roman" w:hint="cs"/>
-          <w:szCs w:val="24"/>
-        </w:rPr>
-        <w:t>dengan</w:t>
-      </w:r>
-      <w:proofErr w:type="spellEnd"/>
-      <w:r>
-        <w:rPr>
-          <w:rFonts w:cs="Times New Roman" w:hint="cs"/>
-          <w:szCs w:val="24"/>
-        </w:rPr>
-        <w:t xml:space="preserve"> tag </w:t>
-      </w:r>
-      <w:proofErr w:type="spellStart"/>
-      <w:r>
-        <w:rPr>
-          <w:rFonts w:cs="Times New Roman" w:hint="cs"/>
-          <w:szCs w:val="24"/>
-        </w:rPr>
-        <w:t>standar</w:t>
-      </w:r>
-      <w:proofErr w:type="spellEnd"/>
-      <w:r>
-        <w:rPr>
-          <w:rFonts w:cs="Times New Roman" w:hint="cs"/>
-          <w:szCs w:val="24"/>
-        </w:rPr>
-        <w:t xml:space="preserve"> </w:t>
+          <w:lang w:val="sv-SE"/>
+        </w:rPr>
+        <w:t xml:space="preserve">File ini diawali dengan tag standar </w:t>
       </w:r>
       <w:r>
         <w:rPr>
@@ -11044,6 +5662,7 @@
           <w:rFonts w:ascii="Times New Roman" w:eastAsiaTheme="minorHAnsi" w:hAnsi="Times New Roman" w:cs="Times New Roman" w:hint="cs"/>
           <w:sz w:val="24"/>
           <w:szCs w:val="24"/>
+          <w:lang w:val="sv-SE"/>
         </w:rPr>
         <w:t>&lt;html&gt;</w:t>
       </w:r>
@@ -11051,24 +5670,9 @@
         <w:rPr>
           <w:rFonts w:cs="Times New Roman" w:hint="cs"/>
           <w:szCs w:val="24"/>
-        </w:rPr>
-        <w:t xml:space="preserve"> dan </w:t>
-      </w:r>
-      <w:proofErr w:type="spellStart"/>
-      <w:r>
-        <w:rPr>
-          <w:rFonts w:cs="Times New Roman" w:hint="cs"/>
-          <w:szCs w:val="24"/>
-        </w:rPr>
-        <w:t>bagian</w:t>
-      </w:r>
-      <w:proofErr w:type="spellEnd"/>
-      <w:r>
-        <w:rPr>
-          <w:rFonts w:cs="Times New Roman" w:hint="cs"/>
-          <w:szCs w:val="24"/>
-        </w:rPr>
-        <w:t xml:space="preserve"> </w:t>
+          <w:lang w:val="sv-SE"/>
+        </w:rPr>
+        <w:t xml:space="preserve"> dan bagian </w:t>
       </w:r>
       <w:r>
         <w:rPr>
@@ -11076,6 +5680,7 @@
           <w:rFonts w:ascii="Times New Roman" w:eastAsiaTheme="minorHAnsi" w:hAnsi="Times New Roman" w:cs="Times New Roman" w:hint="cs"/>
           <w:sz w:val="24"/>
           <w:szCs w:val="24"/>
+          <w:lang w:val="sv-SE"/>
         </w:rPr>
         <w:t>&lt;head&gt;</w:t>
       </w:r>
@@ -11083,88 +5688,9 @@
         <w:rPr>
           <w:rFonts w:cs="Times New Roman" w:hint="cs"/>
           <w:szCs w:val="24"/>
-        </w:rPr>
-        <w:t xml:space="preserve"> yang </w:t>
-      </w:r>
-      <w:proofErr w:type="spellStart"/>
-      <w:r>
-        <w:rPr>
-          <w:rFonts w:cs="Times New Roman" w:hint="cs"/>
-          <w:szCs w:val="24"/>
-        </w:rPr>
-        <w:t>memuat</w:t>
-      </w:r>
-      <w:proofErr w:type="spellEnd"/>
-      <w:r>
-        <w:rPr>
-          <w:rFonts w:cs="Times New Roman" w:hint="cs"/>
-          <w:szCs w:val="24"/>
-        </w:rPr>
-        <w:t xml:space="preserve"> </w:t>
-      </w:r>
-      <w:proofErr w:type="spellStart"/>
-      <w:r>
-        <w:rPr>
-          <w:rFonts w:cs="Times New Roman" w:hint="cs"/>
-          <w:szCs w:val="24"/>
-        </w:rPr>
-        <w:t>judul</w:t>
-      </w:r>
-      <w:proofErr w:type="spellEnd"/>
-      <w:r>
-        <w:rPr>
-          <w:rFonts w:cs="Times New Roman" w:hint="cs"/>
-          <w:szCs w:val="24"/>
-        </w:rPr>
-        <w:t xml:space="preserve"> </w:t>
-      </w:r>
-      <w:proofErr w:type="spellStart"/>
-      <w:r>
-        <w:rPr>
-          <w:rFonts w:cs="Times New Roman" w:hint="cs"/>
-          <w:szCs w:val="24"/>
-        </w:rPr>
-        <w:t>halaman</w:t>
-      </w:r>
-      <w:proofErr w:type="spellEnd"/>
-      <w:r>
-        <w:rPr>
-          <w:rFonts w:cs="Times New Roman" w:hint="cs"/>
-          <w:szCs w:val="24"/>
-        </w:rPr>
-        <w:t xml:space="preserve"> "</w:t>
-      </w:r>
-      <w:proofErr w:type="spellStart"/>
-      <w:r>
-        <w:rPr>
-          <w:rFonts w:cs="Times New Roman" w:hint="cs"/>
-          <w:szCs w:val="24"/>
-        </w:rPr>
-        <w:t>Belajar</w:t>
-      </w:r>
-      <w:proofErr w:type="spellEnd"/>
-      <w:r>
-        <w:rPr>
-          <w:rFonts w:cs="Times New Roman" w:hint="cs"/>
-          <w:szCs w:val="24"/>
-        </w:rPr>
-        <w:t xml:space="preserve"> PW" </w:t>
-      </w:r>
-      <w:proofErr w:type="spellStart"/>
-      <w:r>
-        <w:rPr>
-          <w:rFonts w:cs="Times New Roman" w:hint="cs"/>
-          <w:szCs w:val="24"/>
-        </w:rPr>
-        <w:t>melalui</w:t>
-      </w:r>
-      <w:proofErr w:type="spellEnd"/>
-      <w:r>
-        <w:rPr>
-          <w:rFonts w:cs="Times New Roman" w:hint="cs"/>
-          <w:szCs w:val="24"/>
-        </w:rPr>
-        <w:t xml:space="preserve"> tag </w:t>
+          <w:lang w:val="sv-SE"/>
+        </w:rPr>
+        <w:t xml:space="preserve"> yang memuat judul halaman "Belajar PW" melalui tag </w:t>
       </w:r>
       <w:r>
         <w:rPr>
@@ -11172,6 +5698,7 @@
           <w:rFonts w:ascii="Times New Roman" w:eastAsiaTheme="minorHAnsi" w:hAnsi="Times New Roman" w:cs="Times New Roman" w:hint="cs"/>
           <w:sz w:val="24"/>
           <w:szCs w:val="24"/>
+          <w:lang w:val="sv-SE"/>
         </w:rPr>
         <w:t>&lt;title&gt;</w:t>
       </w:r>
@@ -11179,40 +5706,9 @@
         <w:rPr>
           <w:rFonts w:cs="Times New Roman" w:hint="cs"/>
           <w:szCs w:val="24"/>
-        </w:rPr>
-        <w:t xml:space="preserve">. Di </w:t>
-      </w:r>
-      <w:proofErr w:type="spellStart"/>
-      <w:r>
-        <w:rPr>
-          <w:rFonts w:cs="Times New Roman" w:hint="cs"/>
-          <w:szCs w:val="24"/>
-        </w:rPr>
-        <w:t>dalam</w:t>
-      </w:r>
-      <w:proofErr w:type="spellEnd"/>
-      <w:r>
-        <w:rPr>
-          <w:rFonts w:cs="Times New Roman" w:hint="cs"/>
-          <w:szCs w:val="24"/>
-        </w:rPr>
-        <w:t xml:space="preserve"> </w:t>
-      </w:r>
-      <w:proofErr w:type="spellStart"/>
-      <w:r>
-        <w:rPr>
-          <w:rFonts w:cs="Times New Roman" w:hint="cs"/>
-          <w:szCs w:val="24"/>
-        </w:rPr>
-        <w:t>bagian</w:t>
-      </w:r>
-      <w:proofErr w:type="spellEnd"/>
-      <w:r>
-        <w:rPr>
-          <w:rFonts w:cs="Times New Roman" w:hint="cs"/>
-          <w:szCs w:val="24"/>
-        </w:rPr>
-        <w:t xml:space="preserve"> </w:t>
+          <w:lang w:val="sv-SE"/>
+        </w:rPr>
+        <w:t xml:space="preserve">. Di dalam bagian </w:t>
       </w:r>
       <w:r>
         <w:rPr>
@@ -11220,6 +5716,7 @@
           <w:rFonts w:ascii="Times New Roman" w:eastAsiaTheme="minorHAnsi" w:hAnsi="Times New Roman" w:cs="Times New Roman" w:hint="cs"/>
           <w:sz w:val="24"/>
           <w:szCs w:val="24"/>
+          <w:lang w:val="sv-SE"/>
         </w:rPr>
         <w:t>&lt;body&gt;</w:t>
       </w:r>
@@ -11227,259 +5724,61 @@
         <w:rPr>
           <w:rFonts w:cs="Times New Roman" w:hint="cs"/>
           <w:szCs w:val="24"/>
-        </w:rPr>
-        <w:t xml:space="preserve">, </w:t>
-      </w:r>
-      <w:proofErr w:type="spellStart"/>
-      <w:r>
-        <w:rPr>
-          <w:rFonts w:cs="Times New Roman" w:hint="cs"/>
-          <w:szCs w:val="24"/>
-        </w:rPr>
-        <w:t>digunakan</w:t>
-      </w:r>
-      <w:proofErr w:type="spellEnd"/>
-      <w:r>
-        <w:rPr>
-          <w:rFonts w:cs="Times New Roman" w:hint="cs"/>
-          <w:szCs w:val="24"/>
-        </w:rPr>
-        <w:t xml:space="preserve"> </w:t>
-      </w:r>
-      <w:proofErr w:type="spellStart"/>
-      <w:r>
-        <w:rPr>
-          <w:rFonts w:cs="Times New Roman" w:hint="cs"/>
-          <w:szCs w:val="24"/>
-        </w:rPr>
-        <w:t>atribut</w:t>
-      </w:r>
-      <w:proofErr w:type="spellEnd"/>
-      <w:r>
-        <w:rPr>
-          <w:rFonts w:cs="Times New Roman" w:hint="cs"/>
-          <w:szCs w:val="24"/>
-        </w:rPr>
-        <w:t xml:space="preserve"> </w:t>
-      </w:r>
-      <w:proofErr w:type="spellStart"/>
+          <w:lang w:val="sv-SE"/>
+        </w:rPr>
+        <w:t xml:space="preserve">, digunakan atribut </w:t>
+      </w:r>
       <w:r>
         <w:rPr>
           <w:rStyle w:val="HTMLCode"/>
           <w:rFonts w:ascii="Times New Roman" w:eastAsiaTheme="minorHAnsi" w:hAnsi="Times New Roman" w:cs="Times New Roman" w:hint="cs"/>
           <w:sz w:val="24"/>
           <w:szCs w:val="24"/>
-        </w:rPr>
-        <w:t>bgcolor</w:t>
-      </w:r>
-      <w:proofErr w:type="spellEnd"/>
+          <w:lang w:val="sv-SE"/>
+        </w:rPr>
+        <w:t>bgcolor="yellow"</w:t>
+      </w:r>
+      <w:r>
+        <w:rPr>
+          <w:rFonts w:cs="Times New Roman" w:hint="cs"/>
+          <w:szCs w:val="24"/>
+          <w:lang w:val="sv-SE"/>
+        </w:rPr>
+        <w:t xml:space="preserve"> untuk memberikan warna latar belakang kuning pada halaman</w:t>
+      </w:r>
+      <w:r>
+        <w:rPr>
+          <w:rFonts w:cs="Times New Roman"/>
+          <w:szCs w:val="24"/>
+          <w:lang w:val="sv-SE"/>
+        </w:rPr>
+        <w:t xml:space="preserve">. </w:t>
+      </w:r>
+      <w:r>
+        <w:rPr>
+          <w:rFonts w:cs="Times New Roman" w:hint="cs"/>
+          <w:szCs w:val="24"/>
+          <w:lang w:val="sv-SE"/>
+        </w:rPr>
+        <w:t xml:space="preserve">Selanjutnya terdapat enam heading mulai dari </w:t>
+      </w:r>
       <w:r>
         <w:rPr>
           <w:rStyle w:val="HTMLCode"/>
           <w:rFonts w:ascii="Times New Roman" w:eastAsiaTheme="minorHAnsi" w:hAnsi="Times New Roman" w:cs="Times New Roman" w:hint="cs"/>
           <w:sz w:val="24"/>
           <w:szCs w:val="24"/>
-        </w:rPr>
-        <w:t>="yellow"</w:t>
+          <w:lang w:val="sv-SE"/>
+        </w:rPr>
+        <w:t>&lt;h1&gt;</w:t>
       </w:r>
       <w:r>
         <w:rPr>
           <w:rFonts w:cs="Times New Roman" w:hint="cs"/>
           <w:szCs w:val="24"/>
-        </w:rPr>
-        <w:t xml:space="preserve"> </w:t>
-      </w:r>
-      <w:proofErr w:type="spellStart"/>
-      <w:r>
-        <w:rPr>
-          <w:rFonts w:cs="Times New Roman" w:hint="cs"/>
-          <w:szCs w:val="24"/>
-        </w:rPr>
-        <w:t>untuk</w:t>
-      </w:r>
-      <w:proofErr w:type="spellEnd"/>
-      <w:r>
-        <w:rPr>
-          <w:rFonts w:cs="Times New Roman" w:hint="cs"/>
-          <w:szCs w:val="24"/>
-        </w:rPr>
-        <w:t xml:space="preserve"> </w:t>
-      </w:r>
-      <w:proofErr w:type="spellStart"/>
-      <w:r>
-        <w:rPr>
-          <w:rFonts w:cs="Times New Roman" w:hint="cs"/>
-          <w:szCs w:val="24"/>
-        </w:rPr>
-        <w:t>memberikan</w:t>
-      </w:r>
-      <w:proofErr w:type="spellEnd"/>
-      <w:r>
-        <w:rPr>
-          <w:rFonts w:cs="Times New Roman" w:hint="cs"/>
-          <w:szCs w:val="24"/>
-        </w:rPr>
-        <w:t xml:space="preserve"> </w:t>
-      </w:r>
-      <w:proofErr w:type="spellStart"/>
-      <w:r>
-        <w:rPr>
-          <w:rFonts w:cs="Times New Roman" w:hint="cs"/>
-          <w:szCs w:val="24"/>
-        </w:rPr>
-        <w:t>warna</w:t>
-      </w:r>
-      <w:proofErr w:type="spellEnd"/>
-      <w:r>
-        <w:rPr>
-          <w:rFonts w:cs="Times New Roman" w:hint="cs"/>
-          <w:szCs w:val="24"/>
-        </w:rPr>
-        <w:t xml:space="preserve"> </w:t>
-      </w:r>
-      <w:proofErr w:type="spellStart"/>
-      <w:r>
-        <w:rPr>
-          <w:rFonts w:cs="Times New Roman" w:hint="cs"/>
-          <w:szCs w:val="24"/>
-        </w:rPr>
-        <w:t>latar</w:t>
-      </w:r>
-      <w:proofErr w:type="spellEnd"/>
-      <w:r>
-        <w:rPr>
-          <w:rFonts w:cs="Times New Roman" w:hint="cs"/>
-          <w:szCs w:val="24"/>
-        </w:rPr>
-        <w:t xml:space="preserve"> </w:t>
-      </w:r>
-      <w:proofErr w:type="spellStart"/>
-      <w:r>
-        <w:rPr>
-          <w:rFonts w:cs="Times New Roman" w:hint="cs"/>
-          <w:szCs w:val="24"/>
-        </w:rPr>
-        <w:t>belakang</w:t>
-      </w:r>
-      <w:proofErr w:type="spellEnd"/>
-      <w:r>
-        <w:rPr>
-          <w:rFonts w:cs="Times New Roman" w:hint="cs"/>
-          <w:szCs w:val="24"/>
-        </w:rPr>
-        <w:t xml:space="preserve"> </w:t>
-      </w:r>
-      <w:proofErr w:type="spellStart"/>
-      <w:r>
-        <w:rPr>
-          <w:rFonts w:cs="Times New Roman" w:hint="cs"/>
-          <w:szCs w:val="24"/>
-        </w:rPr>
-        <w:t>kuning</w:t>
-      </w:r>
-      <w:proofErr w:type="spellEnd"/>
-      <w:r>
-        <w:rPr>
-          <w:rFonts w:cs="Times New Roman" w:hint="cs"/>
-          <w:szCs w:val="24"/>
-        </w:rPr>
-        <w:t xml:space="preserve"> pada </w:t>
-      </w:r>
-      <w:proofErr w:type="spellStart"/>
-      <w:r>
-        <w:rPr>
-          <w:rFonts w:cs="Times New Roman" w:hint="cs"/>
-          <w:szCs w:val="24"/>
-        </w:rPr>
-        <w:t>halaman</w:t>
-      </w:r>
-      <w:proofErr w:type="spellEnd"/>
-      <w:r>
-        <w:rPr>
-          <w:rFonts w:cs="Times New Roman"/>
-          <w:szCs w:val="24"/>
-        </w:rPr>
-        <w:t xml:space="preserve">. </w:t>
-      </w:r>
-      <w:proofErr w:type="spellStart"/>
-      <w:r>
-        <w:rPr>
-          <w:rFonts w:cs="Times New Roman" w:hint="cs"/>
-          <w:szCs w:val="24"/>
-        </w:rPr>
-        <w:t>Selanjutnya</w:t>
-      </w:r>
-      <w:proofErr w:type="spellEnd"/>
-      <w:r>
-        <w:rPr>
-          <w:rFonts w:cs="Times New Roman" w:hint="cs"/>
-          <w:szCs w:val="24"/>
-        </w:rPr>
-        <w:t xml:space="preserve"> </w:t>
-      </w:r>
-      <w:proofErr w:type="spellStart"/>
-      <w:r>
-        <w:rPr>
-          <w:rFonts w:cs="Times New Roman" w:hint="cs"/>
-          <w:szCs w:val="24"/>
-        </w:rPr>
-        <w:t>terdapat</w:t>
-      </w:r>
-      <w:proofErr w:type="spellEnd"/>
-      <w:r>
-        <w:rPr>
-          <w:rFonts w:cs="Times New Roman" w:hint="cs"/>
-          <w:szCs w:val="24"/>
-        </w:rPr>
-        <w:t xml:space="preserve"> </w:t>
-      </w:r>
-      <w:proofErr w:type="spellStart"/>
-      <w:r>
-        <w:rPr>
-          <w:rFonts w:cs="Times New Roman" w:hint="cs"/>
-          <w:szCs w:val="24"/>
-        </w:rPr>
-        <w:t>enam</w:t>
-      </w:r>
-      <w:proofErr w:type="spellEnd"/>
-      <w:r>
-        <w:rPr>
-          <w:rFonts w:cs="Times New Roman" w:hint="cs"/>
-          <w:szCs w:val="24"/>
-        </w:rPr>
-        <w:t xml:space="preserve"> heading </w:t>
-      </w:r>
-      <w:proofErr w:type="spellStart"/>
-      <w:r>
-        <w:rPr>
-          <w:rFonts w:cs="Times New Roman" w:hint="cs"/>
-          <w:szCs w:val="24"/>
-        </w:rPr>
-        <w:t>mulai</w:t>
-      </w:r>
-      <w:proofErr w:type="spellEnd"/>
-      <w:r>
-        <w:rPr>
-          <w:rFonts w:cs="Times New Roman" w:hint="cs"/>
-          <w:szCs w:val="24"/>
-        </w:rPr>
-        <w:t xml:space="preserve"> </w:t>
-      </w:r>
-      <w:proofErr w:type="spellStart"/>
-      <w:r>
-        <w:rPr>
-          <w:rFonts w:cs="Times New Roman" w:hint="cs"/>
-          <w:szCs w:val="24"/>
-        </w:rPr>
-        <w:t>dari</w:t>
-      </w:r>
-      <w:proofErr w:type="spellEnd"/>
-      <w:r>
-        <w:rPr>
-          <w:rFonts w:cs="Times New Roman" w:hint="cs"/>
-          <w:szCs w:val="24"/>
-        </w:rPr>
-        <w:t xml:space="preserve"> </w:t>
+          <w:lang w:val="sv-SE"/>
+        </w:rPr>
+        <w:t xml:space="preserve"> hingga </w:t>
       </w:r>
       <w:r>
         <w:rPr>
@@ -11487,31 +5786,17 @@
           <w:rFonts w:ascii="Times New Roman" w:eastAsiaTheme="minorHAnsi" w:hAnsi="Times New Roman" w:cs="Times New Roman" w:hint="cs"/>
           <w:sz w:val="24"/>
           <w:szCs w:val="24"/>
-        </w:rPr>
-        <w:t>&lt;h1&gt;</w:t>
+          <w:lang w:val="sv-SE"/>
+        </w:rPr>
+        <w:t>&lt;h6&gt;</w:t>
       </w:r>
       <w:r>
         <w:rPr>
           <w:rFonts w:cs="Times New Roman" w:hint="cs"/>
           <w:szCs w:val="24"/>
-        </w:rPr>
-        <w:t xml:space="preserve"> </w:t>
-      </w:r>
-      <w:proofErr w:type="spellStart"/>
-      <w:r>
-        <w:rPr>
-          <w:rFonts w:cs="Times New Roman" w:hint="cs"/>
-          <w:szCs w:val="24"/>
-        </w:rPr>
-        <w:t>hingga</w:t>
-      </w:r>
-      <w:proofErr w:type="spellEnd"/>
-      <w:r>
-        <w:rPr>
-          <w:rFonts w:cs="Times New Roman" w:hint="cs"/>
-          <w:szCs w:val="24"/>
-        </w:rPr>
-        <w:t xml:space="preserve"> </w:t>
+          <w:lang w:val="sv-SE"/>
+        </w:rPr>
+        <w:t xml:space="preserve">, yang menunjukkan tingkatan judul, dengan </w:t>
       </w:r>
       <w:r>
         <w:rPr>
@@ -11519,79 +5804,17 @@
           <w:rFonts w:ascii="Times New Roman" w:eastAsiaTheme="minorHAnsi" w:hAnsi="Times New Roman" w:cs="Times New Roman" w:hint="cs"/>
           <w:sz w:val="24"/>
           <w:szCs w:val="24"/>
-        </w:rPr>
-        <w:t>&lt;h6&gt;</w:t>
+          <w:lang w:val="sv-SE"/>
+        </w:rPr>
+        <w:t>&lt;h1&gt;</w:t>
       </w:r>
       <w:r>
         <w:rPr>
           <w:rFonts w:cs="Times New Roman" w:hint="cs"/>
           <w:szCs w:val="24"/>
-        </w:rPr>
-        <w:t xml:space="preserve">, yang </w:t>
-      </w:r>
-      <w:proofErr w:type="spellStart"/>
-      <w:r>
-        <w:rPr>
-          <w:rFonts w:cs="Times New Roman" w:hint="cs"/>
-          <w:szCs w:val="24"/>
-        </w:rPr>
-        <w:t>menunjukkan</w:t>
-      </w:r>
-      <w:proofErr w:type="spellEnd"/>
-      <w:r>
-        <w:rPr>
-          <w:rFonts w:cs="Times New Roman" w:hint="cs"/>
-          <w:szCs w:val="24"/>
-        </w:rPr>
-        <w:t xml:space="preserve"> </w:t>
-      </w:r>
-      <w:proofErr w:type="spellStart"/>
-      <w:r>
-        <w:rPr>
-          <w:rFonts w:cs="Times New Roman" w:hint="cs"/>
-          <w:szCs w:val="24"/>
-        </w:rPr>
-        <w:t>tingkatan</w:t>
-      </w:r>
-      <w:proofErr w:type="spellEnd"/>
-      <w:r>
-        <w:rPr>
-          <w:rFonts w:cs="Times New Roman" w:hint="cs"/>
-          <w:szCs w:val="24"/>
-        </w:rPr>
-        <w:t xml:space="preserve"> </w:t>
-      </w:r>
-      <w:proofErr w:type="spellStart"/>
-      <w:r>
-        <w:rPr>
-          <w:rFonts w:cs="Times New Roman" w:hint="cs"/>
-          <w:szCs w:val="24"/>
-        </w:rPr>
-        <w:t>judul</w:t>
-      </w:r>
-      <w:proofErr w:type="spellEnd"/>
-      <w:r>
-        <w:rPr>
-          <w:rFonts w:cs="Times New Roman" w:hint="cs"/>
-          <w:szCs w:val="24"/>
-        </w:rPr>
-        <w:t xml:space="preserve">, </w:t>
-      </w:r>
-      <w:proofErr w:type="spellStart"/>
-      <w:r>
-        <w:rPr>
-          <w:rFonts w:cs="Times New Roman" w:hint="cs"/>
-          <w:szCs w:val="24"/>
-        </w:rPr>
-        <w:t>dengan</w:t>
-      </w:r>
-      <w:proofErr w:type="spellEnd"/>
-      <w:r>
-        <w:rPr>
-          <w:rFonts w:cs="Times New Roman" w:hint="cs"/>
-          <w:szCs w:val="24"/>
-        </w:rPr>
-        <w:t xml:space="preserve"> </w:t>
+          <w:lang w:val="sv-SE"/>
+        </w:rPr>
+        <w:t xml:space="preserve"> sebagai heading terbesar dan paling penting, sedangkan </w:t>
       </w:r>
       <w:r>
         <w:rPr>
@@ -11599,79 +5822,17 @@
           <w:rFonts w:ascii="Times New Roman" w:eastAsiaTheme="minorHAnsi" w:hAnsi="Times New Roman" w:cs="Times New Roman" w:hint="cs"/>
           <w:sz w:val="24"/>
           <w:szCs w:val="24"/>
-        </w:rPr>
-        <w:t>&lt;h1&gt;</w:t>
+          <w:lang w:val="sv-SE"/>
+        </w:rPr>
+        <w:t>&lt;h6&gt;</w:t>
       </w:r>
       <w:r>
         <w:rPr>
           <w:rFonts w:cs="Times New Roman" w:hint="cs"/>
           <w:szCs w:val="24"/>
-        </w:rPr>
-        <w:t xml:space="preserve"> </w:t>
-      </w:r>
-      <w:proofErr w:type="spellStart"/>
-      <w:r>
-        <w:rPr>
-          <w:rFonts w:cs="Times New Roman" w:hint="cs"/>
-          <w:szCs w:val="24"/>
-        </w:rPr>
-        <w:t>sebagai</w:t>
-      </w:r>
-      <w:proofErr w:type="spellEnd"/>
-      <w:r>
-        <w:rPr>
-          <w:rFonts w:cs="Times New Roman" w:hint="cs"/>
-          <w:szCs w:val="24"/>
-        </w:rPr>
-        <w:t xml:space="preserve"> heading </w:t>
-      </w:r>
-      <w:proofErr w:type="spellStart"/>
-      <w:r>
-        <w:rPr>
-          <w:rFonts w:cs="Times New Roman" w:hint="cs"/>
-          <w:szCs w:val="24"/>
-        </w:rPr>
-        <w:t>terbesar</w:t>
-      </w:r>
-      <w:proofErr w:type="spellEnd"/>
-      <w:r>
-        <w:rPr>
-          <w:rFonts w:cs="Times New Roman" w:hint="cs"/>
-          <w:szCs w:val="24"/>
-        </w:rPr>
-        <w:t xml:space="preserve"> dan paling </w:t>
-      </w:r>
-      <w:proofErr w:type="spellStart"/>
-      <w:r>
-        <w:rPr>
-          <w:rFonts w:cs="Times New Roman" w:hint="cs"/>
-          <w:szCs w:val="24"/>
-        </w:rPr>
-        <w:t>penting</w:t>
-      </w:r>
-      <w:proofErr w:type="spellEnd"/>
-      <w:r>
-        <w:rPr>
-          <w:rFonts w:cs="Times New Roman" w:hint="cs"/>
-          <w:szCs w:val="24"/>
-        </w:rPr>
-        <w:t xml:space="preserve">, </w:t>
-      </w:r>
-      <w:proofErr w:type="spellStart"/>
-      <w:r>
-        <w:rPr>
-          <w:rFonts w:cs="Times New Roman" w:hint="cs"/>
-          <w:szCs w:val="24"/>
-        </w:rPr>
-        <w:t>sedangkan</w:t>
-      </w:r>
-      <w:proofErr w:type="spellEnd"/>
-      <w:r>
-        <w:rPr>
-          <w:rFonts w:cs="Times New Roman" w:hint="cs"/>
-          <w:szCs w:val="24"/>
-        </w:rPr>
-        <w:t xml:space="preserve"> </w:t>
+          <w:lang w:val="sv-SE"/>
+        </w:rPr>
+        <w:t xml:space="preserve"> adalah yang terkecil. Tag </w:t>
       </w:r>
       <w:r>
         <w:rPr>
@@ -11679,47 +5840,17 @@
           <w:rFonts w:ascii="Times New Roman" w:eastAsiaTheme="minorHAnsi" w:hAnsi="Times New Roman" w:cs="Times New Roman" w:hint="cs"/>
           <w:sz w:val="24"/>
           <w:szCs w:val="24"/>
-        </w:rPr>
-        <w:t>&lt;h6&gt;</w:t>
+          <w:lang w:val="sv-SE"/>
+        </w:rPr>
+        <w:t>&lt;h1&gt;</w:t>
       </w:r>
       <w:r>
         <w:rPr>
           <w:rFonts w:cs="Times New Roman" w:hint="cs"/>
           <w:szCs w:val="24"/>
-        </w:rPr>
-        <w:t xml:space="preserve"> </w:t>
-      </w:r>
-      <w:proofErr w:type="spellStart"/>
-      <w:r>
-        <w:rPr>
-          <w:rFonts w:cs="Times New Roman" w:hint="cs"/>
-          <w:szCs w:val="24"/>
-        </w:rPr>
-        <w:t>adalah</w:t>
-      </w:r>
-      <w:proofErr w:type="spellEnd"/>
-      <w:r>
-        <w:rPr>
-          <w:rFonts w:cs="Times New Roman" w:hint="cs"/>
-          <w:szCs w:val="24"/>
-        </w:rPr>
-        <w:t xml:space="preserve"> yang </w:t>
-      </w:r>
-      <w:proofErr w:type="spellStart"/>
-      <w:r>
-        <w:rPr>
-          <w:rFonts w:cs="Times New Roman" w:hint="cs"/>
-          <w:szCs w:val="24"/>
-        </w:rPr>
-        <w:t>terkecil</w:t>
-      </w:r>
-      <w:proofErr w:type="spellEnd"/>
-      <w:r>
-        <w:rPr>
-          <w:rFonts w:cs="Times New Roman" w:hint="cs"/>
-          <w:szCs w:val="24"/>
-        </w:rPr>
-        <w:t xml:space="preserve">. Tag </w:t>
+          <w:lang w:val="sv-SE"/>
+        </w:rPr>
+        <w:t xml:space="preserve"> juga menggunakan atribut </w:t>
       </w:r>
       <w:r>
         <w:rPr>
@@ -11727,227 +5858,32 @@
           <w:rFonts w:ascii="Times New Roman" w:eastAsiaTheme="minorHAnsi" w:hAnsi="Times New Roman" w:cs="Times New Roman" w:hint="cs"/>
           <w:sz w:val="24"/>
           <w:szCs w:val="24"/>
-        </w:rPr>
-        <w:t>&lt;h1&gt;</w:t>
+          <w:lang w:val="sv-SE"/>
+        </w:rPr>
+        <w:t>align="center"</w:t>
       </w:r>
       <w:r>
         <w:rPr>
           <w:rFonts w:cs="Times New Roman" w:hint="cs"/>
           <w:szCs w:val="24"/>
-        </w:rPr>
-        <w:t xml:space="preserve"> juga </w:t>
-      </w:r>
-      <w:proofErr w:type="spellStart"/>
-      <w:r>
-        <w:rPr>
-          <w:rFonts w:cs="Times New Roman" w:hint="cs"/>
-          <w:szCs w:val="24"/>
-        </w:rPr>
-        <w:t>menggunakan</w:t>
-      </w:r>
-      <w:proofErr w:type="spellEnd"/>
-      <w:r>
-        <w:rPr>
-          <w:rFonts w:cs="Times New Roman" w:hint="cs"/>
-          <w:szCs w:val="24"/>
-        </w:rPr>
-        <w:t xml:space="preserve"> </w:t>
-      </w:r>
-      <w:proofErr w:type="spellStart"/>
-      <w:r>
-        <w:rPr>
-          <w:rFonts w:cs="Times New Roman" w:hint="cs"/>
-          <w:szCs w:val="24"/>
-        </w:rPr>
-        <w:t>atribut</w:t>
-      </w:r>
-      <w:proofErr w:type="spellEnd"/>
-      <w:r>
-        <w:rPr>
-          <w:rFonts w:cs="Times New Roman" w:hint="cs"/>
-          <w:szCs w:val="24"/>
-        </w:rPr>
-        <w:t xml:space="preserve"> </w:t>
-      </w:r>
-      <w:r>
-        <w:rPr>
-          <w:rStyle w:val="HTMLCode"/>
-          <w:rFonts w:ascii="Times New Roman" w:eastAsiaTheme="minorHAnsi" w:hAnsi="Times New Roman" w:cs="Times New Roman" w:hint="cs"/>
-          <w:sz w:val="24"/>
-          <w:szCs w:val="24"/>
-        </w:rPr>
-        <w:t>align="center"</w:t>
-      </w:r>
-      <w:r>
-        <w:rPr>
-          <w:rFonts w:cs="Times New Roman" w:hint="cs"/>
-          <w:szCs w:val="24"/>
-        </w:rPr>
-        <w:t xml:space="preserve"> </w:t>
-      </w:r>
-      <w:proofErr w:type="spellStart"/>
-      <w:r>
-        <w:rPr>
-          <w:rFonts w:cs="Times New Roman" w:hint="cs"/>
-          <w:szCs w:val="24"/>
-        </w:rPr>
-        <w:t>untuk</w:t>
-      </w:r>
-      <w:proofErr w:type="spellEnd"/>
-      <w:r>
-        <w:rPr>
-          <w:rFonts w:cs="Times New Roman" w:hint="cs"/>
-          <w:szCs w:val="24"/>
-        </w:rPr>
-        <w:t xml:space="preserve"> </w:t>
-      </w:r>
-      <w:proofErr w:type="spellStart"/>
-      <w:r>
-        <w:rPr>
-          <w:rFonts w:cs="Times New Roman" w:hint="cs"/>
-          <w:szCs w:val="24"/>
-        </w:rPr>
-        <w:t>meratakan</w:t>
-      </w:r>
-      <w:proofErr w:type="spellEnd"/>
-      <w:r>
-        <w:rPr>
-          <w:rFonts w:cs="Times New Roman" w:hint="cs"/>
-          <w:szCs w:val="24"/>
-        </w:rPr>
-        <w:t xml:space="preserve"> </w:t>
-      </w:r>
-      <w:proofErr w:type="spellStart"/>
-      <w:r>
-        <w:rPr>
-          <w:rFonts w:cs="Times New Roman" w:hint="cs"/>
-          <w:szCs w:val="24"/>
-        </w:rPr>
-        <w:t>teks</w:t>
-      </w:r>
-      <w:proofErr w:type="spellEnd"/>
-      <w:r>
-        <w:rPr>
-          <w:rFonts w:cs="Times New Roman" w:hint="cs"/>
-          <w:szCs w:val="24"/>
-        </w:rPr>
-        <w:t xml:space="preserve"> </w:t>
-      </w:r>
-      <w:proofErr w:type="spellStart"/>
-      <w:r>
-        <w:rPr>
-          <w:rFonts w:cs="Times New Roman" w:hint="cs"/>
-          <w:szCs w:val="24"/>
-        </w:rPr>
-        <w:t>ke</w:t>
-      </w:r>
-      <w:proofErr w:type="spellEnd"/>
-      <w:r>
-        <w:rPr>
-          <w:rFonts w:cs="Times New Roman" w:hint="cs"/>
-          <w:szCs w:val="24"/>
-        </w:rPr>
-        <w:t xml:space="preserve"> </w:t>
-      </w:r>
-      <w:proofErr w:type="spellStart"/>
-      <w:r>
-        <w:rPr>
-          <w:rFonts w:cs="Times New Roman" w:hint="cs"/>
-          <w:szCs w:val="24"/>
-        </w:rPr>
-        <w:t>tengah</w:t>
-      </w:r>
-      <w:proofErr w:type="spellEnd"/>
-      <w:r>
-        <w:rPr>
-          <w:rFonts w:cs="Times New Roman" w:hint="cs"/>
-          <w:szCs w:val="24"/>
-        </w:rPr>
-        <w:t xml:space="preserve">. Dua </w:t>
-      </w:r>
-      <w:proofErr w:type="spellStart"/>
-      <w:r>
-        <w:rPr>
-          <w:rFonts w:cs="Times New Roman" w:hint="cs"/>
-          <w:szCs w:val="24"/>
-        </w:rPr>
-        <w:t>paragraf</w:t>
-      </w:r>
-      <w:proofErr w:type="spellEnd"/>
-      <w:r>
-        <w:rPr>
-          <w:rFonts w:cs="Times New Roman" w:hint="cs"/>
-          <w:szCs w:val="24"/>
-        </w:rPr>
-        <w:t xml:space="preserve"> di </w:t>
-      </w:r>
-      <w:proofErr w:type="spellStart"/>
-      <w:r>
-        <w:rPr>
-          <w:rFonts w:cs="Times New Roman" w:hint="cs"/>
-          <w:szCs w:val="24"/>
-        </w:rPr>
-        <w:t>bagian</w:t>
-      </w:r>
-      <w:proofErr w:type="spellEnd"/>
-      <w:r>
-        <w:rPr>
-          <w:rFonts w:cs="Times New Roman" w:hint="cs"/>
-          <w:szCs w:val="24"/>
-        </w:rPr>
-        <w:t xml:space="preserve"> </w:t>
-      </w:r>
-      <w:proofErr w:type="spellStart"/>
-      <w:r>
-        <w:rPr>
-          <w:rFonts w:cs="Times New Roman" w:hint="cs"/>
-          <w:szCs w:val="24"/>
-        </w:rPr>
-        <w:t>bawah</w:t>
-      </w:r>
-      <w:proofErr w:type="spellEnd"/>
+          <w:lang w:val="sv-SE"/>
+        </w:rPr>
+        <w:t xml:space="preserve"> untuk meratakan teks ke tengah. Dua paragraf di bagian bawah</w:t>
+      </w:r>
       <w:r>
         <w:rPr>
           <w:rFonts w:cs="Times New Roman"/>
           <w:szCs w:val="24"/>
-        </w:rPr>
-        <w:t xml:space="preserve"> </w:t>
-      </w:r>
-      <w:proofErr w:type="spellStart"/>
-      <w:r>
-        <w:rPr>
-          <w:rFonts w:cs="Times New Roman"/>
-          <w:szCs w:val="24"/>
-        </w:rPr>
-        <w:t>berisi</w:t>
-      </w:r>
-      <w:proofErr w:type="spellEnd"/>
-      <w:r>
-        <w:rPr>
-          <w:rFonts w:cs="Times New Roman"/>
-          <w:szCs w:val="24"/>
-        </w:rPr>
-        <w:t xml:space="preserve"> saran </w:t>
-      </w:r>
-      <w:proofErr w:type="spellStart"/>
-      <w:r>
-        <w:rPr>
-          <w:rFonts w:cs="Times New Roman"/>
-          <w:szCs w:val="24"/>
-        </w:rPr>
-        <w:t>pemakaian</w:t>
-      </w:r>
-      <w:proofErr w:type="spellEnd"/>
-      <w:r>
-        <w:rPr>
-          <w:rFonts w:cs="Times New Roman"/>
-          <w:szCs w:val="24"/>
-        </w:rPr>
-        <w:t xml:space="preserve"> heading.</w:t>
+          <w:lang w:val="sv-SE"/>
+        </w:rPr>
+        <w:t xml:space="preserve"> berisi saran pemakaian heading.</w:t>
       </w:r>
     </w:p>
     <w:p>
       <w:pPr>
+        <w:rPr>
+          <w:lang w:val="sv-SE"/>
+        </w:rPr>
         <w:sectPr>
           <w:pgSz w:w="12240" w:h="15840"/>
           <w:pgMar w:top="1701" w:right="1701" w:bottom="1701" w:left="2268" w:header="720" w:footer="720" w:gutter="0"/>
@@ -11959,9 +5895,15 @@
     <w:p>
       <w:pPr>
         <w:pStyle w:val="Heading1"/>
-      </w:pPr>
-      <w:bookmarkStart w:id="17" w:name="_Toc195388460"/>
-      <w:r>
+        <w:rPr>
+          <w:lang w:val="sv-SE"/>
+        </w:rPr>
+      </w:pPr>
+      <w:bookmarkStart w:id="17" w:name="_Toc232104485"/>
+      <w:r>
+        <w:rPr>
+          <w:lang w:val="sv-SE"/>
+        </w:rPr>
         <w:lastRenderedPageBreak/>
         <w:t>GITHUB</w:t>
       </w:r>
@@ -11970,8 +5912,14 @@
     <w:p>
       <w:pPr>
         <w:jc w:val="center"/>
-      </w:pPr>
-      <w:r>
+        <w:rPr>
+          <w:lang w:val="sv-SE"/>
+        </w:rPr>
+      </w:pPr>
+      <w:r>
+        <w:rPr>
+          <w:lang w:val="sv-SE"/>
+        </w:rPr>
         <w:t>https://</w:t>
       </w:r>
     </w:p>
@@ -11983,6 +5931,7 @@
         <w:rPr>
           <w:rFonts w:cs="Times New Roman"/>
           <w:szCs w:val="24"/>
+          <w:lang w:val="sv-SE"/>
         </w:rPr>
       </w:pPr>
     </w:p>
@@ -11994,6 +5943,7 @@
         <w:rPr>
           <w:rFonts w:cs="Times New Roman"/>
           <w:szCs w:val="24"/>
+          <w:lang w:val="sv-SE"/>
         </w:rPr>
         <w:sectPr>
           <w:pgSz w:w="12240" w:h="15840"/>
@@ -12006,12 +5956,16 @@
         <w:rPr>
           <w:rFonts w:cs="Times New Roman"/>
           <w:szCs w:val="24"/>
+          <w:lang w:val="sv-SE"/>
         </w:rPr>
         <w:tab/>
       </w:r>
     </w:p>
     <w:p>
       <w:pPr>
+        <w:rPr>
+          <w:lang w:val="sv-SE"/>
+        </w:rPr>
         <w:sectPr>
           <w:pgSz w:w="12240" w:h="15840"/>
           <w:pgMar w:top="1701" w:right="1701" w:bottom="1701" w:left="2268" w:header="720" w:footer="720" w:gutter="0"/>
@@ -12023,6 +5977,9 @@
     <w:p>
       <w:pPr>
         <w:pStyle w:val="Heading1"/>
+        <w:rPr>
+          <w:lang w:val="sv-SE"/>
+        </w:rPr>
       </w:pPr>
     </w:p>
     <w:sectPr>
